--- a/02.Ingles/Activities/GroupResearch Activity_Software Development(PRT)_hmf.docx
+++ b/02.Ingles/Activities/GroupResearch Activity_Software Development(PRT)_hmf.docx
@@ -1932,7 +1932,29 @@
           <w:szCs w:val="22"/>
           <w:lang w:val="en-GB"/>
         </w:rPr>
-        <w:t xml:space="preserve">A gerund is a verb form that ends in "-ing" and works like a noun in the structure of a sentence. </w:t>
+        <w:t>A gerund is a verb form that ends in "-</w:t>
+      </w:r>
+      <w:proofErr w:type="spellStart"/>
+      <w:r>
+        <w:rPr>
+          <w:rFonts w:ascii="Calibri Light" w:hAnsi="Calibri Light" w:cs="Calibri Light"/>
+          <w:bCs/>
+          <w:sz w:val="22"/>
+          <w:szCs w:val="22"/>
+          <w:lang w:val="en-GB"/>
+        </w:rPr>
+        <w:t>ing</w:t>
+      </w:r>
+      <w:proofErr w:type="spellEnd"/>
+      <w:r>
+        <w:rPr>
+          <w:rFonts w:ascii="Calibri Light" w:hAnsi="Calibri Light" w:cs="Calibri Light"/>
+          <w:bCs/>
+          <w:sz w:val="22"/>
+          <w:szCs w:val="22"/>
+          <w:lang w:val="en-GB"/>
+        </w:rPr>
+        <w:t xml:space="preserve">" and works like a noun in the structure of a sentence. </w:t>
       </w:r>
       <w:r>
         <w:rPr>
@@ -2117,11 +2139,11 @@
       </w:tblPr>
       <w:tblGrid>
         <w:gridCol w:w="440"/>
-        <w:gridCol w:w="1666"/>
-        <w:gridCol w:w="988"/>
-        <w:gridCol w:w="2623"/>
-        <w:gridCol w:w="1555"/>
-        <w:gridCol w:w="2556"/>
+        <w:gridCol w:w="1629"/>
+        <w:gridCol w:w="1286"/>
+        <w:gridCol w:w="2494"/>
+        <w:gridCol w:w="1543"/>
+        <w:gridCol w:w="2436"/>
       </w:tblGrid>
       <w:tr>
         <w:trPr>
@@ -2416,11 +2438,10 @@
                 <w:szCs w:val="22"/>
                 <w:lang w:val="en-GB"/>
               </w:rPr>
-              <w:t>/kənˈsiːvɪŋ/</w:t>
-            </w:r>
-          </w:p>
-          <w:p>
-            <w:pPr>
+              <w:t>/</w:t>
+            </w:r>
+            <w:proofErr w:type="spellStart"/>
+            <w:r>
               <w:rPr>
                 <w:rFonts w:ascii="Calibri Light" w:hAnsi="Calibri Light" w:cs="Calibri Light"/>
                 <w:bCs/>
@@ -2428,7 +2449,9 @@
                 <w:szCs w:val="22"/>
                 <w:lang w:val="en-GB"/>
               </w:rPr>
-            </w:pPr>
+              <w:t>kənˈsiːvɪŋ</w:t>
+            </w:r>
+            <w:proofErr w:type="spellEnd"/>
             <w:r>
               <w:rPr>
                 <w:rFonts w:ascii="Calibri Light" w:hAnsi="Calibri Light" w:cs="Calibri Light"/>
@@ -2437,7 +2460,50 @@
                 <w:szCs w:val="22"/>
                 <w:lang w:val="en-GB"/>
               </w:rPr>
-              <w:t>/Cãmciivin/</w:t>
+              <w:t>/</w:t>
+            </w:r>
+          </w:p>
+          <w:p>
+            <w:pPr>
+              <w:rPr>
+                <w:rFonts w:ascii="Calibri Light" w:hAnsi="Calibri Light" w:cs="Calibri Light"/>
+                <w:bCs/>
+                <w:sz w:val="22"/>
+                <w:szCs w:val="22"/>
+                <w:lang w:val="en-GB"/>
+              </w:rPr>
+            </w:pPr>
+            <w:r>
+              <w:rPr>
+                <w:rFonts w:ascii="Calibri Light" w:hAnsi="Calibri Light" w:cs="Calibri Light"/>
+                <w:bCs/>
+                <w:sz w:val="22"/>
+                <w:szCs w:val="22"/>
+                <w:lang w:val="en-GB"/>
+              </w:rPr>
+              <w:t>/</w:t>
+            </w:r>
+            <w:proofErr w:type="spellStart"/>
+            <w:r>
+              <w:rPr>
+                <w:rFonts w:ascii="Calibri Light" w:hAnsi="Calibri Light" w:cs="Calibri Light"/>
+                <w:bCs/>
+                <w:sz w:val="22"/>
+                <w:szCs w:val="22"/>
+                <w:lang w:val="en-GB"/>
+              </w:rPr>
+              <w:t>Cãmciivin</w:t>
+            </w:r>
+            <w:proofErr w:type="spellEnd"/>
+            <w:r>
+              <w:rPr>
+                <w:rFonts w:ascii="Calibri Light" w:hAnsi="Calibri Light" w:cs="Calibri Light"/>
+                <w:bCs/>
+                <w:sz w:val="22"/>
+                <w:szCs w:val="22"/>
+                <w:lang w:val="en-GB"/>
+              </w:rPr>
+              <w:t>/</w:t>
             </w:r>
           </w:p>
           <w:p>
@@ -2743,6 +2809,53 @@
                 <w:lang w:val="en-GB"/>
               </w:rPr>
             </w:pPr>
+            <w:r>
+              <w:rPr>
+                <w:rFonts w:ascii="Calibri Light" w:hAnsi="Calibri Light" w:cs="Calibri Light"/>
+                <w:sz w:val="22"/>
+                <w:szCs w:val="22"/>
+                <w:lang w:val="en-GB"/>
+              </w:rPr>
+              <w:t>Gerund,</w:t>
+            </w:r>
+          </w:p>
+          <w:p>
+            <w:pPr>
+              <w:rPr>
+                <w:rFonts w:ascii="Calibri Light" w:hAnsi="Calibri Light" w:cs="Calibri Light"/>
+                <w:sz w:val="22"/>
+                <w:szCs w:val="22"/>
+                <w:lang w:val="en-GB"/>
+              </w:rPr>
+            </w:pPr>
+            <w:r>
+              <w:rPr>
+                <w:rFonts w:ascii="Calibri Light" w:hAnsi="Calibri Light" w:cs="Calibri Light"/>
+                <w:sz w:val="22"/>
+                <w:szCs w:val="22"/>
+                <w:lang w:val="en-GB"/>
+              </w:rPr>
+              <w:t>Verbal,</w:t>
+            </w:r>
+          </w:p>
+          <w:p>
+            <w:pPr>
+              <w:rPr>
+                <w:rFonts w:ascii="Calibri Light" w:hAnsi="Calibri Light" w:cs="Calibri Light"/>
+                <w:sz w:val="22"/>
+                <w:szCs w:val="22"/>
+                <w:lang w:val="en-GB"/>
+              </w:rPr>
+            </w:pPr>
+            <w:r>
+              <w:rPr>
+                <w:rFonts w:ascii="Calibri Light" w:hAnsi="Calibri Light" w:cs="Calibri Light"/>
+                <w:sz w:val="22"/>
+                <w:szCs w:val="22"/>
+                <w:lang w:val="en-GB"/>
+              </w:rPr>
+              <w:t>noun</w:t>
+            </w:r>
           </w:p>
         </w:tc>
         <w:tc>
@@ -2758,6 +2871,33 @@
                 <w:lang w:val="en-GB"/>
               </w:rPr>
             </w:pPr>
+            <w:r>
+              <w:rPr>
+                <w:rFonts w:ascii="Calibri Light" w:hAnsi="Calibri Light" w:cs="Calibri Light"/>
+                <w:sz w:val="22"/>
+                <w:szCs w:val="22"/>
+                <w:lang w:val="en-GB"/>
+              </w:rPr>
+              <w:t>Preserve or revise a plan, a</w:t>
+            </w:r>
+            <w:r>
+              <w:rPr>
+                <w:rFonts w:ascii="Calibri Light" w:hAnsi="Calibri Light" w:cs="Calibri Light"/>
+                <w:sz w:val="22"/>
+                <w:szCs w:val="22"/>
+                <w:lang w:val="en-GB"/>
+              </w:rPr>
+              <w:t>n</w:t>
+            </w:r>
+            <w:r>
+              <w:rPr>
+                <w:rFonts w:ascii="Calibri Light" w:hAnsi="Calibri Light" w:cs="Calibri Light"/>
+                <w:sz w:val="22"/>
+                <w:szCs w:val="22"/>
+                <w:lang w:val="en-GB"/>
+              </w:rPr>
+              <w:t xml:space="preserve"> object or idea</w:t>
+            </w:r>
           </w:p>
         </w:tc>
         <w:tc>
@@ -2771,9 +2911,120 @@
                 <w:rFonts w:ascii="Calibri Light" w:hAnsi="Calibri Light" w:cs="Calibri Light"/>
                 <w:sz w:val="22"/>
                 <w:szCs w:val="22"/>
-                <w:lang w:val="en-GB"/>
-              </w:rPr>
-            </w:pPr>
+              </w:rPr>
+            </w:pPr>
+            <w:r>
+              <w:rPr>
+                <w:rFonts w:ascii="Calibri Light" w:hAnsi="Calibri Light" w:cs="Calibri Light"/>
+                <w:sz w:val="22"/>
+                <w:szCs w:val="22"/>
+              </w:rPr>
+              <w:t>/</w:t>
+            </w:r>
+            <w:proofErr w:type="spellStart"/>
+            <w:r>
+              <w:rPr>
+                <w:rFonts w:ascii="Calibri Light" w:hAnsi="Calibri Light" w:cs="Calibri Light"/>
+                <w:sz w:val="22"/>
+                <w:szCs w:val="22"/>
+              </w:rPr>
+              <w:t>mɛɪnt</w:t>
+            </w:r>
+            <w:r>
+              <w:rPr>
+                <w:rFonts w:ascii="Calibri Light" w:hAnsi="Calibri Light" w:cs="Calibri Light"/>
+                <w:sz w:val="22"/>
+                <w:szCs w:val="22"/>
+                <w:u w:val="single"/>
+              </w:rPr>
+              <w:t>eɪ</w:t>
+            </w:r>
+            <w:r>
+              <w:rPr>
+                <w:rFonts w:ascii="Calibri Light" w:hAnsi="Calibri Light" w:cs="Calibri Light"/>
+                <w:sz w:val="22"/>
+                <w:szCs w:val="22"/>
+              </w:rPr>
+              <w:t>n</w:t>
+            </w:r>
+            <w:r>
+              <w:rPr>
+                <w:rFonts w:ascii="Calibri Light" w:hAnsi="Calibri Light" w:cs="Calibri Light"/>
+                <w:sz w:val="22"/>
+                <w:szCs w:val="22"/>
+              </w:rPr>
+              <w:t>in</w:t>
+            </w:r>
+            <w:proofErr w:type="spellEnd"/>
+            <w:r>
+              <w:rPr>
+                <w:rFonts w:ascii="Calibri Light" w:hAnsi="Calibri Light" w:cs="Calibri Light"/>
+                <w:sz w:val="22"/>
+                <w:szCs w:val="22"/>
+              </w:rPr>
+              <w:t>/</w:t>
+            </w:r>
+          </w:p>
+          <w:p>
+            <w:pPr>
+              <w:rPr>
+                <w:rFonts w:ascii="Calibri Light" w:hAnsi="Calibri Light" w:cs="Calibri Light"/>
+                <w:sz w:val="22"/>
+                <w:szCs w:val="22"/>
+                <w:lang w:val="en-GB"/>
+              </w:rPr>
+            </w:pPr>
+            <w:r>
+              <w:rPr>
+                <w:rFonts w:ascii="Calibri Light" w:hAnsi="Calibri Light" w:cs="Calibri Light"/>
+                <w:sz w:val="22"/>
+                <w:szCs w:val="22"/>
+              </w:rPr>
+              <w:t>/</w:t>
+            </w:r>
+            <w:proofErr w:type="spellStart"/>
+            <w:r>
+              <w:rPr>
+                <w:rFonts w:ascii="Calibri Light" w:hAnsi="Calibri Light" w:cs="Calibri Light"/>
+                <w:sz w:val="22"/>
+                <w:szCs w:val="22"/>
+              </w:rPr>
+              <w:t>meɪnt</w:t>
+            </w:r>
+            <w:r>
+              <w:rPr>
+                <w:rFonts w:ascii="Calibri Light" w:hAnsi="Calibri Light" w:cs="Calibri Light"/>
+                <w:sz w:val="22"/>
+                <w:szCs w:val="22"/>
+                <w:u w:val="single"/>
+              </w:rPr>
+              <w:t>eɪ</w:t>
+            </w:r>
+            <w:r>
+              <w:rPr>
+                <w:rFonts w:ascii="Calibri Light" w:hAnsi="Calibri Light" w:cs="Calibri Light"/>
+                <w:sz w:val="22"/>
+                <w:szCs w:val="22"/>
+              </w:rPr>
+              <w:t>n</w:t>
+            </w:r>
+            <w:r>
+              <w:rPr>
+                <w:rFonts w:ascii="Calibri Light" w:hAnsi="Calibri Light" w:cs="Calibri Light"/>
+                <w:sz w:val="22"/>
+                <w:szCs w:val="22"/>
+              </w:rPr>
+              <w:t>in</w:t>
+            </w:r>
+            <w:proofErr w:type="spellEnd"/>
+            <w:r>
+              <w:rPr>
+                <w:rFonts w:ascii="Calibri Light" w:hAnsi="Calibri Light" w:cs="Calibri Light"/>
+                <w:sz w:val="22"/>
+                <w:szCs w:val="22"/>
+              </w:rPr>
+              <w:t>/</w:t>
+            </w:r>
           </w:p>
         </w:tc>
         <w:tc>
@@ -2790,6 +3041,94 @@
                 <w:lang w:val="en-GB"/>
               </w:rPr>
             </w:pPr>
+            <w:r>
+              <w:rPr>
+                <w:rFonts w:ascii="Calibri Light" w:hAnsi="Calibri Light" w:cs="Calibri Light"/>
+                <w:sz w:val="22"/>
+                <w:szCs w:val="22"/>
+                <w:lang w:val="en-GB"/>
+              </w:rPr>
+              <w:t>Gerund: “Maintaining job is such a hard work”</w:t>
+            </w:r>
+          </w:p>
+          <w:p>
+            <w:pPr>
+              <w:rPr>
+                <w:rFonts w:ascii="Calibri Light" w:hAnsi="Calibri Light" w:cs="Calibri Light"/>
+                <w:sz w:val="22"/>
+                <w:szCs w:val="22"/>
+                <w:lang w:val="en-GB"/>
+              </w:rPr>
+            </w:pPr>
+          </w:p>
+          <w:p>
+            <w:pPr>
+              <w:rPr>
+                <w:rFonts w:ascii="Calibri Light" w:hAnsi="Calibri Light" w:cs="Calibri Light"/>
+                <w:sz w:val="22"/>
+                <w:szCs w:val="22"/>
+                <w:lang w:val="en-GB"/>
+              </w:rPr>
+            </w:pPr>
+            <w:r>
+              <w:rPr>
+                <w:rFonts w:ascii="Calibri Light" w:hAnsi="Calibri Light" w:cs="Calibri Light"/>
+                <w:sz w:val="22"/>
+                <w:szCs w:val="22"/>
+                <w:lang w:val="en-GB"/>
+              </w:rPr>
+              <w:t>Verb</w:t>
+            </w:r>
+            <w:r>
+              <w:rPr>
+                <w:rFonts w:ascii="Calibri Light" w:hAnsi="Calibri Light" w:cs="Calibri Light"/>
+                <w:sz w:val="22"/>
+                <w:szCs w:val="22"/>
+                <w:lang w:val="en-GB"/>
+              </w:rPr>
+              <w:t>: “</w:t>
+            </w:r>
+            <w:r>
+              <w:rPr>
+                <w:rFonts w:ascii="Calibri Light" w:hAnsi="Calibri Light" w:cs="Calibri Light"/>
+                <w:bCs/>
+                <w:sz w:val="22"/>
+                <w:szCs w:val="22"/>
+                <w:lang w:val="en-GB"/>
+              </w:rPr>
+              <w:t xml:space="preserve">fixing bugs involved in creating and </w:t>
+            </w:r>
+            <w:r>
+              <w:rPr>
+                <w:rFonts w:ascii="Calibri Light" w:hAnsi="Calibri Light" w:cs="Calibri Light"/>
+                <w:bCs/>
+                <w:sz w:val="22"/>
+                <w:szCs w:val="22"/>
+                <w:u w:val="single"/>
+                <w:lang w:val="en-GB"/>
+              </w:rPr>
+              <w:t>maintaining</w:t>
+            </w:r>
+            <w:r>
+              <w:rPr>
+                <w:rFonts w:ascii="Calibri Light" w:hAnsi="Calibri Light" w:cs="Calibri Light"/>
+                <w:bCs/>
+                <w:sz w:val="22"/>
+                <w:szCs w:val="22"/>
+                <w:lang w:val="en-GB"/>
+              </w:rPr>
+              <w:t xml:space="preserve"> applications</w:t>
+            </w:r>
+            <w:r>
+              <w:rPr>
+                <w:rFonts w:ascii="Calibri Light" w:hAnsi="Calibri Light" w:cs="Calibri Light"/>
+                <w:bCs/>
+                <w:sz w:val="22"/>
+                <w:szCs w:val="22"/>
+                <w:lang w:val="en-GB"/>
+              </w:rPr>
+              <w:t>”</w:t>
+            </w:r>
           </w:p>
         </w:tc>
       </w:tr>
@@ -2866,6 +3205,15 @@
                 <w:lang w:val="en-GB"/>
               </w:rPr>
             </w:pPr>
+            <w:r>
+              <w:rPr>
+                <w:rFonts w:ascii="Calibri Light" w:hAnsi="Calibri Light" w:cs="Calibri Light"/>
+                <w:sz w:val="22"/>
+                <w:szCs w:val="22"/>
+                <w:lang w:val="en-GB"/>
+              </w:rPr>
+              <w:t>Noun</w:t>
+            </w:r>
           </w:p>
         </w:tc>
         <w:tc>
@@ -2878,9 +3226,18 @@
                 <w:rFonts w:ascii="Calibri Light" w:hAnsi="Calibri Light" w:cs="Calibri Light"/>
                 <w:sz w:val="22"/>
                 <w:szCs w:val="22"/>
-                <w:lang w:val="en-GB"/>
-              </w:rPr>
-            </w:pPr>
+                <w:lang w:val="en-US"/>
+              </w:rPr>
+            </w:pPr>
+            <w:r>
+              <w:rPr>
+                <w:rFonts w:ascii="Calibri Light" w:hAnsi="Calibri Light" w:cs="Calibri Light"/>
+                <w:sz w:val="22"/>
+                <w:szCs w:val="22"/>
+                <w:lang w:val="en-US"/>
+              </w:rPr>
+              <w:t>A framework is a particular set of rules, ideas, or beliefs which you use in order to deal with problems or to decide what to do.</w:t>
+            </w:r>
           </w:p>
         </w:tc>
         <w:tc>
@@ -2897,6 +3254,57 @@
                 <w:lang w:val="en-GB"/>
               </w:rPr>
             </w:pPr>
+            <w:r>
+              <w:rPr>
+                <w:rFonts w:ascii="Calibri Light" w:hAnsi="Calibri Light" w:cs="Calibri Light"/>
+                <w:sz w:val="22"/>
+                <w:szCs w:val="22"/>
+              </w:rPr>
+              <w:t>/</w:t>
+            </w:r>
+            <w:proofErr w:type="spellStart"/>
+            <w:r>
+              <w:rPr>
+                <w:rFonts w:ascii="Calibri Light" w:hAnsi="Calibri Light" w:cs="Calibri Light"/>
+                <w:sz w:val="22"/>
+                <w:szCs w:val="22"/>
+              </w:rPr>
+              <w:t>fr</w:t>
+            </w:r>
+            <w:r>
+              <w:rPr>
+                <w:rFonts w:ascii="Calibri Light" w:hAnsi="Calibri Light" w:cs="Calibri Light"/>
+                <w:sz w:val="22"/>
+                <w:szCs w:val="22"/>
+                <w:u w:val="single"/>
+              </w:rPr>
+              <w:t>eɪ</w:t>
+            </w:r>
+            <w:r>
+              <w:rPr>
+                <w:rFonts w:ascii="Calibri Light" w:hAnsi="Calibri Light" w:cs="Calibri Light"/>
+                <w:sz w:val="22"/>
+                <w:szCs w:val="22"/>
+              </w:rPr>
+              <w:t>mwɜːʳk</w:t>
+            </w:r>
+            <w:r>
+              <w:rPr>
+                <w:rFonts w:ascii="Calibri Light" w:hAnsi="Calibri Light" w:cs="Calibri Light"/>
+                <w:sz w:val="22"/>
+                <w:szCs w:val="22"/>
+              </w:rPr>
+              <w:t>s</w:t>
+            </w:r>
+            <w:proofErr w:type="spellEnd"/>
+            <w:r>
+              <w:rPr>
+                <w:rFonts w:ascii="Calibri Light" w:hAnsi="Calibri Light" w:cs="Calibri Light"/>
+                <w:sz w:val="22"/>
+                <w:szCs w:val="22"/>
+              </w:rPr>
+              <w:t>/</w:t>
+            </w:r>
           </w:p>
         </w:tc>
         <w:tc>
@@ -2910,9 +3318,27 @@
                 <w:rFonts w:ascii="Calibri Light" w:hAnsi="Calibri Light" w:cs="Calibri Light"/>
                 <w:sz w:val="22"/>
                 <w:szCs w:val="22"/>
-                <w:lang w:val="en-GB"/>
-              </w:rPr>
-            </w:pPr>
+                <w:lang w:val="en-US"/>
+              </w:rPr>
+            </w:pPr>
+            <w:r>
+              <w:rPr>
+                <w:rFonts w:ascii="Calibri Light" w:hAnsi="Calibri Light" w:cs="Calibri Light"/>
+                <w:sz w:val="22"/>
+                <w:szCs w:val="22"/>
+                <w:lang w:val="en-GB"/>
+              </w:rPr>
+              <w:t>Noun: “</w:t>
+            </w:r>
+            <w:r>
+              <w:rPr>
+                <w:rFonts w:ascii="Calibri Light" w:hAnsi="Calibri Light" w:cs="Calibri Light"/>
+                <w:sz w:val="22"/>
+                <w:szCs w:val="22"/>
+                <w:lang w:val="en-GB"/>
+              </w:rPr>
+              <w:t>It is this borrowed theoretical framework that gets in the way of their being able to reply to sociological criticisms satisfactorily.</w:t>
+            </w:r>
           </w:p>
         </w:tc>
       </w:tr>
@@ -2989,6 +3415,34 @@
                 <w:lang w:val="en-GB"/>
               </w:rPr>
             </w:pPr>
+            <w:r>
+              <w:rPr>
+                <w:rFonts w:ascii="Calibri Light" w:hAnsi="Calibri Light" w:cs="Calibri Light"/>
+                <w:sz w:val="22"/>
+                <w:szCs w:val="22"/>
+                <w:lang w:val="en-GB"/>
+              </w:rPr>
+              <w:t>Verb,</w:t>
+            </w:r>
+          </w:p>
+          <w:p>
+            <w:pPr>
+              <w:rPr>
+                <w:rFonts w:ascii="Calibri Light" w:hAnsi="Calibri Light" w:cs="Calibri Light"/>
+                <w:sz w:val="22"/>
+                <w:szCs w:val="22"/>
+                <w:lang w:val="en-GB"/>
+              </w:rPr>
+            </w:pPr>
+            <w:r>
+              <w:rPr>
+                <w:rFonts w:ascii="Calibri Light" w:hAnsi="Calibri Light" w:cs="Calibri Light"/>
+                <w:sz w:val="22"/>
+                <w:szCs w:val="22"/>
+                <w:lang w:val="en-GB"/>
+              </w:rPr>
+              <w:t>noun</w:t>
+            </w:r>
           </w:p>
         </w:tc>
         <w:tc>
@@ -3004,6 +3458,15 @@
                 <w:lang w:val="en-GB"/>
               </w:rPr>
             </w:pPr>
+            <w:r>
+              <w:rPr>
+                <w:rFonts w:ascii="Calibri Light" w:hAnsi="Calibri Light" w:cs="Calibri Light"/>
+                <w:sz w:val="22"/>
+                <w:szCs w:val="22"/>
+                <w:lang w:val="en-GB"/>
+              </w:rPr>
+              <w:t>It’s an action</w:t>
+            </w:r>
           </w:p>
         </w:tc>
         <w:tc>
@@ -3020,6 +3483,49 @@
                 <w:lang w:val="en-GB"/>
               </w:rPr>
             </w:pPr>
+            <w:r>
+              <w:rPr>
+                <w:rFonts w:ascii="Calibri Light" w:hAnsi="Calibri Light" w:cs="Calibri Light"/>
+                <w:sz w:val="22"/>
+                <w:szCs w:val="22"/>
+              </w:rPr>
+              <w:t>/</w:t>
+            </w:r>
+            <w:proofErr w:type="spellStart"/>
+            <w:r>
+              <w:rPr>
+                <w:rFonts w:ascii="Calibri Light" w:hAnsi="Calibri Light" w:cs="Calibri Light"/>
+                <w:sz w:val="22"/>
+                <w:szCs w:val="22"/>
+              </w:rPr>
+              <w:t>rɪl</w:t>
+            </w:r>
+            <w:r>
+              <w:rPr>
+                <w:rFonts w:ascii="Calibri Light" w:hAnsi="Calibri Light" w:cs="Calibri Light"/>
+                <w:sz w:val="22"/>
+                <w:szCs w:val="22"/>
+                <w:u w:val="single"/>
+              </w:rPr>
+              <w:t>iː</w:t>
+            </w:r>
+            <w:r>
+              <w:rPr>
+                <w:rFonts w:ascii="Calibri Light" w:hAnsi="Calibri Light" w:cs="Calibri Light"/>
+                <w:sz w:val="22"/>
+                <w:szCs w:val="22"/>
+              </w:rPr>
+              <w:t>s</w:t>
+            </w:r>
+            <w:proofErr w:type="spellEnd"/>
+            <w:r>
+              <w:rPr>
+                <w:rFonts w:ascii="Calibri Light" w:hAnsi="Calibri Light" w:cs="Calibri Light"/>
+                <w:sz w:val="22"/>
+                <w:szCs w:val="22"/>
+              </w:rPr>
+              <w:t>/</w:t>
+            </w:r>
           </w:p>
         </w:tc>
         <w:tc>
@@ -3036,6 +3542,100 @@
                 <w:lang w:val="en-GB"/>
               </w:rPr>
             </w:pPr>
+            <w:r>
+              <w:rPr>
+                <w:rFonts w:ascii="Calibri Light" w:hAnsi="Calibri Light" w:cs="Calibri Light"/>
+                <w:sz w:val="22"/>
+                <w:szCs w:val="22"/>
+                <w:lang w:val="en-GB"/>
+              </w:rPr>
+              <w:t xml:space="preserve">Verb: “I </w:t>
+            </w:r>
+            <w:r>
+              <w:rPr>
+                <w:rFonts w:ascii="Calibri Light" w:hAnsi="Calibri Light" w:cs="Calibri Light"/>
+                <w:sz w:val="22"/>
+                <w:szCs w:val="22"/>
+                <w:u w:val="single"/>
+                <w:lang w:val="en-GB"/>
+              </w:rPr>
+              <w:t xml:space="preserve">released </w:t>
+            </w:r>
+            <w:r>
+              <w:rPr>
+                <w:rFonts w:ascii="Calibri Light" w:hAnsi="Calibri Light" w:cs="Calibri Light"/>
+                <w:sz w:val="22"/>
+                <w:szCs w:val="22"/>
+                <w:lang w:val="en-GB"/>
+              </w:rPr>
+              <w:t>the dog yesterday morning.”</w:t>
+            </w:r>
+          </w:p>
+          <w:p>
+            <w:pPr>
+              <w:rPr>
+                <w:rFonts w:ascii="Calibri Light" w:hAnsi="Calibri Light" w:cs="Calibri Light"/>
+                <w:sz w:val="22"/>
+                <w:szCs w:val="22"/>
+                <w:lang w:val="en-GB"/>
+              </w:rPr>
+            </w:pPr>
+          </w:p>
+          <w:p>
+            <w:pPr>
+              <w:rPr>
+                <w:rFonts w:ascii="Calibri Light" w:hAnsi="Calibri Light" w:cs="Calibri Light"/>
+                <w:sz w:val="22"/>
+                <w:szCs w:val="22"/>
+                <w:lang w:val="en-GB"/>
+              </w:rPr>
+            </w:pPr>
+            <w:r>
+              <w:rPr>
+                <w:rFonts w:ascii="Calibri Light" w:hAnsi="Calibri Light" w:cs="Calibri Light"/>
+                <w:sz w:val="22"/>
+                <w:szCs w:val="22"/>
+                <w:lang w:val="en-GB"/>
+              </w:rPr>
+              <w:t>Noun: “</w:t>
+            </w:r>
+            <w:r>
+              <w:rPr>
+                <w:rFonts w:ascii="Calibri Light" w:hAnsi="Calibri Light" w:cs="Calibri Light"/>
+                <w:sz w:val="22"/>
+                <w:szCs w:val="22"/>
+                <w:lang w:val="en-GB"/>
+              </w:rPr>
+              <w:t>Critical Software</w:t>
+            </w:r>
+            <w:r>
+              <w:rPr>
+                <w:rFonts w:ascii="Calibri Light" w:hAnsi="Calibri Light" w:cs="Calibri Light"/>
+                <w:sz w:val="22"/>
+                <w:szCs w:val="22"/>
+                <w:lang w:val="en-GB"/>
+              </w:rPr>
+              <w:t xml:space="preserve"> set a new</w:t>
+            </w:r>
+            <w:r>
+              <w:rPr>
+                <w:rFonts w:ascii="Calibri Light" w:hAnsi="Calibri Light" w:cs="Calibri Light"/>
+                <w:sz w:val="22"/>
+                <w:szCs w:val="22"/>
+                <w:u w:val="single"/>
+                <w:lang w:val="en-GB"/>
+              </w:rPr>
+              <w:t xml:space="preserve"> release</w:t>
+            </w:r>
+            <w:r>
+              <w:rPr>
+                <w:rFonts w:ascii="Calibri Light" w:hAnsi="Calibri Light" w:cs="Calibri Light"/>
+                <w:sz w:val="22"/>
+                <w:szCs w:val="22"/>
+                <w:lang w:val="en-GB"/>
+              </w:rPr>
+              <w:t xml:space="preserve"> .”</w:t>
+            </w:r>
           </w:p>
         </w:tc>
       </w:tr>
@@ -3112,6 +3712,15 @@
                 <w:lang w:val="en-GB"/>
               </w:rPr>
             </w:pPr>
+            <w:r>
+              <w:rPr>
+                <w:rFonts w:ascii="Calibri Light" w:hAnsi="Calibri Light" w:cs="Calibri Light"/>
+                <w:sz w:val="22"/>
+                <w:szCs w:val="22"/>
+                <w:lang w:val="en-GB"/>
+              </w:rPr>
+              <w:t>noun</w:t>
+            </w:r>
           </w:p>
         </w:tc>
         <w:tc>
@@ -3127,6 +3736,15 @@
                 <w:lang w:val="en-GB"/>
               </w:rPr>
             </w:pPr>
+            <w:r>
+              <w:rPr>
+                <w:rFonts w:ascii="Calibri Light" w:hAnsi="Calibri Light" w:cs="Calibri Light"/>
+                <w:sz w:val="22"/>
+                <w:szCs w:val="22"/>
+                <w:lang w:val="en-GB"/>
+              </w:rPr>
+              <w:t>Tasks you do on your routine.</w:t>
+            </w:r>
           </w:p>
         </w:tc>
         <w:tc>
@@ -3143,6 +3761,40 @@
                 <w:lang w:val="en-GB"/>
               </w:rPr>
             </w:pPr>
+            <w:r>
+              <w:rPr>
+                <w:rFonts w:ascii="Calibri Light" w:hAnsi="Calibri Light" w:cs="Calibri Light"/>
+                <w:sz w:val="22"/>
+                <w:szCs w:val="22"/>
+              </w:rPr>
+              <w:t>/</w:t>
+            </w:r>
+            <w:r>
+              <w:rPr>
+                <w:rFonts w:ascii="Calibri Light" w:hAnsi="Calibri Light" w:cs="Calibri Light"/>
+                <w:sz w:val="22"/>
+                <w:szCs w:val="22"/>
+              </w:rPr>
+              <w:t>ˈ</w:t>
+            </w:r>
+            <w:proofErr w:type="spellStart"/>
+            <w:r>
+              <w:rPr>
+                <w:rFonts w:ascii="Calibri Light" w:hAnsi="Calibri Light" w:cs="Calibri Light"/>
+                <w:sz w:val="22"/>
+                <w:szCs w:val="22"/>
+              </w:rPr>
+              <w:t>deɪtəˈdeɪ</w:t>
+            </w:r>
+            <w:proofErr w:type="spellEnd"/>
+            <w:r>
+              <w:rPr>
+                <w:rFonts w:ascii="Calibri Light" w:hAnsi="Calibri Light" w:cs="Calibri Light"/>
+                <w:sz w:val="22"/>
+                <w:szCs w:val="22"/>
+              </w:rPr>
+              <w:t>/</w:t>
+            </w:r>
           </w:p>
         </w:tc>
         <w:tc>
@@ -3156,9 +3808,36 @@
                 <w:rFonts w:ascii="Calibri Light" w:hAnsi="Calibri Light" w:cs="Calibri Light"/>
                 <w:sz w:val="22"/>
                 <w:szCs w:val="22"/>
-                <w:lang w:val="en-GB"/>
-              </w:rPr>
-            </w:pPr>
+                <w:lang w:val="en-US"/>
+              </w:rPr>
+            </w:pPr>
+            <w:r>
+              <w:rPr>
+                <w:rFonts w:ascii="Calibri Light" w:hAnsi="Calibri Light" w:cs="Calibri Light"/>
+                <w:sz w:val="22"/>
+                <w:szCs w:val="22"/>
+                <w:lang w:val="en-GB"/>
+              </w:rPr>
+              <w:t>Noun: “</w:t>
+            </w:r>
+            <w:r>
+              <w:rPr>
+                <w:rFonts w:ascii="Calibri Light" w:hAnsi="Calibri Light" w:cs="Calibri Light"/>
+                <w:sz w:val="22"/>
+                <w:szCs w:val="22"/>
+                <w:lang w:val="en-US"/>
+              </w:rPr>
+              <w:t>I am a vegetarian and use a lot of lentils in my day-to-day cooking</w:t>
+            </w:r>
+            <w:r>
+              <w:rPr>
+                <w:rFonts w:ascii="Calibri Light" w:hAnsi="Calibri Light" w:cs="Calibri Light"/>
+                <w:sz w:val="22"/>
+                <w:szCs w:val="22"/>
+                <w:lang w:val="en-US"/>
+              </w:rPr>
+              <w:t>”</w:t>
+            </w:r>
           </w:p>
         </w:tc>
       </w:tr>
@@ -3235,6 +3914,15 @@
                 <w:lang w:val="en-GB"/>
               </w:rPr>
             </w:pPr>
+            <w:r>
+              <w:rPr>
+                <w:rFonts w:ascii="Calibri Light" w:hAnsi="Calibri Light" w:cs="Calibri Light"/>
+                <w:sz w:val="22"/>
+                <w:szCs w:val="22"/>
+                <w:lang w:val="en-GB"/>
+              </w:rPr>
+              <w:t>Adjective</w:t>
+            </w:r>
           </w:p>
         </w:tc>
         <w:tc>
@@ -3266,6 +3954,32 @@
                 <w:lang w:val="en-GB"/>
               </w:rPr>
             </w:pPr>
+            <w:r>
+              <w:rPr>
+                <w:rFonts w:ascii="Calibri Light" w:hAnsi="Calibri Light" w:cs="Calibri Light"/>
+                <w:sz w:val="22"/>
+                <w:szCs w:val="22"/>
+              </w:rPr>
+              <w:t>/</w:t>
+            </w:r>
+            <w:proofErr w:type="spellStart"/>
+            <w:r>
+              <w:rPr>
+                <w:rFonts w:ascii="Calibri Light" w:hAnsi="Calibri Light" w:cs="Calibri Light"/>
+                <w:sz w:val="22"/>
+                <w:szCs w:val="22"/>
+              </w:rPr>
+              <w:t>ɪmˈbɛdɪd</w:t>
+            </w:r>
+            <w:proofErr w:type="spellEnd"/>
+            <w:r>
+              <w:rPr>
+                <w:rFonts w:ascii="Calibri Light" w:hAnsi="Calibri Light" w:cs="Calibri Light"/>
+                <w:sz w:val="22"/>
+                <w:szCs w:val="22"/>
+              </w:rPr>
+              <w:t>/</w:t>
+            </w:r>
           </w:p>
         </w:tc>
         <w:tc>
@@ -3282,6 +3996,63 @@
                 <w:lang w:val="en-GB"/>
               </w:rPr>
             </w:pPr>
+            <w:proofErr w:type="spellStart"/>
+            <w:r>
+              <w:rPr>
+                <w:rFonts w:ascii="Calibri Light" w:hAnsi="Calibri Light" w:cs="Calibri Light"/>
+                <w:sz w:val="22"/>
+                <w:szCs w:val="22"/>
+                <w:lang w:val="en-GB"/>
+              </w:rPr>
+              <w:t>Adjetive</w:t>
+            </w:r>
+            <w:proofErr w:type="spellEnd"/>
+            <w:r>
+              <w:rPr>
+                <w:rFonts w:ascii="Calibri Light" w:hAnsi="Calibri Light" w:cs="Calibri Light"/>
+                <w:sz w:val="22"/>
+                <w:szCs w:val="22"/>
+                <w:lang w:val="en-GB"/>
+              </w:rPr>
+              <w:t>: “</w:t>
+            </w:r>
+            <w:r>
+              <w:rPr>
+                <w:rFonts w:ascii="Calibri Light" w:hAnsi="Calibri Light" w:cs="Calibri Light"/>
+                <w:sz w:val="22"/>
+                <w:szCs w:val="22"/>
+                <w:lang w:val="en-GB"/>
+              </w:rPr>
+              <w:t xml:space="preserve">In any cultural context, deeply </w:t>
+            </w:r>
+            <w:r>
+              <w:rPr>
+                <w:rFonts w:ascii="Calibri Light" w:hAnsi="Calibri Light" w:cs="Calibri Light"/>
+                <w:sz w:val="22"/>
+                <w:szCs w:val="22"/>
+                <w:u w:val="single"/>
+                <w:lang w:val="en-GB"/>
+              </w:rPr>
+              <w:t>embedded</w:t>
+            </w:r>
+            <w:r>
+              <w:rPr>
+                <w:rFonts w:ascii="Calibri Light" w:hAnsi="Calibri Light" w:cs="Calibri Light"/>
+                <w:sz w:val="22"/>
+                <w:szCs w:val="22"/>
+                <w:lang w:val="en-GB"/>
+              </w:rPr>
+              <w:t xml:space="preserve"> values and attitudes can be difficult to change.</w:t>
+            </w:r>
+            <w:r>
+              <w:rPr>
+                <w:rFonts w:ascii="Calibri Light" w:hAnsi="Calibri Light" w:cs="Calibri Light"/>
+                <w:sz w:val="22"/>
+                <w:szCs w:val="22"/>
+                <w:lang w:val="en-GB"/>
+              </w:rPr>
+              <w:t>”</w:t>
+            </w:r>
           </w:p>
         </w:tc>
       </w:tr>
@@ -3358,6 +4129,34 @@
                 <w:lang w:val="en-GB"/>
               </w:rPr>
             </w:pPr>
+            <w:r>
+              <w:rPr>
+                <w:rFonts w:ascii="Calibri Light" w:hAnsi="Calibri Light" w:cs="Calibri Light"/>
+                <w:sz w:val="22"/>
+                <w:szCs w:val="22"/>
+                <w:lang w:val="en-GB"/>
+              </w:rPr>
+              <w:t>Noun,</w:t>
+            </w:r>
+          </w:p>
+          <w:p>
+            <w:pPr>
+              <w:rPr>
+                <w:rFonts w:ascii="Calibri Light" w:hAnsi="Calibri Light" w:cs="Calibri Light"/>
+                <w:sz w:val="22"/>
+                <w:szCs w:val="22"/>
+                <w:lang w:val="en-GB"/>
+              </w:rPr>
+            </w:pPr>
+            <w:r>
+              <w:rPr>
+                <w:rFonts w:ascii="Calibri Light" w:hAnsi="Calibri Light" w:cs="Calibri Light"/>
+                <w:sz w:val="22"/>
+                <w:szCs w:val="22"/>
+                <w:lang w:val="en-GB"/>
+              </w:rPr>
+              <w:t>verb</w:t>
+            </w:r>
           </w:p>
         </w:tc>
         <w:tc>
@@ -3373,6 +4172,15 @@
                 <w:lang w:val="en-GB"/>
               </w:rPr>
             </w:pPr>
+            <w:r>
+              <w:rPr>
+                <w:rFonts w:ascii="Calibri Light" w:hAnsi="Calibri Light" w:cs="Calibri Light"/>
+                <w:sz w:val="22"/>
+                <w:szCs w:val="22"/>
+                <w:lang w:val="en-GB"/>
+              </w:rPr>
+              <w:t>Central part of something.</w:t>
+            </w:r>
           </w:p>
         </w:tc>
         <w:tc>
@@ -3389,6 +4197,49 @@
                 <w:lang w:val="en-GB"/>
               </w:rPr>
             </w:pPr>
+            <w:r>
+              <w:rPr>
+                <w:rFonts w:ascii="Calibri Light" w:hAnsi="Calibri Light" w:cs="Calibri Light"/>
+                <w:sz w:val="22"/>
+                <w:szCs w:val="22"/>
+              </w:rPr>
+              <w:t>/</w:t>
+            </w:r>
+            <w:proofErr w:type="spellStart"/>
+            <w:r>
+              <w:rPr>
+                <w:rFonts w:ascii="Calibri Light" w:hAnsi="Calibri Light" w:cs="Calibri Light"/>
+                <w:sz w:val="22"/>
+                <w:szCs w:val="22"/>
+              </w:rPr>
+              <w:t>k</w:t>
+            </w:r>
+            <w:r>
+              <w:rPr>
+                <w:rFonts w:ascii="Calibri Light" w:hAnsi="Calibri Light" w:cs="Calibri Light"/>
+                <w:sz w:val="22"/>
+                <w:szCs w:val="22"/>
+                <w:u w:val="single"/>
+              </w:rPr>
+              <w:t>ɔː</w:t>
+            </w:r>
+            <w:r>
+              <w:rPr>
+                <w:rFonts w:ascii="Calibri Light" w:hAnsi="Calibri Light" w:cs="Calibri Light"/>
+                <w:sz w:val="22"/>
+                <w:szCs w:val="22"/>
+              </w:rPr>
+              <w:t>ʳ</w:t>
+            </w:r>
+            <w:proofErr w:type="spellEnd"/>
+            <w:r>
+              <w:rPr>
+                <w:rFonts w:ascii="Calibri Light" w:hAnsi="Calibri Light" w:cs="Calibri Light"/>
+                <w:sz w:val="22"/>
+                <w:szCs w:val="22"/>
+              </w:rPr>
+              <w:t>/</w:t>
+            </w:r>
           </w:p>
         </w:tc>
         <w:tc>
@@ -3402,9 +4253,55 @@
                 <w:rFonts w:ascii="Calibri Light" w:hAnsi="Calibri Light" w:cs="Calibri Light"/>
                 <w:sz w:val="22"/>
                 <w:szCs w:val="22"/>
-                <w:lang w:val="en-GB"/>
-              </w:rPr>
-            </w:pPr>
+                <w:lang w:val="en-US"/>
+              </w:rPr>
+            </w:pPr>
+            <w:r>
+              <w:rPr>
+                <w:rFonts w:ascii="Calibri Light" w:hAnsi="Calibri Light" w:cs="Calibri Light"/>
+                <w:sz w:val="22"/>
+                <w:szCs w:val="22"/>
+                <w:lang w:val="en-GB"/>
+              </w:rPr>
+              <w:t>Noun: “</w:t>
+            </w:r>
+            <w:r>
+              <w:rPr>
+                <w:rFonts w:ascii="Calibri Light" w:hAnsi="Calibri Light" w:cs="Calibri Light"/>
+                <w:sz w:val="22"/>
+                <w:szCs w:val="22"/>
+                <w:lang w:val="en-GB"/>
+              </w:rPr>
+              <w:t xml:space="preserve">He has the ability to get straight to the </w:t>
+            </w:r>
+            <w:r>
+              <w:rPr>
+                <w:rFonts w:ascii="Calibri Light" w:hAnsi="Calibri Light" w:cs="Calibri Light"/>
+                <w:sz w:val="22"/>
+                <w:szCs w:val="22"/>
+                <w:u w:val="single"/>
+                <w:lang w:val="en-GB"/>
+              </w:rPr>
+              <w:t>core</w:t>
+            </w:r>
+            <w:r>
+              <w:rPr>
+                <w:rFonts w:ascii="Calibri Light" w:hAnsi="Calibri Light" w:cs="Calibri Light"/>
+                <w:sz w:val="22"/>
+                <w:szCs w:val="22"/>
+                <w:lang w:val="en-GB"/>
+              </w:rPr>
+              <w:t xml:space="preserve"> of a problem.</w:t>
+            </w:r>
+            <w:r>
+              <w:rPr>
+                <w:rFonts w:ascii="Calibri Light" w:hAnsi="Calibri Light" w:cs="Calibri Light"/>
+                <w:sz w:val="22"/>
+                <w:szCs w:val="22"/>
+                <w:lang w:val="en-GB"/>
+              </w:rPr>
+              <w:t>”</w:t>
+            </w:r>
           </w:p>
         </w:tc>
       </w:tr>
@@ -3438,6 +4335,7 @@
                 <w:szCs w:val="22"/>
                 <w:lang w:val="en-GB"/>
               </w:rPr>
+              <w:lastRenderedPageBreak/>
               <w:t>8</w:t>
             </w:r>
           </w:p>
@@ -3481,6 +4379,15 @@
                 <w:lang w:val="en-GB"/>
               </w:rPr>
             </w:pPr>
+            <w:r>
+              <w:rPr>
+                <w:rFonts w:ascii="Calibri Light" w:hAnsi="Calibri Light" w:cs="Calibri Light"/>
+                <w:sz w:val="22"/>
+                <w:szCs w:val="22"/>
+                <w:lang w:val="en-GB"/>
+              </w:rPr>
+              <w:t>adverb</w:t>
+            </w:r>
           </w:p>
         </w:tc>
         <w:tc>
@@ -3496,6 +4403,15 @@
                 <w:lang w:val="en-GB"/>
               </w:rPr>
             </w:pPr>
+            <w:r>
+              <w:rPr>
+                <w:rFonts w:ascii="Calibri Light" w:hAnsi="Calibri Light" w:cs="Calibri Light"/>
+                <w:sz w:val="22"/>
+                <w:szCs w:val="22"/>
+                <w:lang w:val="en-GB"/>
+              </w:rPr>
+              <w:t>Do something more precisely. With great success.</w:t>
+            </w:r>
           </w:p>
         </w:tc>
         <w:tc>
@@ -3512,6 +4428,49 @@
                 <w:lang w:val="en-GB"/>
               </w:rPr>
             </w:pPr>
+            <w:r>
+              <w:rPr>
+                <w:rFonts w:ascii="Calibri Light" w:hAnsi="Calibri Light" w:cs="Calibri Light"/>
+                <w:sz w:val="22"/>
+                <w:szCs w:val="22"/>
+              </w:rPr>
+              <w:t>/</w:t>
+            </w:r>
+            <w:proofErr w:type="spellStart"/>
+            <w:r>
+              <w:rPr>
+                <w:rFonts w:ascii="Calibri Light" w:hAnsi="Calibri Light" w:cs="Calibri Light"/>
+                <w:sz w:val="22"/>
+                <w:szCs w:val="22"/>
+              </w:rPr>
+              <w:t>ɪf</w:t>
+            </w:r>
+            <w:r>
+              <w:rPr>
+                <w:rFonts w:ascii="Calibri Light" w:hAnsi="Calibri Light" w:cs="Calibri Light"/>
+                <w:sz w:val="22"/>
+                <w:szCs w:val="22"/>
+                <w:u w:val="single"/>
+              </w:rPr>
+              <w:t>e</w:t>
+            </w:r>
+            <w:r>
+              <w:rPr>
+                <w:rFonts w:ascii="Calibri Light" w:hAnsi="Calibri Light" w:cs="Calibri Light"/>
+                <w:sz w:val="22"/>
+                <w:szCs w:val="22"/>
+              </w:rPr>
+              <w:t>ktɪvli</w:t>
+            </w:r>
+            <w:proofErr w:type="spellEnd"/>
+            <w:r>
+              <w:rPr>
+                <w:rFonts w:ascii="Calibri Light" w:hAnsi="Calibri Light" w:cs="Calibri Light"/>
+                <w:sz w:val="22"/>
+                <w:szCs w:val="22"/>
+              </w:rPr>
+              <w:t>/</w:t>
+            </w:r>
           </w:p>
         </w:tc>
         <w:tc>
@@ -3604,6 +4563,15 @@
                 <w:lang w:val="en-GB"/>
               </w:rPr>
             </w:pPr>
+            <w:r>
+              <w:rPr>
+                <w:rFonts w:ascii="Calibri Light" w:hAnsi="Calibri Light" w:cs="Calibri Light"/>
+                <w:sz w:val="22"/>
+                <w:szCs w:val="22"/>
+                <w:lang w:val="en-GB"/>
+              </w:rPr>
+              <w:t>verb</w:t>
+            </w:r>
           </w:p>
         </w:tc>
         <w:tc>
@@ -3619,6 +4587,15 @@
                 <w:lang w:val="en-GB"/>
               </w:rPr>
             </w:pPr>
+            <w:r>
+              <w:rPr>
+                <w:rFonts w:ascii="Calibri Light" w:hAnsi="Calibri Light" w:cs="Calibri Light"/>
+                <w:sz w:val="22"/>
+                <w:szCs w:val="22"/>
+                <w:lang w:val="en-GB"/>
+              </w:rPr>
+              <w:t>To operate or control by automation.</w:t>
+            </w:r>
           </w:p>
         </w:tc>
         <w:tc>
@@ -3635,6 +4612,42 @@
                 <w:lang w:val="en-GB"/>
               </w:rPr>
             </w:pPr>
+            <w:r>
+              <w:rPr>
+                <w:rFonts w:ascii="Calibri Light" w:hAnsi="Calibri Light" w:cs="Calibri Light"/>
+                <w:sz w:val="22"/>
+                <w:szCs w:val="22"/>
+                <w:u w:val="single"/>
+              </w:rPr>
+              <w:t>/</w:t>
+            </w:r>
+            <w:proofErr w:type="spellStart"/>
+            <w:r>
+              <w:rPr>
+                <w:rFonts w:ascii="Calibri Light" w:hAnsi="Calibri Light" w:cs="Calibri Light"/>
+                <w:sz w:val="22"/>
+                <w:szCs w:val="22"/>
+                <w:u w:val="single"/>
+              </w:rPr>
+              <w:t>ɔː</w:t>
+            </w:r>
+            <w:r>
+              <w:rPr>
+                <w:rFonts w:ascii="Calibri Light" w:hAnsi="Calibri Light" w:cs="Calibri Light"/>
+                <w:sz w:val="22"/>
+                <w:szCs w:val="22"/>
+              </w:rPr>
+              <w:t>təmeɪt</w:t>
+            </w:r>
+            <w:proofErr w:type="spellEnd"/>
+            <w:r>
+              <w:rPr>
+                <w:rFonts w:ascii="Calibri Light" w:hAnsi="Calibri Light" w:cs="Calibri Light"/>
+                <w:sz w:val="22"/>
+                <w:szCs w:val="22"/>
+              </w:rPr>
+              <w:t>/</w:t>
+            </w:r>
           </w:p>
         </w:tc>
         <w:tc>
@@ -3648,9 +4661,64 @@
                 <w:rFonts w:ascii="Calibri Light" w:hAnsi="Calibri Light" w:cs="Calibri Light"/>
                 <w:sz w:val="22"/>
                 <w:szCs w:val="22"/>
-                <w:lang w:val="en-GB"/>
-              </w:rPr>
-            </w:pPr>
+                <w:lang w:val="en-US"/>
+              </w:rPr>
+            </w:pPr>
+            <w:r>
+              <w:rPr>
+                <w:rFonts w:ascii="Calibri Light" w:hAnsi="Calibri Light" w:cs="Calibri Light"/>
+                <w:sz w:val="22"/>
+                <w:szCs w:val="22"/>
+                <w:lang w:val="en-GB"/>
+              </w:rPr>
+              <w:t xml:space="preserve">Verb: </w:t>
+            </w:r>
+            <w:r>
+              <w:rPr>
+                <w:rFonts w:ascii="Calibri Light" w:hAnsi="Calibri Light" w:cs="Calibri Light"/>
+                <w:sz w:val="22"/>
+                <w:szCs w:val="22"/>
+                <w:lang w:val="en-GB"/>
+              </w:rPr>
+              <w:t>“</w:t>
+            </w:r>
+            <w:r>
+              <w:rPr>
+                <w:rFonts w:ascii="Calibri Light" w:hAnsi="Calibri Light" w:cs="Calibri Light"/>
+                <w:sz w:val="22"/>
+                <w:szCs w:val="22"/>
+                <w:lang w:val="en-US"/>
+              </w:rPr>
+              <w:t xml:space="preserve">He wanted to use computers to </w:t>
+            </w:r>
+            <w:r>
+              <w:rPr>
+                <w:rFonts w:ascii="Calibri Light" w:hAnsi="Calibri Light" w:cs="Calibri Light"/>
+                <w:sz w:val="22"/>
+                <w:szCs w:val="22"/>
+                <w:u w:val="single"/>
+                <w:lang w:val="en-US"/>
+              </w:rPr>
+              <w:t>automate</w:t>
+            </w:r>
+            <w:r>
+              <w:rPr>
+                <w:rFonts w:ascii="Calibri Light" w:hAnsi="Calibri Light" w:cs="Calibri Light"/>
+                <w:sz w:val="22"/>
+                <w:szCs w:val="22"/>
+                <w:lang w:val="en-US"/>
+              </w:rPr>
+              <w:t xml:space="preserve"> the process.</w:t>
+            </w:r>
+            <w:r>
+              <w:rPr>
+                <w:rFonts w:ascii="Calibri Light" w:hAnsi="Calibri Light" w:cs="Calibri Light"/>
+                <w:sz w:val="22"/>
+                <w:szCs w:val="22"/>
+                <w:lang w:val="en-US"/>
+              </w:rPr>
+              <w:t>”</w:t>
+            </w:r>
           </w:p>
         </w:tc>
       </w:tr>
@@ -3727,6 +4795,15 @@
                 <w:lang w:val="en-GB"/>
               </w:rPr>
             </w:pPr>
+            <w:r>
+              <w:rPr>
+                <w:rFonts w:ascii="Calibri Light" w:hAnsi="Calibri Light" w:cs="Calibri Light"/>
+                <w:sz w:val="22"/>
+                <w:szCs w:val="22"/>
+                <w:lang w:val="en-GB"/>
+              </w:rPr>
+              <w:t>Noun</w:t>
+            </w:r>
           </w:p>
         </w:tc>
         <w:tc>
@@ -3742,6 +4819,33 @@
                 <w:lang w:val="en-GB"/>
               </w:rPr>
             </w:pPr>
+            <w:r>
+              <w:rPr>
+                <w:rFonts w:ascii="Calibri Light" w:hAnsi="Calibri Light" w:cs="Calibri Light"/>
+                <w:sz w:val="22"/>
+                <w:szCs w:val="22"/>
+                <w:lang w:val="en-GB"/>
+              </w:rPr>
+              <w:t>A</w:t>
+            </w:r>
+            <w:r>
+              <w:rPr>
+                <w:rFonts w:ascii="Calibri Light" w:hAnsi="Calibri Light" w:cs="Calibri Light"/>
+                <w:sz w:val="22"/>
+                <w:szCs w:val="22"/>
+                <w:lang w:val="en-GB"/>
+              </w:rPr>
+              <w:t>ble to accomplish something with the least waste of time and effort</w:t>
+            </w:r>
+            <w:r>
+              <w:rPr>
+                <w:rFonts w:ascii="Calibri Light" w:hAnsi="Calibri Light" w:cs="Calibri Light"/>
+                <w:sz w:val="22"/>
+                <w:szCs w:val="22"/>
+                <w:lang w:val="en-GB"/>
+              </w:rPr>
+              <w:t>.</w:t>
+            </w:r>
           </w:p>
         </w:tc>
         <w:tc>
@@ -3755,9 +4859,104 @@
                 <w:rFonts w:ascii="Calibri Light" w:hAnsi="Calibri Light" w:cs="Calibri Light"/>
                 <w:sz w:val="22"/>
                 <w:szCs w:val="22"/>
-                <w:lang w:val="en-GB"/>
-              </w:rPr>
-            </w:pPr>
+              </w:rPr>
+            </w:pPr>
+            <w:r>
+              <w:rPr>
+                <w:rFonts w:ascii="Calibri Light" w:hAnsi="Calibri Light" w:cs="Calibri Light"/>
+                <w:sz w:val="22"/>
+                <w:szCs w:val="22"/>
+              </w:rPr>
+              <w:t>/</w:t>
+            </w:r>
+            <w:proofErr w:type="spellStart"/>
+            <w:r>
+              <w:rPr>
+                <w:rFonts w:ascii="Calibri Light" w:hAnsi="Calibri Light" w:cs="Calibri Light"/>
+                <w:sz w:val="22"/>
+                <w:szCs w:val="22"/>
+              </w:rPr>
+              <w:t>ɪf</w:t>
+            </w:r>
+            <w:r>
+              <w:rPr>
+                <w:rFonts w:ascii="Calibri Light" w:hAnsi="Calibri Light" w:cs="Calibri Light"/>
+                <w:sz w:val="22"/>
+                <w:szCs w:val="22"/>
+                <w:u w:val="single"/>
+              </w:rPr>
+              <w:t>ɪ</w:t>
+            </w:r>
+            <w:r>
+              <w:rPr>
+                <w:rFonts w:ascii="Calibri Light" w:hAnsi="Calibri Light" w:cs="Calibri Light"/>
+                <w:sz w:val="22"/>
+                <w:szCs w:val="22"/>
+              </w:rPr>
+              <w:t>ʃ</w:t>
+            </w:r>
+            <w:r>
+              <w:rPr>
+                <w:rFonts w:ascii="Calibri Light" w:hAnsi="Calibri Light" w:cs="Calibri Light"/>
+                <w:sz w:val="22"/>
+                <w:szCs w:val="22"/>
+                <w:vertAlign w:val="superscript"/>
+              </w:rPr>
+              <w:t>ə</w:t>
+            </w:r>
+            <w:r>
+              <w:rPr>
+                <w:rFonts w:ascii="Calibri Light" w:hAnsi="Calibri Light" w:cs="Calibri Light"/>
+                <w:sz w:val="22"/>
+                <w:szCs w:val="22"/>
+              </w:rPr>
+              <w:t>nsi</w:t>
+            </w:r>
+            <w:proofErr w:type="spellEnd"/>
+            <w:r>
+              <w:rPr>
+                <w:rFonts w:ascii="Calibri Light" w:hAnsi="Calibri Light" w:cs="Calibri Light"/>
+                <w:sz w:val="22"/>
+                <w:szCs w:val="22"/>
+              </w:rPr>
+              <w:t>/</w:t>
+            </w:r>
+          </w:p>
+          <w:p>
+            <w:pPr>
+              <w:rPr>
+                <w:rFonts w:ascii="Calibri Light" w:hAnsi="Calibri Light" w:cs="Calibri Light"/>
+                <w:sz w:val="22"/>
+                <w:szCs w:val="22"/>
+                <w:lang w:val="en-GB"/>
+              </w:rPr>
+            </w:pPr>
+            <w:r>
+              <w:rPr>
+                <w:rFonts w:ascii="Calibri Light" w:hAnsi="Calibri Light" w:cs="Calibri Light"/>
+                <w:sz w:val="22"/>
+                <w:szCs w:val="22"/>
+              </w:rPr>
+              <w:t>/</w:t>
+            </w:r>
+            <w:proofErr w:type="spellStart"/>
+            <w:r>
+              <w:rPr>
+                <w:rFonts w:ascii="Calibri Light" w:hAnsi="Calibri Light" w:cs="Calibri Light"/>
+                <w:sz w:val="22"/>
+                <w:szCs w:val="22"/>
+              </w:rPr>
+              <w:t>ɪˈfɪʃənsɪ</w:t>
+            </w:r>
+            <w:proofErr w:type="spellEnd"/>
+            <w:r>
+              <w:rPr>
+                <w:rFonts w:ascii="Calibri Light" w:hAnsi="Calibri Light" w:cs="Calibri Light"/>
+                <w:sz w:val="22"/>
+                <w:szCs w:val="22"/>
+              </w:rPr>
+              <w:t>/</w:t>
+            </w:r>
           </w:p>
         </w:tc>
         <w:tc>
@@ -3771,9 +4970,60 @@
                 <w:rFonts w:ascii="Calibri Light" w:hAnsi="Calibri Light" w:cs="Calibri Light"/>
                 <w:sz w:val="22"/>
                 <w:szCs w:val="22"/>
-                <w:lang w:val="en-GB"/>
-              </w:rPr>
-            </w:pPr>
+                <w:lang w:val="en-US"/>
+              </w:rPr>
+            </w:pPr>
+            <w:r>
+              <w:rPr>
+                <w:rFonts w:ascii="Calibri Light" w:hAnsi="Calibri Light" w:cs="Calibri Light"/>
+                <w:sz w:val="22"/>
+                <w:szCs w:val="22"/>
+                <w:lang w:val="en-GB"/>
+              </w:rPr>
+              <w:t>Noun: “</w:t>
+            </w:r>
+            <w:r>
+              <w:rPr>
+                <w:rFonts w:ascii="Calibri Light" w:hAnsi="Calibri Light" w:cs="Calibri Light"/>
+                <w:b/>
+                <w:bCs/>
+                <w:sz w:val="22"/>
+                <w:szCs w:val="22"/>
+                <w:lang w:val="en-GB"/>
+              </w:rPr>
+              <w:t>E</w:t>
+            </w:r>
+            <w:proofErr w:type="spellStart"/>
+            <w:r>
+              <w:rPr>
+                <w:rFonts w:ascii="Calibri Light" w:hAnsi="Calibri Light" w:cs="Calibri Light"/>
+                <w:b/>
+                <w:bCs/>
+                <w:sz w:val="22"/>
+                <w:szCs w:val="22"/>
+                <w:lang w:val="en-US"/>
+              </w:rPr>
+              <w:t>fficiency</w:t>
+            </w:r>
+            <w:proofErr w:type="spellEnd"/>
+            <w:r>
+              <w:rPr>
+                <w:rFonts w:ascii="Calibri Light" w:hAnsi="Calibri Light" w:cs="Calibri Light"/>
+                <w:sz w:val="22"/>
+                <w:szCs w:val="22"/>
+                <w:lang w:val="en-US"/>
+              </w:rPr>
+              <w:t> is the ratio between the amount of energy a machine needs to make it work, and the amount it produces</w:t>
+            </w:r>
+            <w:r>
+              <w:rPr>
+                <w:rFonts w:ascii="Calibri Light" w:hAnsi="Calibri Light" w:cs="Calibri Light"/>
+                <w:sz w:val="22"/>
+                <w:szCs w:val="22"/>
+                <w:lang w:val="en-US"/>
+              </w:rPr>
+              <w:t>”</w:t>
+            </w:r>
           </w:p>
         </w:tc>
       </w:tr>
@@ -3850,6 +5100,36 @@
                 <w:lang w:val="en-GB"/>
               </w:rPr>
             </w:pPr>
+            <w:r>
+              <w:rPr>
+                <w:rFonts w:ascii="Calibri Light" w:hAnsi="Calibri Light" w:cs="Calibri Light"/>
+                <w:sz w:val="22"/>
+                <w:szCs w:val="22"/>
+                <w:lang w:val="en-GB"/>
+              </w:rPr>
+              <w:t>Verb,</w:t>
+            </w:r>
+          </w:p>
+          <w:p>
+            <w:pPr>
+              <w:rPr>
+                <w:rFonts w:ascii="Calibri Light" w:hAnsi="Calibri Light" w:cs="Calibri Light"/>
+                <w:sz w:val="22"/>
+                <w:szCs w:val="22"/>
+                <w:lang w:val="en-GB"/>
+              </w:rPr>
+            </w:pPr>
+            <w:proofErr w:type="spellStart"/>
+            <w:r>
+              <w:rPr>
+                <w:rFonts w:ascii="Calibri Light" w:hAnsi="Calibri Light" w:cs="Calibri Light"/>
+                <w:sz w:val="22"/>
+                <w:szCs w:val="22"/>
+                <w:lang w:val="en-GB"/>
+              </w:rPr>
+              <w:t>adjetive</w:t>
+            </w:r>
+            <w:proofErr w:type="spellEnd"/>
           </w:p>
         </w:tc>
         <w:tc>
@@ -3865,6 +5145,15 @@
                 <w:lang w:val="en-GB"/>
               </w:rPr>
             </w:pPr>
+            <w:r>
+              <w:rPr>
+                <w:rFonts w:ascii="Calibri Light" w:hAnsi="Calibri Light" w:cs="Calibri Light"/>
+                <w:sz w:val="22"/>
+                <w:szCs w:val="22"/>
+                <w:lang w:val="en-GB"/>
+              </w:rPr>
+              <w:t>Cause disorder, destroy.</w:t>
+            </w:r>
           </w:p>
         </w:tc>
         <w:tc>
@@ -3881,6 +5170,49 @@
                 <w:lang w:val="en-GB"/>
               </w:rPr>
             </w:pPr>
+            <w:r>
+              <w:rPr>
+                <w:rFonts w:ascii="Calibri Light" w:hAnsi="Calibri Light" w:cs="Calibri Light"/>
+                <w:sz w:val="22"/>
+                <w:szCs w:val="22"/>
+              </w:rPr>
+              <w:t>/</w:t>
+            </w:r>
+            <w:proofErr w:type="spellStart"/>
+            <w:r>
+              <w:rPr>
+                <w:rFonts w:ascii="Calibri Light" w:hAnsi="Calibri Light" w:cs="Calibri Light"/>
+                <w:sz w:val="22"/>
+                <w:szCs w:val="22"/>
+              </w:rPr>
+              <w:t>dɪsr</w:t>
+            </w:r>
+            <w:r>
+              <w:rPr>
+                <w:rFonts w:ascii="Calibri Light" w:hAnsi="Calibri Light" w:cs="Calibri Light"/>
+                <w:sz w:val="22"/>
+                <w:szCs w:val="22"/>
+                <w:u w:val="single"/>
+              </w:rPr>
+              <w:t>ʌ</w:t>
+            </w:r>
+            <w:r>
+              <w:rPr>
+                <w:rFonts w:ascii="Calibri Light" w:hAnsi="Calibri Light" w:cs="Calibri Light"/>
+                <w:sz w:val="22"/>
+                <w:szCs w:val="22"/>
+              </w:rPr>
+              <w:t>pt</w:t>
+            </w:r>
+            <w:proofErr w:type="spellEnd"/>
+            <w:r>
+              <w:rPr>
+                <w:rFonts w:ascii="Calibri Light" w:hAnsi="Calibri Light" w:cs="Calibri Light"/>
+                <w:sz w:val="22"/>
+                <w:szCs w:val="22"/>
+              </w:rPr>
+              <w:t>/</w:t>
+            </w:r>
           </w:p>
         </w:tc>
         <w:tc>
@@ -3897,6 +5229,15 @@
                 <w:lang w:val="en-GB"/>
               </w:rPr>
             </w:pPr>
+            <w:r>
+              <w:rPr>
+                <w:rFonts w:ascii="Calibri Light" w:hAnsi="Calibri Light" w:cs="Calibri Light"/>
+                <w:sz w:val="22"/>
+                <w:szCs w:val="22"/>
+                <w:lang w:val="en-GB"/>
+              </w:rPr>
+              <w:t>“To disrupt the way of thinking.”</w:t>
+            </w:r>
           </w:p>
         </w:tc>
       </w:tr>
@@ -3973,6 +5314,17 @@
                 <w:lang w:val="en-GB"/>
               </w:rPr>
             </w:pPr>
+            <w:proofErr w:type="spellStart"/>
+            <w:r>
+              <w:rPr>
+                <w:rFonts w:ascii="Calibri Light" w:hAnsi="Calibri Light" w:cs="Calibri Light"/>
+                <w:sz w:val="22"/>
+                <w:szCs w:val="22"/>
+                <w:lang w:val="en-GB"/>
+              </w:rPr>
+              <w:t>Adjetive</w:t>
+            </w:r>
+            <w:proofErr w:type="spellEnd"/>
           </w:p>
         </w:tc>
         <w:tc>
@@ -3988,6 +5340,24 @@
                 <w:lang w:val="en-GB"/>
               </w:rPr>
             </w:pPr>
+            <w:r>
+              <w:rPr>
+                <w:rFonts w:ascii="Calibri Light" w:hAnsi="Calibri Light" w:cs="Calibri Light"/>
+                <w:sz w:val="22"/>
+                <w:szCs w:val="22"/>
+                <w:lang w:val="en-GB"/>
+              </w:rPr>
+              <w:t>Provide means or power that allows to do something</w:t>
+            </w:r>
+            <w:r>
+              <w:rPr>
+                <w:rFonts w:ascii="Calibri Light" w:hAnsi="Calibri Light" w:cs="Calibri Light"/>
+                <w:sz w:val="22"/>
+                <w:szCs w:val="22"/>
+                <w:lang w:val="en-GB"/>
+              </w:rPr>
+              <w:t xml:space="preserve"> </w:t>
+            </w:r>
           </w:p>
         </w:tc>
         <w:tc>
@@ -4001,9 +5371,87 @@
                 <w:rFonts w:ascii="Calibri Light" w:hAnsi="Calibri Light" w:cs="Calibri Light"/>
                 <w:sz w:val="22"/>
                 <w:szCs w:val="22"/>
-                <w:lang w:val="en-GB"/>
-              </w:rPr>
-            </w:pPr>
+              </w:rPr>
+            </w:pPr>
+            <w:r>
+              <w:rPr>
+                <w:rFonts w:ascii="Calibri Light" w:hAnsi="Calibri Light" w:cs="Calibri Light"/>
+                <w:sz w:val="22"/>
+                <w:szCs w:val="22"/>
+              </w:rPr>
+              <w:t>/</w:t>
+            </w:r>
+            <w:proofErr w:type="spellStart"/>
+            <w:r>
+              <w:rPr>
+                <w:rFonts w:ascii="Calibri Light" w:hAnsi="Calibri Light" w:cs="Calibri Light"/>
+                <w:sz w:val="22"/>
+                <w:szCs w:val="22"/>
+              </w:rPr>
+              <w:t>enˈeiblɪŋ</w:t>
+            </w:r>
+            <w:proofErr w:type="spellEnd"/>
+            <w:r>
+              <w:rPr>
+                <w:rFonts w:ascii="Calibri Light" w:hAnsi="Calibri Light" w:cs="Calibri Light"/>
+                <w:sz w:val="22"/>
+                <w:szCs w:val="22"/>
+              </w:rPr>
+              <w:t>/</w:t>
+            </w:r>
+          </w:p>
+          <w:p>
+            <w:pPr>
+              <w:rPr>
+                <w:rFonts w:ascii="Calibri Light" w:hAnsi="Calibri Light" w:cs="Calibri Light"/>
+                <w:sz w:val="22"/>
+                <w:szCs w:val="22"/>
+                <w:lang w:val="en-GB"/>
+              </w:rPr>
+            </w:pPr>
+            <w:r>
+              <w:rPr>
+                <w:rFonts w:ascii="Calibri Light" w:hAnsi="Calibri Light" w:cs="Calibri Light"/>
+                <w:sz w:val="22"/>
+                <w:szCs w:val="22"/>
+              </w:rPr>
+              <w:t>/</w:t>
+            </w:r>
+            <w:proofErr w:type="spellStart"/>
+            <w:r>
+              <w:rPr>
+                <w:rFonts w:ascii="Calibri Light" w:hAnsi="Calibri Light" w:cs="Calibri Light"/>
+                <w:sz w:val="22"/>
+                <w:szCs w:val="22"/>
+              </w:rPr>
+              <w:t>ɪnˈeɪb</w:t>
+            </w:r>
+            <w:r>
+              <w:rPr>
+                <w:rFonts w:ascii="Calibri Light" w:hAnsi="Calibri Light" w:cs="Calibri Light"/>
+                <w:sz w:val="22"/>
+                <w:szCs w:val="22"/>
+                <w:vertAlign w:val="superscript"/>
+              </w:rPr>
+              <w:t>ə</w:t>
+            </w:r>
+            <w:r>
+              <w:rPr>
+                <w:rFonts w:ascii="Calibri Light" w:hAnsi="Calibri Light" w:cs="Calibri Light"/>
+                <w:sz w:val="22"/>
+                <w:szCs w:val="22"/>
+              </w:rPr>
+              <w:t>lɪŋ</w:t>
+            </w:r>
+            <w:proofErr w:type="spellEnd"/>
+            <w:r>
+              <w:rPr>
+                <w:rFonts w:ascii="Calibri Light" w:hAnsi="Calibri Light" w:cs="Calibri Light"/>
+                <w:sz w:val="22"/>
+                <w:szCs w:val="22"/>
+              </w:rPr>
+              <w:t>/</w:t>
+            </w:r>
           </w:p>
         </w:tc>
         <w:tc>
@@ -4020,6 +5468,15 @@
                 <w:lang w:val="en-GB"/>
               </w:rPr>
             </w:pPr>
+            <w:r>
+              <w:rPr>
+                <w:rFonts w:ascii="Calibri Light" w:hAnsi="Calibri Light" w:cs="Calibri Light"/>
+                <w:sz w:val="22"/>
+                <w:szCs w:val="22"/>
+                <w:lang w:val="en-GB"/>
+              </w:rPr>
+              <w:t xml:space="preserve">“The process to create a new software application pass throughout communication, enabling better performance” </w:t>
+            </w:r>
           </w:p>
         </w:tc>
       </w:tr>
@@ -4109,6 +5566,15 @@
                 <w:lang w:val="en-GB"/>
               </w:rPr>
             </w:pPr>
+            <w:r>
+              <w:rPr>
+                <w:rFonts w:ascii="Calibri Light" w:hAnsi="Calibri Light" w:cs="Calibri Light"/>
+                <w:sz w:val="22"/>
+                <w:szCs w:val="22"/>
+                <w:lang w:val="en-GB"/>
+              </w:rPr>
+              <w:t>Conjunction</w:t>
+            </w:r>
           </w:p>
         </w:tc>
         <w:tc>
@@ -4124,6 +5590,15 @@
                 <w:lang w:val="en-GB"/>
               </w:rPr>
             </w:pPr>
+            <w:r>
+              <w:rPr>
+                <w:rFonts w:ascii="Calibri Light" w:hAnsi="Calibri Light" w:cs="Calibri Light"/>
+                <w:sz w:val="22"/>
+                <w:szCs w:val="22"/>
+                <w:lang w:val="en-GB"/>
+              </w:rPr>
+              <w:t>A condition.</w:t>
+            </w:r>
           </w:p>
         </w:tc>
         <w:tc>
@@ -4140,6 +5615,49 @@
                 <w:lang w:val="en-GB"/>
               </w:rPr>
             </w:pPr>
+            <w:r>
+              <w:rPr>
+                <w:rFonts w:ascii="Calibri Light" w:hAnsi="Calibri Light" w:cs="Calibri Light"/>
+                <w:sz w:val="22"/>
+                <w:szCs w:val="22"/>
+              </w:rPr>
+              <w:t>/</w:t>
+            </w:r>
+            <w:proofErr w:type="spellStart"/>
+            <w:r>
+              <w:rPr>
+                <w:rFonts w:ascii="Calibri Light" w:hAnsi="Calibri Light" w:cs="Calibri Light"/>
+                <w:sz w:val="22"/>
+                <w:szCs w:val="22"/>
+              </w:rPr>
+              <w:t>prəv</w:t>
+            </w:r>
+            <w:r>
+              <w:rPr>
+                <w:rFonts w:ascii="Calibri Light" w:hAnsi="Calibri Light" w:cs="Calibri Light"/>
+                <w:sz w:val="22"/>
+                <w:szCs w:val="22"/>
+                <w:u w:val="single"/>
+              </w:rPr>
+              <w:t>aɪ</w:t>
+            </w:r>
+            <w:r>
+              <w:rPr>
+                <w:rFonts w:ascii="Calibri Light" w:hAnsi="Calibri Light" w:cs="Calibri Light"/>
+                <w:sz w:val="22"/>
+                <w:szCs w:val="22"/>
+              </w:rPr>
+              <w:t>dɪŋ</w:t>
+            </w:r>
+            <w:proofErr w:type="spellEnd"/>
+            <w:r>
+              <w:rPr>
+                <w:rFonts w:ascii="Calibri Light" w:hAnsi="Calibri Light" w:cs="Calibri Light"/>
+                <w:sz w:val="22"/>
+                <w:szCs w:val="22"/>
+              </w:rPr>
+              <w:t>/</w:t>
+            </w:r>
           </w:p>
         </w:tc>
         <w:tc>
@@ -4156,6 +5674,15 @@
                 <w:lang w:val="en-GB"/>
               </w:rPr>
             </w:pPr>
+            <w:r>
+              <w:rPr>
+                <w:rFonts w:ascii="Calibri Light" w:hAnsi="Calibri Light" w:cs="Calibri Light"/>
+                <w:sz w:val="22"/>
+                <w:szCs w:val="22"/>
+                <w:lang w:val="en-GB"/>
+              </w:rPr>
+              <w:t>“He can stay in this company providing he works.”</w:t>
+            </w:r>
           </w:p>
         </w:tc>
       </w:tr>
@@ -4232,6 +5759,15 @@
                 <w:lang w:val="en-GB"/>
               </w:rPr>
             </w:pPr>
+            <w:r>
+              <w:rPr>
+                <w:rFonts w:ascii="Calibri Light" w:hAnsi="Calibri Light" w:cs="Calibri Light"/>
+                <w:sz w:val="22"/>
+                <w:szCs w:val="22"/>
+                <w:lang w:val="en-GB"/>
+              </w:rPr>
+              <w:t>Noun</w:t>
+            </w:r>
           </w:p>
         </w:tc>
         <w:tc>
@@ -4247,6 +5783,15 @@
                 <w:lang w:val="en-GB"/>
               </w:rPr>
             </w:pPr>
+            <w:r>
+              <w:rPr>
+                <w:rFonts w:ascii="Calibri Light" w:hAnsi="Calibri Light" w:cs="Calibri Light"/>
+                <w:sz w:val="22"/>
+                <w:szCs w:val="22"/>
+                <w:lang w:val="en-GB"/>
+              </w:rPr>
+              <w:t>Public/Audience who work for</w:t>
+            </w:r>
           </w:p>
         </w:tc>
         <w:tc>
@@ -4263,6 +5808,41 @@
                 <w:lang w:val="en-GB"/>
               </w:rPr>
             </w:pPr>
+            <w:r>
+              <w:rPr>
+                <w:rFonts w:ascii="Calibri Light" w:hAnsi="Calibri Light" w:cs="Calibri Light"/>
+                <w:sz w:val="22"/>
+                <w:szCs w:val="22"/>
+                <w:lang w:val="en-GB"/>
+              </w:rPr>
+              <w:t>/</w:t>
+            </w:r>
+            <w:r>
+              <w:rPr>
+                <w:rFonts w:ascii="Calibri Light" w:hAnsi="Calibri Light" w:cs="Calibri Light"/>
+                <w:sz w:val="22"/>
+                <w:szCs w:val="22"/>
+              </w:rPr>
+              <w:t>ˈ</w:t>
+            </w:r>
+            <w:proofErr w:type="spellStart"/>
+            <w:r>
+              <w:rPr>
+                <w:rFonts w:ascii="Calibri Light" w:hAnsi="Calibri Light" w:cs="Calibri Light"/>
+                <w:sz w:val="22"/>
+                <w:szCs w:val="22"/>
+              </w:rPr>
+              <w:t>ɛndˈjuzər</w:t>
+            </w:r>
+            <w:proofErr w:type="spellEnd"/>
+            <w:r>
+              <w:rPr>
+                <w:rFonts w:ascii="Calibri Light" w:hAnsi="Calibri Light" w:cs="Calibri Light"/>
+                <w:sz w:val="22"/>
+                <w:szCs w:val="22"/>
+              </w:rPr>
+              <w:t>”</w:t>
+            </w:r>
           </w:p>
         </w:tc>
         <w:tc>
@@ -4279,6 +5859,15 @@
                 <w:lang w:val="en-GB"/>
               </w:rPr>
             </w:pPr>
+            <w:r>
+              <w:rPr>
+                <w:rFonts w:ascii="Calibri Light" w:hAnsi="Calibri Light" w:cs="Calibri Light"/>
+                <w:sz w:val="22"/>
+                <w:szCs w:val="22"/>
+                <w:lang w:val="en-GB"/>
+              </w:rPr>
+              <w:t>“The end-user of our program is the new gen”</w:t>
+            </w:r>
           </w:p>
         </w:tc>
       </w:tr>
@@ -4386,6 +5975,42 @@
                 <w:lang w:val="en-GB"/>
               </w:rPr>
             </w:pPr>
+            <w:r>
+              <w:rPr>
+                <w:rFonts w:ascii="Calibri Light" w:hAnsi="Calibri Light" w:cs="Calibri Light"/>
+                <w:sz w:val="22"/>
+                <w:szCs w:val="22"/>
+                <w:lang w:val="en-GB"/>
+              </w:rPr>
+              <w:t>/</w:t>
+            </w:r>
+            <w:proofErr w:type="spellStart"/>
+            <w:r>
+              <w:rPr>
+                <w:rFonts w:ascii="Calibri Light" w:hAnsi="Calibri Light" w:cs="Calibri Light"/>
+                <w:sz w:val="22"/>
+                <w:szCs w:val="22"/>
+                <w:u w:val="single"/>
+              </w:rPr>
+              <w:t>ɪ</w:t>
+            </w:r>
+            <w:r>
+              <w:rPr>
+                <w:rFonts w:ascii="Calibri Light" w:hAnsi="Calibri Light" w:cs="Calibri Light"/>
+                <w:sz w:val="22"/>
+                <w:szCs w:val="22"/>
+              </w:rPr>
+              <w:t>ntəʳfeɪs</w:t>
+            </w:r>
+            <w:proofErr w:type="spellEnd"/>
+            <w:r>
+              <w:rPr>
+                <w:rFonts w:ascii="Calibri Light" w:hAnsi="Calibri Light" w:cs="Calibri Light"/>
+                <w:sz w:val="22"/>
+                <w:szCs w:val="22"/>
+              </w:rPr>
+              <w:t>/</w:t>
+            </w:r>
           </w:p>
         </w:tc>
         <w:tc>
@@ -5706,7 +7331,6 @@
           <w:szCs w:val="22"/>
           <w:lang w:val="en-GB"/>
         </w:rPr>
-        <w:lastRenderedPageBreak/>
         <w:t>Activity 2</w:t>
       </w:r>
       <w:r>
@@ -5825,6 +7449,7 @@
           <w:szCs w:val="22"/>
           <w:lang w:val="en-GB"/>
         </w:rPr>
+        <w:lastRenderedPageBreak/>
         <w:t>Activity 3</w:t>
       </w:r>
       <w:r>
@@ -6958,6 +8583,7 @@
           <w:szCs w:val="22"/>
           <w:lang w:val="en-GB"/>
         </w:rPr>
+        <w:lastRenderedPageBreak/>
         <w:t>Look into how software developers approach problem-solving during the development process.</w:t>
       </w:r>
     </w:p>
@@ -8142,6 +9768,7 @@
           <w:szCs w:val="22"/>
           <w:lang w:val="en-GB"/>
         </w:rPr>
+        <w:lastRenderedPageBreak/>
         <w:t>Relevance:</w:t>
       </w:r>
       <w:r>
@@ -13980,7 +15607,8 @@
   <ds:schemaRefs>
     <ds:schemaRef ds:uri="http://schemas.microsoft.com/office/2006/metadata/properties"/>
     <ds:schemaRef ds:uri="http://schemas.microsoft.com/office/infopath/2007/PartnerControls"/>
-    <ds:schemaRef ds:uri="e0b21917-02ab-4f34-9838-668d03c2b192"/>
+    <ds:schemaRef ds:uri="4f771752-b0a9-4cef-9955-64f504e7729b"/>
+    <ds:schemaRef ds:uri="91c143d3-a9f5-49db-af05-cc5c11c3d24a"/>
   </ds:schemaRefs>
 </ds:datastoreItem>
 </file>
@@ -13994,7 +15622,22 @@
 </file>
 
 <file path=customXml/itemProps3.xml><?xml version="1.0" encoding="utf-8"?>
-<ds:datastoreItem xmlns:ds="http://schemas.openxmlformats.org/officeDocument/2006/customXml" ds:itemID="{0D870C0E-7FB0-49B6-8C81-146D372CBBF2}"/>
+<ds:datastoreItem xmlns:ds="http://schemas.openxmlformats.org/officeDocument/2006/customXml" ds:itemID="{0D870C0E-7FB0-49B6-8C81-146D372CBBF2}">
+  <ds:schemaRefs>
+    <ds:schemaRef ds:uri="http://schemas.microsoft.com/office/2006/metadata/contentType"/>
+    <ds:schemaRef ds:uri="http://schemas.microsoft.com/office/2006/metadata/properties/metaAttributes"/>
+    <ds:schemaRef ds:uri="http://www.w3.org/2001/XMLSchema"/>
+    <ds:schemaRef ds:uri="http://schemas.microsoft.com/office/2006/metadata/properties"/>
+    <ds:schemaRef ds:uri="91c143d3-a9f5-49db-af05-cc5c11c3d24a"/>
+    <ds:schemaRef ds:uri="4f771752-b0a9-4cef-9955-64f504e7729b"/>
+    <ds:schemaRef ds:uri="http://schemas.microsoft.com/office/2006/documentManagement/types"/>
+    <ds:schemaRef ds:uri="http://schemas.microsoft.com/office/infopath/2007/PartnerControls"/>
+    <ds:schemaRef ds:uri="http://schemas.openxmlformats.org/package/2006/metadata/core-properties"/>
+    <ds:schemaRef ds:uri="http://purl.org/dc/elements/1.1/"/>
+    <ds:schemaRef ds:uri="http://purl.org/dc/terms/"/>
+    <ds:schemaRef ds:uri="http://schemas.microsoft.com/internal/obd"/>
+  </ds:schemaRefs>
+</ds:datastoreItem>
 </file>
 
 <file path=customXml/itemProps4.xml><?xml version="1.0" encoding="utf-8"?>

--- a/02.Ingles/Activities/GroupResearch Activity_Software Development(PRT)_hmf.docx
+++ b/02.Ingles/Activities/GroupResearch Activity_Software Development(PRT)_hmf.docx
@@ -60,7 +60,7 @@
                         <a:effectLst/>
                         <a:extLst>
                           <a:ext uri="{91240B29-F687-4f45-9708-019B960494DF}">
-                            <a14:hiddenLine xmlns:a14="http://schemas.microsoft.com/office/drawing/2010/main" xmlns:w="http://schemas.openxmlformats.org/wordprocessingml/2006/main" xmlns:w10="urn:schemas-microsoft-com:office:word" xmlns:v="urn:schemas-microsoft-com:vml" xmlns:o="urn:schemas-microsoft-com:office:office" xmlns:mv="urn:schemas-microsoft-com:mac:vml" xmlns:mo="http://schemas.microsoft.com/office/mac/office/2008/main" xmlns="" w="9525" algn="ctr">
+                            <a14:hiddenLine xmlns="" xmlns:mo="http://schemas.microsoft.com/office/mac/office/2008/main" xmlns:mv="urn:schemas-microsoft-com:mac:vml" xmlns:o="urn:schemas-microsoft-com:office:office" xmlns:v="urn:schemas-microsoft-com:vml" xmlns:w10="urn:schemas-microsoft-com:office:word" xmlns:w="http://schemas.openxmlformats.org/wordprocessingml/2006/main" xmlns:a14="http://schemas.microsoft.com/office/drawing/2010/main" w="9525" algn="ctr">
                               <a:solidFill>
                                 <a:srgbClr val="969696"/>
                               </a:solidFill>
@@ -70,7 +70,7 @@
                             </a14:hiddenLine>
                           </a:ext>
                           <a:ext uri="{AF507438-7753-43e0-B8FC-AC1667EBCBE1}">
-                            <a14:hiddenEffects xmlns:a14="http://schemas.microsoft.com/office/drawing/2010/main" xmlns:w="http://schemas.openxmlformats.org/wordprocessingml/2006/main" xmlns:w10="urn:schemas-microsoft-com:office:word" xmlns:v="urn:schemas-microsoft-com:vml" xmlns:o="urn:schemas-microsoft-com:office:office" xmlns:mv="urn:schemas-microsoft-com:mac:vml" xmlns:mo="http://schemas.microsoft.com/office/mac/office/2008/main" xmlns="">
+                            <a14:hiddenEffects xmlns="" xmlns:mo="http://schemas.microsoft.com/office/mac/office/2008/main" xmlns:mv="urn:schemas-microsoft-com:mac:vml" xmlns:o="urn:schemas-microsoft-com:office:office" xmlns:v="urn:schemas-microsoft-com:vml" xmlns:w10="urn:schemas-microsoft-com:office:word" xmlns:w="http://schemas.openxmlformats.org/wordprocessingml/2006/main" xmlns:a14="http://schemas.microsoft.com/office/drawing/2010/main">
                               <a:effectLst>
                                 <a:outerShdw dist="35921" dir="2700000" algn="ctr" rotWithShape="0">
                                   <a:srgbClr val="808080"/>
@@ -330,7 +330,29 @@
                 <w:szCs w:val="21"/>
                 <w:lang w:val="en-GB"/>
               </w:rPr>
-              <w:t>To encourage students to use English-English Internet dictionaries. To reinforce the habit of using a monolingual dictionary. To help learners be more autonomous in their learning.</w:t>
+              <w:t xml:space="preserve">To encourage students to use </w:t>
+            </w:r>
+            <w:proofErr w:type="gramStart"/>
+            <w:r>
+              <w:rPr>
+                <w:rFonts w:ascii="Calibri Light" w:hAnsi="Calibri Light" w:cs="Calibri Light"/>
+                <w:bCs/>
+                <w:sz w:val="21"/>
+                <w:szCs w:val="21"/>
+                <w:lang w:val="en-GB"/>
+              </w:rPr>
+              <w:t>English-English</w:t>
+            </w:r>
+            <w:proofErr w:type="gramEnd"/>
+            <w:r>
+              <w:rPr>
+                <w:rFonts w:ascii="Calibri Light" w:hAnsi="Calibri Light" w:cs="Calibri Light"/>
+                <w:bCs/>
+                <w:sz w:val="21"/>
+                <w:szCs w:val="21"/>
+                <w:lang w:val="en-GB"/>
+              </w:rPr>
+              <w:t xml:space="preserve"> Internet dictionaries. To reinforce the habit of using a monolingual dictionary. To help learners be more autonomous in their learning.</w:t>
             </w:r>
           </w:p>
           <w:p>
@@ -425,7 +447,25 @@
             <w:color w:val="auto"/>
             <w:lang w:val="en-GB"/>
           </w:rPr>
-          <w:t>https://www.collinsdictionary.com/dictionary/english/</w:t>
+          <w:t>https://www.collinsdictionary.com/dictionary/engl</w:t>
+        </w:r>
+        <w:r>
+          <w:rPr>
+            <w:rStyle w:val="Hiperligao"/>
+            <w:rFonts w:ascii="Calibri Light" w:hAnsi="Calibri Light" w:cs="Calibri Light"/>
+            <w:color w:val="auto"/>
+            <w:lang w:val="en-GB"/>
+          </w:rPr>
+          <w:t>i</w:t>
+        </w:r>
+        <w:r>
+          <w:rPr>
+            <w:rStyle w:val="Hiperligao"/>
+            <w:rFonts w:ascii="Calibri Light" w:hAnsi="Calibri Light" w:cs="Calibri Light"/>
+            <w:color w:val="auto"/>
+            <w:lang w:val="en-GB"/>
+          </w:rPr>
+          <w:t>sh/</w:t>
         </w:r>
       </w:hyperlink>
     </w:p>
@@ -445,7 +485,25 @@
             <w:color w:val="auto"/>
             <w:lang w:val="en-GB"/>
           </w:rPr>
-          <w:t>https://www.dictionary.com/</w:t>
+          <w:t>https://www.d</w:t>
+        </w:r>
+        <w:r>
+          <w:rPr>
+            <w:rStyle w:val="Hiperligao"/>
+            <w:rFonts w:ascii="Calibri Light" w:hAnsi="Calibri Light" w:cs="Calibri Light"/>
+            <w:color w:val="auto"/>
+            <w:lang w:val="en-GB"/>
+          </w:rPr>
+          <w:t>i</w:t>
+        </w:r>
+        <w:r>
+          <w:rPr>
+            <w:rStyle w:val="Hiperligao"/>
+            <w:rFonts w:ascii="Calibri Light" w:hAnsi="Calibri Light" w:cs="Calibri Light"/>
+            <w:color w:val="auto"/>
+            <w:lang w:val="en-GB"/>
+          </w:rPr>
+          <w:t>ctionary.com/</w:t>
         </w:r>
       </w:hyperlink>
     </w:p>
@@ -465,7 +523,25 @@
             <w:color w:val="auto"/>
             <w:lang w:val="en-GB"/>
           </w:rPr>
-          <w:t>https://www.merriam-webster.com/</w:t>
+          <w:t>https://www.merriam-</w:t>
+        </w:r>
+        <w:r>
+          <w:rPr>
+            <w:rStyle w:val="Hiperligao"/>
+            <w:rFonts w:ascii="Calibri Light" w:hAnsi="Calibri Light" w:cs="Calibri Light"/>
+            <w:color w:val="auto"/>
+            <w:lang w:val="en-GB"/>
+          </w:rPr>
+          <w:t>w</w:t>
+        </w:r>
+        <w:r>
+          <w:rPr>
+            <w:rStyle w:val="Hiperligao"/>
+            <w:rFonts w:ascii="Calibri Light" w:hAnsi="Calibri Light" w:cs="Calibri Light"/>
+            <w:color w:val="auto"/>
+            <w:lang w:val="en-GB"/>
+          </w:rPr>
+          <w:t>ebster.com/</w:t>
         </w:r>
       </w:hyperlink>
     </w:p>
@@ -2139,11 +2215,11 @@
       </w:tblPr>
       <w:tblGrid>
         <w:gridCol w:w="440"/>
-        <w:gridCol w:w="1629"/>
+        <w:gridCol w:w="1543"/>
         <w:gridCol w:w="1286"/>
-        <w:gridCol w:w="2494"/>
-        <w:gridCol w:w="1543"/>
-        <w:gridCol w:w="2436"/>
+        <w:gridCol w:w="2188"/>
+        <w:gridCol w:w="2221"/>
+        <w:gridCol w:w="2150"/>
       </w:tblGrid>
       <w:tr>
         <w:trPr>
@@ -3044,35 +3120,48 @@
             <w:r>
               <w:rPr>
                 <w:rFonts w:ascii="Calibri Light" w:hAnsi="Calibri Light" w:cs="Calibri Light"/>
-                <w:sz w:val="22"/>
-                <w:szCs w:val="22"/>
-                <w:lang w:val="en-GB"/>
-              </w:rPr>
-              <w:t>Gerund: “Maintaining job is such a hard work”</w:t>
-            </w:r>
-          </w:p>
-          <w:p>
-            <w:pPr>
-              <w:rPr>
-                <w:rFonts w:ascii="Calibri Light" w:hAnsi="Calibri Light" w:cs="Calibri Light"/>
-                <w:sz w:val="22"/>
-                <w:szCs w:val="22"/>
-                <w:lang w:val="en-GB"/>
-              </w:rPr>
-            </w:pPr>
-          </w:p>
-          <w:p>
-            <w:pPr>
-              <w:rPr>
-                <w:rFonts w:ascii="Calibri Light" w:hAnsi="Calibri Light" w:cs="Calibri Light"/>
-                <w:sz w:val="22"/>
-                <w:szCs w:val="22"/>
-                <w:lang w:val="en-GB"/>
-              </w:rPr>
-            </w:pPr>
-            <w:r>
-              <w:rPr>
-                <w:rFonts w:ascii="Calibri Light" w:hAnsi="Calibri Light" w:cs="Calibri Light"/>
+                <w:b/>
+                <w:bCs/>
+                <w:sz w:val="22"/>
+                <w:szCs w:val="22"/>
+                <w:lang w:val="en-GB"/>
+              </w:rPr>
+              <w:t>Gerund</w:t>
+            </w:r>
+            <w:r>
+              <w:rPr>
+                <w:rFonts w:ascii="Calibri Light" w:hAnsi="Calibri Light" w:cs="Calibri Light"/>
+                <w:sz w:val="22"/>
+                <w:szCs w:val="22"/>
+                <w:lang w:val="en-GB"/>
+              </w:rPr>
+              <w:t>: “Maintaining job is such a hard work”</w:t>
+            </w:r>
+          </w:p>
+          <w:p>
+            <w:pPr>
+              <w:rPr>
+                <w:rFonts w:ascii="Calibri Light" w:hAnsi="Calibri Light" w:cs="Calibri Light"/>
+                <w:sz w:val="22"/>
+                <w:szCs w:val="22"/>
+                <w:lang w:val="en-GB"/>
+              </w:rPr>
+            </w:pPr>
+          </w:p>
+          <w:p>
+            <w:pPr>
+              <w:rPr>
+                <w:rFonts w:ascii="Calibri Light" w:hAnsi="Calibri Light" w:cs="Calibri Light"/>
+                <w:sz w:val="22"/>
+                <w:szCs w:val="22"/>
+                <w:lang w:val="en-GB"/>
+              </w:rPr>
+            </w:pPr>
+            <w:r>
+              <w:rPr>
+                <w:rFonts w:ascii="Calibri Light" w:hAnsi="Calibri Light" w:cs="Calibri Light"/>
+                <w:b/>
+                <w:bCs/>
                 <w:sz w:val="22"/>
                 <w:szCs w:val="22"/>
                 <w:lang w:val="en-GB"/>
@@ -3082,11 +3171,22 @@
             <w:r>
               <w:rPr>
                 <w:rFonts w:ascii="Calibri Light" w:hAnsi="Calibri Light" w:cs="Calibri Light"/>
-                <w:sz w:val="22"/>
-                <w:szCs w:val="22"/>
-                <w:lang w:val="en-GB"/>
-              </w:rPr>
-              <w:t>: “</w:t>
+                <w:b/>
+                <w:bCs/>
+                <w:sz w:val="22"/>
+                <w:szCs w:val="22"/>
+                <w:lang w:val="en-GB"/>
+              </w:rPr>
+              <w:t>:</w:t>
+            </w:r>
+            <w:r>
+              <w:rPr>
+                <w:rFonts w:ascii="Calibri Light" w:hAnsi="Calibri Light" w:cs="Calibri Light"/>
+                <w:sz w:val="22"/>
+                <w:szCs w:val="22"/>
+                <w:lang w:val="en-GB"/>
+              </w:rPr>
+              <w:t xml:space="preserve"> “</w:t>
             </w:r>
             <w:r>
               <w:rPr>
@@ -3236,7 +3336,27 @@
                 <w:szCs w:val="22"/>
                 <w:lang w:val="en-US"/>
               </w:rPr>
-              <w:t>A framework is a particular set of rules, ideas, or beliefs which you use in order to deal with problems or to decide what to do.</w:t>
+              <w:t xml:space="preserve">A framework is a particular set of rules, ideas, or beliefs which you use </w:t>
+            </w:r>
+            <w:proofErr w:type="gramStart"/>
+            <w:r>
+              <w:rPr>
+                <w:rFonts w:ascii="Calibri Light" w:hAnsi="Calibri Light" w:cs="Calibri Light"/>
+                <w:sz w:val="22"/>
+                <w:szCs w:val="22"/>
+                <w:lang w:val="en-US"/>
+              </w:rPr>
+              <w:t>in order to</w:t>
+            </w:r>
+            <w:proofErr w:type="gramEnd"/>
+            <w:r>
+              <w:rPr>
+                <w:rFonts w:ascii="Calibri Light" w:hAnsi="Calibri Light" w:cs="Calibri Light"/>
+                <w:sz w:val="22"/>
+                <w:szCs w:val="22"/>
+                <w:lang w:val="en-US"/>
+              </w:rPr>
+              <w:t xml:space="preserve"> deal with problems or to decide what to do.</w:t>
             </w:r>
           </w:p>
         </w:tc>
@@ -3324,11 +3444,22 @@
             <w:r>
               <w:rPr>
                 <w:rFonts w:ascii="Calibri Light" w:hAnsi="Calibri Light" w:cs="Calibri Light"/>
-                <w:sz w:val="22"/>
-                <w:szCs w:val="22"/>
-                <w:lang w:val="en-GB"/>
-              </w:rPr>
-              <w:t>Noun: “</w:t>
+                <w:b/>
+                <w:bCs/>
+                <w:sz w:val="22"/>
+                <w:szCs w:val="22"/>
+                <w:lang w:val="en-GB"/>
+              </w:rPr>
+              <w:t>Noun:</w:t>
+            </w:r>
+            <w:r>
+              <w:rPr>
+                <w:rFonts w:ascii="Calibri Light" w:hAnsi="Calibri Light" w:cs="Calibri Light"/>
+                <w:sz w:val="22"/>
+                <w:szCs w:val="22"/>
+                <w:lang w:val="en-GB"/>
+              </w:rPr>
+              <w:t xml:space="preserve"> “</w:t>
             </w:r>
             <w:r>
               <w:rPr>
@@ -3545,11 +3676,22 @@
             <w:r>
               <w:rPr>
                 <w:rFonts w:ascii="Calibri Light" w:hAnsi="Calibri Light" w:cs="Calibri Light"/>
-                <w:sz w:val="22"/>
-                <w:szCs w:val="22"/>
-                <w:lang w:val="en-GB"/>
-              </w:rPr>
-              <w:t xml:space="preserve">Verb: “I </w:t>
+                <w:b/>
+                <w:bCs/>
+                <w:sz w:val="22"/>
+                <w:szCs w:val="22"/>
+                <w:lang w:val="en-GB"/>
+              </w:rPr>
+              <w:t>Verb:</w:t>
+            </w:r>
+            <w:r>
+              <w:rPr>
+                <w:rFonts w:ascii="Calibri Light" w:hAnsi="Calibri Light" w:cs="Calibri Light"/>
+                <w:sz w:val="22"/>
+                <w:szCs w:val="22"/>
+                <w:lang w:val="en-GB"/>
+              </w:rPr>
+              <w:t xml:space="preserve"> “I </w:t>
             </w:r>
             <w:r>
               <w:rPr>
@@ -3593,11 +3735,22 @@
             <w:r>
               <w:rPr>
                 <w:rFonts w:ascii="Calibri Light" w:hAnsi="Calibri Light" w:cs="Calibri Light"/>
-                <w:sz w:val="22"/>
-                <w:szCs w:val="22"/>
-                <w:lang w:val="en-GB"/>
-              </w:rPr>
-              <w:t>Noun: “</w:t>
+                <w:b/>
+                <w:bCs/>
+                <w:sz w:val="22"/>
+                <w:szCs w:val="22"/>
+                <w:lang w:val="en-GB"/>
+              </w:rPr>
+              <w:t>Noun:</w:t>
+            </w:r>
+            <w:r>
+              <w:rPr>
+                <w:rFonts w:ascii="Calibri Light" w:hAnsi="Calibri Light" w:cs="Calibri Light"/>
+                <w:sz w:val="22"/>
+                <w:szCs w:val="22"/>
+                <w:lang w:val="en-GB"/>
+              </w:rPr>
+              <w:t xml:space="preserve"> “</w:t>
             </w:r>
             <w:r>
               <w:rPr>
@@ -3814,11 +3967,22 @@
             <w:r>
               <w:rPr>
                 <w:rFonts w:ascii="Calibri Light" w:hAnsi="Calibri Light" w:cs="Calibri Light"/>
-                <w:sz w:val="22"/>
-                <w:szCs w:val="22"/>
-                <w:lang w:val="en-GB"/>
-              </w:rPr>
-              <w:t>Noun: “</w:t>
+                <w:b/>
+                <w:bCs/>
+                <w:sz w:val="22"/>
+                <w:szCs w:val="22"/>
+                <w:lang w:val="en-GB"/>
+              </w:rPr>
+              <w:t>Noun:</w:t>
+            </w:r>
+            <w:r>
+              <w:rPr>
+                <w:rFonts w:ascii="Calibri Light" w:hAnsi="Calibri Light" w:cs="Calibri Light"/>
+                <w:sz w:val="22"/>
+                <w:szCs w:val="22"/>
+                <w:lang w:val="en-GB"/>
+              </w:rPr>
+              <w:t xml:space="preserve"> “</w:t>
             </w:r>
             <w:r>
               <w:rPr>
@@ -3827,7 +3991,7 @@
                 <w:szCs w:val="22"/>
                 <w:lang w:val="en-US"/>
               </w:rPr>
-              <w:t>I am a vegetarian and use a lot of lentils in my day-to-day cooking</w:t>
+              <w:t xml:space="preserve">I am a vegetarian and use a </w:t>
             </w:r>
             <w:r>
               <w:rPr>
@@ -3836,7 +4000,8 @@
                 <w:szCs w:val="22"/>
                 <w:lang w:val="en-US"/>
               </w:rPr>
-              <w:t>”</w:t>
+              <w:lastRenderedPageBreak/>
+              <w:t>lot of lentils in my day-to-day cooking”</w:t>
             </w:r>
           </w:p>
         </w:tc>
@@ -3871,6 +4036,7 @@
                 <w:szCs w:val="22"/>
                 <w:lang w:val="en-GB"/>
               </w:rPr>
+              <w:lastRenderedPageBreak/>
               <w:t>6</w:t>
             </w:r>
           </w:p>
@@ -4000,6 +4166,8 @@
             <w:r>
               <w:rPr>
                 <w:rFonts w:ascii="Calibri Light" w:hAnsi="Calibri Light" w:cs="Calibri Light"/>
+                <w:b/>
+                <w:bCs/>
                 <w:sz w:val="22"/>
                 <w:szCs w:val="22"/>
                 <w:lang w:val="en-GB"/>
@@ -4010,11 +4178,22 @@
             <w:r>
               <w:rPr>
                 <w:rFonts w:ascii="Calibri Light" w:hAnsi="Calibri Light" w:cs="Calibri Light"/>
-                <w:sz w:val="22"/>
-                <w:szCs w:val="22"/>
-                <w:lang w:val="en-GB"/>
-              </w:rPr>
-              <w:t>: “</w:t>
+                <w:b/>
+                <w:bCs/>
+                <w:sz w:val="22"/>
+                <w:szCs w:val="22"/>
+                <w:lang w:val="en-GB"/>
+              </w:rPr>
+              <w:t>:</w:t>
+            </w:r>
+            <w:r>
+              <w:rPr>
+                <w:rFonts w:ascii="Calibri Light" w:hAnsi="Calibri Light" w:cs="Calibri Light"/>
+                <w:sz w:val="22"/>
+                <w:szCs w:val="22"/>
+                <w:lang w:val="en-GB"/>
+              </w:rPr>
+              <w:t xml:space="preserve"> “</w:t>
             </w:r>
             <w:r>
               <w:rPr>
@@ -4259,11 +4438,22 @@
             <w:r>
               <w:rPr>
                 <w:rFonts w:ascii="Calibri Light" w:hAnsi="Calibri Light" w:cs="Calibri Light"/>
-                <w:sz w:val="22"/>
-                <w:szCs w:val="22"/>
-                <w:lang w:val="en-GB"/>
-              </w:rPr>
-              <w:t>Noun: “</w:t>
+                <w:b/>
+                <w:bCs/>
+                <w:sz w:val="22"/>
+                <w:szCs w:val="22"/>
+                <w:lang w:val="en-GB"/>
+              </w:rPr>
+              <w:t>Noun:</w:t>
+            </w:r>
+            <w:r>
+              <w:rPr>
+                <w:rFonts w:ascii="Calibri Light" w:hAnsi="Calibri Light" w:cs="Calibri Light"/>
+                <w:sz w:val="22"/>
+                <w:szCs w:val="22"/>
+                <w:lang w:val="en-GB"/>
+              </w:rPr>
+              <w:t xml:space="preserve"> “</w:t>
             </w:r>
             <w:r>
               <w:rPr>
@@ -4335,7 +4525,6 @@
                 <w:szCs w:val="22"/>
                 <w:lang w:val="en-GB"/>
               </w:rPr>
-              <w:lastRenderedPageBreak/>
               <w:t>8</w:t>
             </w:r>
           </w:p>
@@ -4487,6 +4676,26 @@
                 <w:lang w:val="en-GB"/>
               </w:rPr>
             </w:pPr>
+            <w:r>
+              <w:rPr>
+                <w:rFonts w:ascii="Calibri Light" w:hAnsi="Calibri Light" w:cs="Calibri Light"/>
+                <w:b/>
+                <w:bCs/>
+                <w:sz w:val="22"/>
+                <w:szCs w:val="22"/>
+                <w:lang w:val="en-GB"/>
+              </w:rPr>
+              <w:t>Adverb:</w:t>
+            </w:r>
+            <w:r>
+              <w:rPr>
+                <w:rFonts w:ascii="Calibri Light" w:hAnsi="Calibri Light" w:cs="Calibri Light"/>
+                <w:sz w:val="22"/>
+                <w:szCs w:val="22"/>
+                <w:lang w:val="en-GB"/>
+              </w:rPr>
+              <w:t xml:space="preserve"> “We can finish this software more effectively if we work as a team.”</w:t>
+            </w:r>
           </w:p>
         </w:tc>
       </w:tr>
@@ -4667,11 +4876,22 @@
             <w:r>
               <w:rPr>
                 <w:rFonts w:ascii="Calibri Light" w:hAnsi="Calibri Light" w:cs="Calibri Light"/>
-                <w:sz w:val="22"/>
-                <w:szCs w:val="22"/>
-                <w:lang w:val="en-GB"/>
-              </w:rPr>
-              <w:t xml:space="preserve">Verb: </w:t>
+                <w:b/>
+                <w:bCs/>
+                <w:sz w:val="22"/>
+                <w:szCs w:val="22"/>
+                <w:lang w:val="en-GB"/>
+              </w:rPr>
+              <w:t>Verb:</w:t>
+            </w:r>
+            <w:r>
+              <w:rPr>
+                <w:rFonts w:ascii="Calibri Light" w:hAnsi="Calibri Light" w:cs="Calibri Light"/>
+                <w:sz w:val="22"/>
+                <w:szCs w:val="22"/>
+                <w:lang w:val="en-GB"/>
+              </w:rPr>
+              <w:t xml:space="preserve"> </w:t>
             </w:r>
             <w:r>
               <w:rPr>
@@ -4708,16 +4928,7 @@
                 <w:szCs w:val="22"/>
                 <w:lang w:val="en-US"/>
               </w:rPr>
-              <w:t xml:space="preserve"> the process.</w:t>
-            </w:r>
-            <w:r>
-              <w:rPr>
-                <w:rFonts w:ascii="Calibri Light" w:hAnsi="Calibri Light" w:cs="Calibri Light"/>
-                <w:sz w:val="22"/>
-                <w:szCs w:val="22"/>
-                <w:lang w:val="en-US"/>
-              </w:rPr>
-              <w:t>”</w:t>
+              <w:t xml:space="preserve"> the process.”</w:t>
             </w:r>
           </w:p>
         </w:tc>
@@ -4976,31 +5187,40 @@
             <w:r>
               <w:rPr>
                 <w:rFonts w:ascii="Calibri Light" w:hAnsi="Calibri Light" w:cs="Calibri Light"/>
-                <w:sz w:val="22"/>
-                <w:szCs w:val="22"/>
-                <w:lang w:val="en-GB"/>
-              </w:rPr>
-              <w:t>Noun: “</w:t>
-            </w:r>
-            <w:r>
-              <w:rPr>
-                <w:rFonts w:ascii="Calibri Light" w:hAnsi="Calibri Light" w:cs="Calibri Light"/>
                 <w:b/>
                 <w:bCs/>
                 <w:sz w:val="22"/>
                 <w:szCs w:val="22"/>
                 <w:lang w:val="en-GB"/>
               </w:rPr>
+              <w:t>Noun:</w:t>
+            </w:r>
+            <w:r>
+              <w:rPr>
+                <w:rFonts w:ascii="Calibri Light" w:hAnsi="Calibri Light" w:cs="Calibri Light"/>
+                <w:sz w:val="22"/>
+                <w:szCs w:val="22"/>
+                <w:lang w:val="en-GB"/>
+              </w:rPr>
+              <w:t xml:space="preserve"> “</w:t>
+            </w:r>
+            <w:r>
+              <w:rPr>
+                <w:rFonts w:ascii="Calibri Light" w:hAnsi="Calibri Light" w:cs="Calibri Light"/>
+                <w:sz w:val="22"/>
+                <w:szCs w:val="22"/>
+                <w:u w:val="single"/>
+                <w:lang w:val="en-GB"/>
+              </w:rPr>
               <w:t>E</w:t>
             </w:r>
             <w:proofErr w:type="spellStart"/>
             <w:r>
               <w:rPr>
                 <w:rFonts w:ascii="Calibri Light" w:hAnsi="Calibri Light" w:cs="Calibri Light"/>
-                <w:b/>
-                <w:bCs/>
-                <w:sz w:val="22"/>
-                <w:szCs w:val="22"/>
+                <w:sz w:val="22"/>
+                <w:szCs w:val="22"/>
+                <w:u w:val="single"/>
                 <w:lang w:val="en-US"/>
               </w:rPr>
               <w:t>fficiency</w:t>
@@ -5013,16 +5233,7 @@
                 <w:szCs w:val="22"/>
                 <w:lang w:val="en-US"/>
               </w:rPr>
-              <w:t> is the ratio between the amount of energy a machine needs to make it work, and the amount it produces</w:t>
-            </w:r>
-            <w:r>
-              <w:rPr>
-                <w:rFonts w:ascii="Calibri Light" w:hAnsi="Calibri Light" w:cs="Calibri Light"/>
-                <w:sz w:val="22"/>
-                <w:szCs w:val="22"/>
-                <w:lang w:val="en-US"/>
-              </w:rPr>
-              <w:t>”</w:t>
+              <w:t> is the ratio between the amount of energy a machine needs to make it work, and the amount it produces”</w:t>
             </w:r>
           </w:p>
         </w:tc>
@@ -5232,11 +5443,50 @@
             <w:r>
               <w:rPr>
                 <w:rFonts w:ascii="Calibri Light" w:hAnsi="Calibri Light" w:cs="Calibri Light"/>
-                <w:sz w:val="22"/>
-                <w:szCs w:val="22"/>
-                <w:lang w:val="en-GB"/>
-              </w:rPr>
-              <w:t>“To disrupt the way of thinking.”</w:t>
+                <w:b/>
+                <w:bCs/>
+                <w:sz w:val="22"/>
+                <w:szCs w:val="22"/>
+                <w:lang w:val="en-GB"/>
+              </w:rPr>
+              <w:t>Verb:</w:t>
+            </w:r>
+            <w:r>
+              <w:rPr>
+                <w:rFonts w:ascii="Calibri Light" w:hAnsi="Calibri Light" w:cs="Calibri Light"/>
+                <w:sz w:val="22"/>
+                <w:szCs w:val="22"/>
+                <w:lang w:val="en-GB"/>
+              </w:rPr>
+              <w:t xml:space="preserve"> </w:t>
+            </w:r>
+            <w:r>
+              <w:rPr>
+                <w:rFonts w:ascii="Calibri Light" w:hAnsi="Calibri Light" w:cs="Calibri Light"/>
+                <w:sz w:val="22"/>
+                <w:szCs w:val="22"/>
+                <w:lang w:val="en-GB"/>
+              </w:rPr>
+              <w:t xml:space="preserve">“To </w:t>
+            </w:r>
+            <w:r>
+              <w:rPr>
+                <w:rFonts w:ascii="Calibri Light" w:hAnsi="Calibri Light" w:cs="Calibri Light"/>
+                <w:sz w:val="22"/>
+                <w:szCs w:val="22"/>
+                <w:u w:val="single"/>
+                <w:lang w:val="en-GB"/>
+              </w:rPr>
+              <w:t>disrupt</w:t>
+            </w:r>
+            <w:r>
+              <w:rPr>
+                <w:rFonts w:ascii="Calibri Light" w:hAnsi="Calibri Light" w:cs="Calibri Light"/>
+                <w:sz w:val="22"/>
+                <w:szCs w:val="22"/>
+                <w:lang w:val="en-GB"/>
+              </w:rPr>
+              <w:t xml:space="preserve"> the way of thinking.”</w:t>
             </w:r>
           </w:p>
         </w:tc>
@@ -5471,11 +5721,50 @@
             <w:r>
               <w:rPr>
                 <w:rFonts w:ascii="Calibri Light" w:hAnsi="Calibri Light" w:cs="Calibri Light"/>
-                <w:sz w:val="22"/>
-                <w:szCs w:val="22"/>
-                <w:lang w:val="en-GB"/>
-              </w:rPr>
-              <w:t xml:space="preserve">“The process to create a new software application pass throughout communication, enabling better performance” </w:t>
+                <w:b/>
+                <w:bCs/>
+                <w:sz w:val="22"/>
+                <w:szCs w:val="22"/>
+                <w:lang w:val="en-GB"/>
+              </w:rPr>
+              <w:t>Adjective:</w:t>
+            </w:r>
+            <w:r>
+              <w:rPr>
+                <w:rFonts w:ascii="Calibri Light" w:hAnsi="Calibri Light" w:cs="Calibri Light"/>
+                <w:sz w:val="22"/>
+                <w:szCs w:val="22"/>
+                <w:lang w:val="en-GB"/>
+              </w:rPr>
+              <w:t xml:space="preserve"> </w:t>
+            </w:r>
+            <w:r>
+              <w:rPr>
+                <w:rFonts w:ascii="Calibri Light" w:hAnsi="Calibri Light" w:cs="Calibri Light"/>
+                <w:sz w:val="22"/>
+                <w:szCs w:val="22"/>
+                <w:lang w:val="en-GB"/>
+              </w:rPr>
+              <w:t xml:space="preserve">“The process to create a new software application pass throughout communication, </w:t>
+            </w:r>
+            <w:r>
+              <w:rPr>
+                <w:rFonts w:ascii="Calibri Light" w:hAnsi="Calibri Light" w:cs="Calibri Light"/>
+                <w:sz w:val="22"/>
+                <w:szCs w:val="22"/>
+                <w:u w:val="single"/>
+                <w:lang w:val="en-GB"/>
+              </w:rPr>
+              <w:t>enabling</w:t>
+            </w:r>
+            <w:r>
+              <w:rPr>
+                <w:rFonts w:ascii="Calibri Light" w:hAnsi="Calibri Light" w:cs="Calibri Light"/>
+                <w:sz w:val="22"/>
+                <w:szCs w:val="22"/>
+                <w:lang w:val="en-GB"/>
+              </w:rPr>
+              <w:t xml:space="preserve"> better performance” </w:t>
             </w:r>
           </w:p>
         </w:tc>
@@ -5677,11 +5966,50 @@
             <w:r>
               <w:rPr>
                 <w:rFonts w:ascii="Calibri Light" w:hAnsi="Calibri Light" w:cs="Calibri Light"/>
-                <w:sz w:val="22"/>
-                <w:szCs w:val="22"/>
-                <w:lang w:val="en-GB"/>
-              </w:rPr>
-              <w:t>“He can stay in this company providing he works.”</w:t>
+                <w:b/>
+                <w:bCs/>
+                <w:sz w:val="22"/>
+                <w:szCs w:val="22"/>
+                <w:lang w:val="en-GB"/>
+              </w:rPr>
+              <w:t>Conjunction:</w:t>
+            </w:r>
+            <w:r>
+              <w:rPr>
+                <w:rFonts w:ascii="Calibri Light" w:hAnsi="Calibri Light" w:cs="Calibri Light"/>
+                <w:sz w:val="22"/>
+                <w:szCs w:val="22"/>
+                <w:lang w:val="en-GB"/>
+              </w:rPr>
+              <w:t xml:space="preserve"> </w:t>
+            </w:r>
+            <w:r>
+              <w:rPr>
+                <w:rFonts w:ascii="Calibri Light" w:hAnsi="Calibri Light" w:cs="Calibri Light"/>
+                <w:sz w:val="22"/>
+                <w:szCs w:val="22"/>
+                <w:lang w:val="en-GB"/>
+              </w:rPr>
+              <w:t xml:space="preserve">“He can stay in this company </w:t>
+            </w:r>
+            <w:r>
+              <w:rPr>
+                <w:rFonts w:ascii="Calibri Light" w:hAnsi="Calibri Light" w:cs="Calibri Light"/>
+                <w:sz w:val="22"/>
+                <w:szCs w:val="22"/>
+                <w:u w:val="single"/>
+                <w:lang w:val="en-GB"/>
+              </w:rPr>
+              <w:t>providing</w:t>
+            </w:r>
+            <w:r>
+              <w:rPr>
+                <w:rFonts w:ascii="Calibri Light" w:hAnsi="Calibri Light" w:cs="Calibri Light"/>
+                <w:sz w:val="22"/>
+                <w:szCs w:val="22"/>
+                <w:lang w:val="en-GB"/>
+              </w:rPr>
+              <w:t xml:space="preserve"> he works.”</w:t>
             </w:r>
           </w:p>
         </w:tc>
@@ -5862,11 +6190,50 @@
             <w:r>
               <w:rPr>
                 <w:rFonts w:ascii="Calibri Light" w:hAnsi="Calibri Light" w:cs="Calibri Light"/>
-                <w:sz w:val="22"/>
-                <w:szCs w:val="22"/>
-                <w:lang w:val="en-GB"/>
-              </w:rPr>
-              <w:t>“The end-user of our program is the new gen”</w:t>
+                <w:b/>
+                <w:bCs/>
+                <w:sz w:val="22"/>
+                <w:szCs w:val="22"/>
+                <w:lang w:val="en-GB"/>
+              </w:rPr>
+              <w:t>Noun:</w:t>
+            </w:r>
+            <w:r>
+              <w:rPr>
+                <w:rFonts w:ascii="Calibri Light" w:hAnsi="Calibri Light" w:cs="Calibri Light"/>
+                <w:sz w:val="22"/>
+                <w:szCs w:val="22"/>
+                <w:lang w:val="en-GB"/>
+              </w:rPr>
+              <w:t xml:space="preserve"> </w:t>
+            </w:r>
+            <w:r>
+              <w:rPr>
+                <w:rFonts w:ascii="Calibri Light" w:hAnsi="Calibri Light" w:cs="Calibri Light"/>
+                <w:sz w:val="22"/>
+                <w:szCs w:val="22"/>
+                <w:lang w:val="en-GB"/>
+              </w:rPr>
+              <w:t xml:space="preserve">“The </w:t>
+            </w:r>
+            <w:r>
+              <w:rPr>
+                <w:rFonts w:ascii="Calibri Light" w:hAnsi="Calibri Light" w:cs="Calibri Light"/>
+                <w:sz w:val="22"/>
+                <w:szCs w:val="22"/>
+                <w:u w:val="single"/>
+                <w:lang w:val="en-GB"/>
+              </w:rPr>
+              <w:t>end-user</w:t>
+            </w:r>
+            <w:r>
+              <w:rPr>
+                <w:rFonts w:ascii="Calibri Light" w:hAnsi="Calibri Light" w:cs="Calibri Light"/>
+                <w:sz w:val="22"/>
+                <w:szCs w:val="22"/>
+                <w:lang w:val="en-GB"/>
+              </w:rPr>
+              <w:t xml:space="preserve"> of our program is the new gen”</w:t>
             </w:r>
           </w:p>
         </w:tc>
@@ -5944,6 +6311,34 @@
                 <w:lang w:val="en-GB"/>
               </w:rPr>
             </w:pPr>
+            <w:r>
+              <w:rPr>
+                <w:rFonts w:ascii="Calibri Light" w:hAnsi="Calibri Light" w:cs="Calibri Light"/>
+                <w:sz w:val="22"/>
+                <w:szCs w:val="22"/>
+                <w:lang w:val="en-GB"/>
+              </w:rPr>
+              <w:t>Noun,</w:t>
+            </w:r>
+          </w:p>
+          <w:p>
+            <w:pPr>
+              <w:rPr>
+                <w:rFonts w:ascii="Calibri Light" w:hAnsi="Calibri Light" w:cs="Calibri Light"/>
+                <w:sz w:val="22"/>
+                <w:szCs w:val="22"/>
+                <w:lang w:val="en-GB"/>
+              </w:rPr>
+            </w:pPr>
+            <w:r>
+              <w:rPr>
+                <w:rFonts w:ascii="Calibri Light" w:hAnsi="Calibri Light" w:cs="Calibri Light"/>
+                <w:sz w:val="22"/>
+                <w:szCs w:val="22"/>
+                <w:lang w:val="en-GB"/>
+              </w:rPr>
+              <w:t>Verb</w:t>
+            </w:r>
           </w:p>
         </w:tc>
         <w:tc>
@@ -5959,6 +6354,15 @@
                 <w:lang w:val="en-GB"/>
               </w:rPr>
             </w:pPr>
+            <w:r>
+              <w:rPr>
+                <w:rFonts w:ascii="Calibri Light" w:hAnsi="Calibri Light" w:cs="Calibri Light"/>
+                <w:sz w:val="22"/>
+                <w:szCs w:val="22"/>
+                <w:lang w:val="en-GB"/>
+              </w:rPr>
+              <w:t>Combination or link between two objects</w:t>
+            </w:r>
           </w:p>
         </w:tc>
         <w:tc>
@@ -6027,6 +6431,45 @@
                 <w:lang w:val="en-GB"/>
               </w:rPr>
             </w:pPr>
+            <w:r>
+              <w:rPr>
+                <w:rFonts w:ascii="Calibri Light" w:hAnsi="Calibri Light" w:cs="Calibri Light"/>
+                <w:b/>
+                <w:bCs/>
+                <w:sz w:val="22"/>
+                <w:szCs w:val="22"/>
+                <w:lang w:val="en-GB"/>
+              </w:rPr>
+              <w:t>Noun:</w:t>
+            </w:r>
+            <w:r>
+              <w:rPr>
+                <w:rFonts w:ascii="Calibri Light" w:hAnsi="Calibri Light" w:cs="Calibri Light"/>
+                <w:sz w:val="22"/>
+                <w:szCs w:val="22"/>
+                <w:lang w:val="en-GB"/>
+              </w:rPr>
+              <w:t xml:space="preserve"> “Two systems combined form an </w:t>
+            </w:r>
+            <w:r>
+              <w:rPr>
+                <w:rFonts w:ascii="Calibri Light" w:hAnsi="Calibri Light" w:cs="Calibri Light"/>
+                <w:sz w:val="22"/>
+                <w:szCs w:val="22"/>
+                <w:u w:val="single"/>
+                <w:lang w:val="en-GB"/>
+              </w:rPr>
+              <w:t>interface</w:t>
+            </w:r>
+            <w:r>
+              <w:rPr>
+                <w:rFonts w:ascii="Calibri Light" w:hAnsi="Calibri Light" w:cs="Calibri Light"/>
+                <w:sz w:val="22"/>
+                <w:szCs w:val="22"/>
+                <w:lang w:val="en-GB"/>
+              </w:rPr>
+              <w:t>”</w:t>
+            </w:r>
           </w:p>
         </w:tc>
       </w:tr>
@@ -6103,6 +6546,34 @@
                 <w:lang w:val="en-GB"/>
               </w:rPr>
             </w:pPr>
+            <w:r>
+              <w:rPr>
+                <w:rFonts w:ascii="Calibri Light" w:hAnsi="Calibri Light" w:cs="Calibri Light"/>
+                <w:sz w:val="22"/>
+                <w:szCs w:val="22"/>
+                <w:lang w:val="en-GB"/>
+              </w:rPr>
+              <w:t>Verb,</w:t>
+            </w:r>
+          </w:p>
+          <w:p>
+            <w:pPr>
+              <w:rPr>
+                <w:rFonts w:ascii="Calibri Light" w:hAnsi="Calibri Light" w:cs="Calibri Light"/>
+                <w:sz w:val="22"/>
+                <w:szCs w:val="22"/>
+                <w:lang w:val="en-GB"/>
+              </w:rPr>
+            </w:pPr>
+            <w:r>
+              <w:rPr>
+                <w:rFonts w:ascii="Calibri Light" w:hAnsi="Calibri Light" w:cs="Calibri Light"/>
+                <w:sz w:val="22"/>
+                <w:szCs w:val="22"/>
+                <w:lang w:val="en-GB"/>
+              </w:rPr>
+              <w:t>Adjective</w:t>
+            </w:r>
           </w:p>
         </w:tc>
         <w:tc>
@@ -6118,6 +6589,15 @@
                 <w:lang w:val="en-GB"/>
               </w:rPr>
             </w:pPr>
+            <w:r>
+              <w:rPr>
+                <w:rFonts w:ascii="Calibri Light" w:hAnsi="Calibri Light" w:cs="Calibri Light"/>
+                <w:sz w:val="22"/>
+                <w:szCs w:val="22"/>
+                <w:lang w:val="en-GB"/>
+              </w:rPr>
+              <w:t>Something polished or pure.</w:t>
+            </w:r>
           </w:p>
         </w:tc>
         <w:tc>
@@ -6134,6 +6614,49 @@
                 <w:lang w:val="en-GB"/>
               </w:rPr>
             </w:pPr>
+            <w:r>
+              <w:rPr>
+                <w:rFonts w:ascii="Calibri Light" w:hAnsi="Calibri Light" w:cs="Calibri Light"/>
+                <w:sz w:val="22"/>
+                <w:szCs w:val="22"/>
+              </w:rPr>
+              <w:t>/</w:t>
+            </w:r>
+            <w:proofErr w:type="spellStart"/>
+            <w:r>
+              <w:rPr>
+                <w:rFonts w:ascii="Calibri Light" w:hAnsi="Calibri Light" w:cs="Calibri Light"/>
+                <w:sz w:val="22"/>
+                <w:szCs w:val="22"/>
+              </w:rPr>
+              <w:t>rɪf</w:t>
+            </w:r>
+            <w:r>
+              <w:rPr>
+                <w:rFonts w:ascii="Calibri Light" w:hAnsi="Calibri Light" w:cs="Calibri Light"/>
+                <w:sz w:val="22"/>
+                <w:szCs w:val="22"/>
+                <w:u w:val="single"/>
+              </w:rPr>
+              <w:t>aɪ</w:t>
+            </w:r>
+            <w:r>
+              <w:rPr>
+                <w:rFonts w:ascii="Calibri Light" w:hAnsi="Calibri Light" w:cs="Calibri Light"/>
+                <w:sz w:val="22"/>
+                <w:szCs w:val="22"/>
+              </w:rPr>
+              <w:t>nd</w:t>
+            </w:r>
+            <w:proofErr w:type="spellEnd"/>
+            <w:r>
+              <w:rPr>
+                <w:rFonts w:ascii="Calibri Light" w:hAnsi="Calibri Light" w:cs="Calibri Light"/>
+                <w:sz w:val="22"/>
+                <w:szCs w:val="22"/>
+              </w:rPr>
+              <w:t>/</w:t>
+            </w:r>
           </w:p>
         </w:tc>
         <w:tc>
@@ -6150,6 +6673,45 @@
                 <w:lang w:val="en-GB"/>
               </w:rPr>
             </w:pPr>
+            <w:r>
+              <w:rPr>
+                <w:rFonts w:ascii="Calibri Light" w:hAnsi="Calibri Light" w:cs="Calibri Light"/>
+                <w:b/>
+                <w:bCs/>
+                <w:sz w:val="22"/>
+                <w:szCs w:val="22"/>
+                <w:lang w:val="en-GB"/>
+              </w:rPr>
+              <w:t>Verb:</w:t>
+            </w:r>
+            <w:r>
+              <w:rPr>
+                <w:rFonts w:ascii="Calibri Light" w:hAnsi="Calibri Light" w:cs="Calibri Light"/>
+                <w:sz w:val="22"/>
+                <w:szCs w:val="22"/>
+                <w:lang w:val="en-GB"/>
+              </w:rPr>
+              <w:t xml:space="preserve"> “A </w:t>
+            </w:r>
+            <w:r>
+              <w:rPr>
+                <w:rFonts w:ascii="Calibri Light" w:hAnsi="Calibri Light" w:cs="Calibri Light"/>
+                <w:sz w:val="22"/>
+                <w:szCs w:val="22"/>
+                <w:u w:val="single"/>
+                <w:lang w:val="en-GB"/>
+              </w:rPr>
+              <w:t>refined</w:t>
+            </w:r>
+            <w:r>
+              <w:rPr>
+                <w:rFonts w:ascii="Calibri Light" w:hAnsi="Calibri Light" w:cs="Calibri Light"/>
+                <w:sz w:val="22"/>
+                <w:szCs w:val="22"/>
+                <w:lang w:val="en-GB"/>
+              </w:rPr>
+              <w:t xml:space="preserve"> software is the goal to a successful project”</w:t>
+            </w:r>
           </w:p>
         </w:tc>
       </w:tr>
@@ -6183,6 +6745,7 @@
                 <w:szCs w:val="22"/>
                 <w:lang w:val="en-GB"/>
               </w:rPr>
+              <w:lastRenderedPageBreak/>
               <w:t>17</w:t>
             </w:r>
           </w:p>
@@ -6226,6 +6789,15 @@
                 <w:lang w:val="en-GB"/>
               </w:rPr>
             </w:pPr>
+            <w:r>
+              <w:rPr>
+                <w:rFonts w:ascii="Calibri Light" w:hAnsi="Calibri Light" w:cs="Calibri Light"/>
+                <w:sz w:val="22"/>
+                <w:szCs w:val="22"/>
+                <w:lang w:val="en-GB"/>
+              </w:rPr>
+              <w:t>verb</w:t>
+            </w:r>
           </w:p>
         </w:tc>
         <w:tc>
@@ -6241,6 +6813,24 @@
                 <w:lang w:val="en-GB"/>
               </w:rPr>
             </w:pPr>
+            <w:r>
+              <w:rPr>
+                <w:rFonts w:ascii="Calibri Light" w:hAnsi="Calibri Light" w:cs="Calibri Light"/>
+                <w:sz w:val="22"/>
+                <w:szCs w:val="22"/>
+                <w:lang w:val="en-GB"/>
+              </w:rPr>
+              <w:t>To place, arrange</w:t>
+            </w:r>
+            <w:r>
+              <w:rPr>
+                <w:rFonts w:ascii="Calibri Light" w:hAnsi="Calibri Light" w:cs="Calibri Light"/>
+                <w:sz w:val="22"/>
+                <w:szCs w:val="22"/>
+                <w:lang w:val="en-GB"/>
+              </w:rPr>
+              <w:t>, to use for a deliberate purpose.</w:t>
+            </w:r>
           </w:p>
         </w:tc>
         <w:tc>
@@ -6257,6 +6847,52 @@
                 <w:lang w:val="en-GB"/>
               </w:rPr>
             </w:pPr>
+            <w:r>
+              <w:rPr>
+                <w:rFonts w:ascii="Calibri Light" w:hAnsi="Calibri Light" w:cs="Calibri Light"/>
+                <w:sz w:val="22"/>
+                <w:szCs w:val="22"/>
+                <w:lang w:val="en-GB"/>
+              </w:rPr>
+              <w:t>/</w:t>
+            </w:r>
+            <w:proofErr w:type="spellStart"/>
+            <w:r>
+              <w:rPr>
+                <w:rFonts w:ascii="Calibri Light" w:hAnsi="Calibri Light" w:cs="Calibri Light"/>
+                <w:sz w:val="22"/>
+                <w:szCs w:val="22"/>
+              </w:rPr>
+              <w:t>dɪpl</w:t>
+            </w:r>
+            <w:r>
+              <w:rPr>
+                <w:rFonts w:ascii="Calibri Light" w:hAnsi="Calibri Light" w:cs="Calibri Light"/>
+                <w:sz w:val="22"/>
+                <w:szCs w:val="22"/>
+                <w:u w:val="single"/>
+              </w:rPr>
+              <w:t>ɔɪ</w:t>
+            </w:r>
+            <w:r>
+              <w:rPr>
+                <w:rFonts w:ascii="Calibri Light" w:hAnsi="Calibri Light" w:cs="Calibri Light"/>
+                <w:sz w:val="22"/>
+                <w:szCs w:val="22"/>
+                <w:u w:val="single"/>
+              </w:rPr>
+              <w:t>n</w:t>
+            </w:r>
+            <w:proofErr w:type="spellEnd"/>
+            <w:r>
+              <w:rPr>
+                <w:rFonts w:ascii="Calibri Light" w:hAnsi="Calibri Light" w:cs="Calibri Light"/>
+                <w:sz w:val="22"/>
+                <w:szCs w:val="22"/>
+                <w:u w:val="single"/>
+              </w:rPr>
+              <w:t>/</w:t>
+            </w:r>
           </w:p>
         </w:tc>
         <w:tc>
@@ -6273,6 +6909,26 @@
                 <w:lang w:val="en-GB"/>
               </w:rPr>
             </w:pPr>
+            <w:r>
+              <w:rPr>
+                <w:rFonts w:ascii="Calibri Light" w:hAnsi="Calibri Light" w:cs="Calibri Light"/>
+                <w:b/>
+                <w:bCs/>
+                <w:sz w:val="22"/>
+                <w:szCs w:val="22"/>
+                <w:lang w:val="en-GB"/>
+              </w:rPr>
+              <w:t>Verb:</w:t>
+            </w:r>
+            <w:r>
+              <w:rPr>
+                <w:rFonts w:ascii="Calibri Light" w:hAnsi="Calibri Light" w:cs="Calibri Light"/>
+                <w:sz w:val="22"/>
+                <w:szCs w:val="22"/>
+                <w:lang w:val="en-GB"/>
+              </w:rPr>
+              <w:t xml:space="preserve"> “</w:t>
+            </w:r>
           </w:p>
         </w:tc>
       </w:tr>
@@ -6349,6 +7005,15 @@
                 <w:lang w:val="en-GB"/>
               </w:rPr>
             </w:pPr>
+            <w:r>
+              <w:rPr>
+                <w:rFonts w:ascii="Calibri Light" w:hAnsi="Calibri Light" w:cs="Calibri Light"/>
+                <w:sz w:val="22"/>
+                <w:szCs w:val="22"/>
+                <w:lang w:val="en-GB"/>
+              </w:rPr>
+              <w:t>noun</w:t>
+            </w:r>
           </w:p>
         </w:tc>
         <w:tc>
@@ -6364,6 +7029,33 @@
                 <w:lang w:val="en-GB"/>
               </w:rPr>
             </w:pPr>
+            <w:r>
+              <w:rPr>
+                <w:rFonts w:ascii="Calibri Light" w:hAnsi="Calibri Light" w:cs="Calibri Light"/>
+                <w:sz w:val="22"/>
+                <w:szCs w:val="22"/>
+                <w:lang w:val="en-GB"/>
+              </w:rPr>
+              <w:t xml:space="preserve">The appearance or </w:t>
+            </w:r>
+            <w:r>
+              <w:rPr>
+                <w:rFonts w:ascii="Calibri Light" w:hAnsi="Calibri Light" w:cs="Calibri Light"/>
+                <w:sz w:val="22"/>
+                <w:szCs w:val="22"/>
+                <w:lang w:val="en-US"/>
+              </w:rPr>
+              <w:t>characteristic</w:t>
+            </w:r>
+            <w:r>
+              <w:rPr>
+                <w:rFonts w:ascii="Calibri Light" w:hAnsi="Calibri Light" w:cs="Calibri Light"/>
+                <w:sz w:val="22"/>
+                <w:szCs w:val="22"/>
+                <w:lang w:val="en-GB"/>
+              </w:rPr>
+              <w:t xml:space="preserve"> parts of an object or person.</w:t>
+            </w:r>
           </w:p>
         </w:tc>
         <w:tc>
@@ -6380,6 +7072,41 @@
                 <w:lang w:val="en-GB"/>
               </w:rPr>
             </w:pPr>
+            <w:r>
+              <w:rPr>
+                <w:rFonts w:ascii="Calibri Light" w:hAnsi="Calibri Light" w:cs="Calibri Light"/>
+                <w:sz w:val="22"/>
+                <w:szCs w:val="22"/>
+                <w:lang w:val="en-GB"/>
+              </w:rPr>
+              <w:t>/</w:t>
+            </w:r>
+            <w:r>
+              <w:rPr>
+                <w:rFonts w:ascii="Calibri Light" w:hAnsi="Calibri Light" w:cs="Calibri Light"/>
+                <w:sz w:val="22"/>
+                <w:szCs w:val="22"/>
+              </w:rPr>
+              <w:t>ˈ</w:t>
+            </w:r>
+            <w:proofErr w:type="spellStart"/>
+            <w:r>
+              <w:rPr>
+                <w:rFonts w:ascii="Calibri Light" w:hAnsi="Calibri Light" w:cs="Calibri Light"/>
+                <w:sz w:val="22"/>
+                <w:szCs w:val="22"/>
+              </w:rPr>
+              <w:t>fiːtʃəz</w:t>
+            </w:r>
+            <w:proofErr w:type="spellEnd"/>
+            <w:r>
+              <w:rPr>
+                <w:rFonts w:ascii="Calibri Light" w:hAnsi="Calibri Light" w:cs="Calibri Light"/>
+                <w:sz w:val="22"/>
+                <w:szCs w:val="22"/>
+              </w:rPr>
+              <w:t>/</w:t>
+            </w:r>
           </w:p>
         </w:tc>
         <w:tc>
@@ -6396,6 +7123,65 @@
                 <w:lang w:val="en-GB"/>
               </w:rPr>
             </w:pPr>
+            <w:r>
+              <w:rPr>
+                <w:rFonts w:ascii="Calibri Light" w:hAnsi="Calibri Light" w:cs="Calibri Light"/>
+                <w:b/>
+                <w:bCs/>
+                <w:sz w:val="22"/>
+                <w:szCs w:val="22"/>
+                <w:lang w:val="en-GB"/>
+              </w:rPr>
+              <w:t>Noun:</w:t>
+            </w:r>
+            <w:r>
+              <w:rPr>
+                <w:rFonts w:ascii="Calibri Light" w:hAnsi="Calibri Light" w:cs="Calibri Light"/>
+                <w:sz w:val="22"/>
+                <w:szCs w:val="22"/>
+                <w:lang w:val="en-GB"/>
+              </w:rPr>
+              <w:t xml:space="preserve"> “The </w:t>
+            </w:r>
+            <w:r>
+              <w:rPr>
+                <w:rFonts w:ascii="Calibri Light" w:hAnsi="Calibri Light" w:cs="Calibri Light"/>
+                <w:sz w:val="22"/>
+                <w:szCs w:val="22"/>
+                <w:u w:val="single"/>
+                <w:lang w:val="en-GB"/>
+              </w:rPr>
+              <w:t>features</w:t>
+            </w:r>
+            <w:r>
+              <w:rPr>
+                <w:rFonts w:ascii="Calibri Light" w:hAnsi="Calibri Light" w:cs="Calibri Light"/>
+                <w:sz w:val="22"/>
+                <w:szCs w:val="22"/>
+                <w:lang w:val="en-GB"/>
+              </w:rPr>
+              <w:t xml:space="preserve"> of this project </w:t>
+            </w:r>
+            <w:proofErr w:type="gramStart"/>
+            <w:r>
+              <w:rPr>
+                <w:rFonts w:ascii="Calibri Light" w:hAnsi="Calibri Light" w:cs="Calibri Light"/>
+                <w:sz w:val="22"/>
+                <w:szCs w:val="22"/>
+                <w:lang w:val="en-GB"/>
+              </w:rPr>
+              <w:t>are:</w:t>
+            </w:r>
+            <w:proofErr w:type="gramEnd"/>
+            <w:r>
+              <w:rPr>
+                <w:rFonts w:ascii="Calibri Light" w:hAnsi="Calibri Light" w:cs="Calibri Light"/>
+                <w:sz w:val="22"/>
+                <w:szCs w:val="22"/>
+                <w:lang w:val="en-GB"/>
+              </w:rPr>
+              <w:t xml:space="preserve"> simplicity, efficiency and capability”</w:t>
+            </w:r>
           </w:p>
         </w:tc>
       </w:tr>
@@ -6472,6 +7258,15 @@
                 <w:lang w:val="en-GB"/>
               </w:rPr>
             </w:pPr>
+            <w:r>
+              <w:rPr>
+                <w:rFonts w:ascii="Calibri Light" w:hAnsi="Calibri Light" w:cs="Calibri Light"/>
+                <w:sz w:val="22"/>
+                <w:szCs w:val="22"/>
+                <w:lang w:val="en-GB"/>
+              </w:rPr>
+              <w:t>Verb</w:t>
+            </w:r>
           </w:p>
         </w:tc>
         <w:tc>
@@ -6487,6 +7282,15 @@
                 <w:lang w:val="en-GB"/>
               </w:rPr>
             </w:pPr>
+            <w:r>
+              <w:rPr>
+                <w:rFonts w:ascii="Calibri Light" w:hAnsi="Calibri Light" w:cs="Calibri Light"/>
+                <w:sz w:val="22"/>
+                <w:szCs w:val="22"/>
+                <w:lang w:val="en-GB"/>
+              </w:rPr>
+              <w:t>To rise.</w:t>
+            </w:r>
           </w:p>
         </w:tc>
         <w:tc>
@@ -6503,6 +7307,51 @@
                 <w:lang w:val="en-GB"/>
               </w:rPr>
             </w:pPr>
+            <w:r>
+              <w:rPr>
+                <w:rFonts w:ascii="Calibri Light" w:hAnsi="Calibri Light" w:cs="Calibri Light"/>
+                <w:sz w:val="22"/>
+                <w:szCs w:val="22"/>
+                <w:lang w:val="en-GB"/>
+              </w:rPr>
+              <w:t>/</w:t>
+            </w:r>
+            <w:proofErr w:type="spellStart"/>
+            <w:r>
+              <w:rPr>
+                <w:rFonts w:ascii="Calibri Light" w:hAnsi="Calibri Light" w:cs="Calibri Light"/>
+                <w:sz w:val="22"/>
+                <w:szCs w:val="22"/>
+              </w:rPr>
+              <w:t>kʌm</w:t>
+            </w:r>
+            <w:proofErr w:type="spellEnd"/>
+            <w:r>
+              <w:rPr>
+                <w:rFonts w:ascii="Calibri Light" w:hAnsi="Calibri Light" w:cs="Calibri Light"/>
+                <w:sz w:val="22"/>
+                <w:szCs w:val="22"/>
+              </w:rPr>
+              <w:t> </w:t>
+            </w:r>
+            <w:proofErr w:type="spellStart"/>
+            <w:r>
+              <w:rPr>
+                <w:rFonts w:ascii="Calibri Light" w:hAnsi="Calibri Light" w:cs="Calibri Light"/>
+                <w:sz w:val="22"/>
+                <w:szCs w:val="22"/>
+              </w:rPr>
+              <w:t>ʌp</w:t>
+            </w:r>
+            <w:proofErr w:type="spellEnd"/>
+            <w:r>
+              <w:rPr>
+                <w:rFonts w:ascii="Calibri Light" w:hAnsi="Calibri Light" w:cs="Calibri Light"/>
+                <w:sz w:val="22"/>
+                <w:szCs w:val="22"/>
+              </w:rPr>
+              <w:t>/</w:t>
+            </w:r>
           </w:p>
         </w:tc>
         <w:tc>
@@ -6519,6 +7368,26 @@
                 <w:lang w:val="en-GB"/>
               </w:rPr>
             </w:pPr>
+            <w:r>
+              <w:rPr>
+                <w:rFonts w:ascii="Calibri Light" w:hAnsi="Calibri Light" w:cs="Calibri Light"/>
+                <w:b/>
+                <w:bCs/>
+                <w:sz w:val="22"/>
+                <w:szCs w:val="22"/>
+                <w:lang w:val="en-GB"/>
+              </w:rPr>
+              <w:t>Verb:</w:t>
+            </w:r>
+            <w:r>
+              <w:rPr>
+                <w:rFonts w:ascii="Calibri Light" w:hAnsi="Calibri Light" w:cs="Calibri Light"/>
+                <w:sz w:val="22"/>
+                <w:szCs w:val="22"/>
+                <w:lang w:val="en-GB"/>
+              </w:rPr>
+              <w:t xml:space="preserve"> “He come up with a great idea!”</w:t>
+            </w:r>
           </w:p>
         </w:tc>
       </w:tr>
@@ -6595,6 +7464,15 @@
                 <w:lang w:val="en-GB"/>
               </w:rPr>
             </w:pPr>
+            <w:r>
+              <w:rPr>
+                <w:rFonts w:ascii="Calibri Light" w:hAnsi="Calibri Light" w:cs="Calibri Light"/>
+                <w:sz w:val="22"/>
+                <w:szCs w:val="22"/>
+                <w:lang w:val="en-GB"/>
+              </w:rPr>
+              <w:t>Adjective</w:t>
+            </w:r>
           </w:p>
         </w:tc>
         <w:tc>
@@ -6610,6 +7488,15 @@
                 <w:lang w:val="en-GB"/>
               </w:rPr>
             </w:pPr>
+            <w:r>
+              <w:rPr>
+                <w:rFonts w:ascii="Calibri Light" w:hAnsi="Calibri Light" w:cs="Calibri Light"/>
+                <w:sz w:val="22"/>
+                <w:szCs w:val="22"/>
+                <w:lang w:val="en-GB"/>
+              </w:rPr>
+              <w:t>Repetitive action.</w:t>
+            </w:r>
           </w:p>
         </w:tc>
         <w:tc>
@@ -6626,6 +7513,41 @@
                 <w:lang w:val="en-GB"/>
               </w:rPr>
             </w:pPr>
+            <w:r>
+              <w:rPr>
+                <w:rFonts w:ascii="Calibri Light" w:hAnsi="Calibri Light" w:cs="Calibri Light"/>
+                <w:sz w:val="22"/>
+                <w:szCs w:val="22"/>
+                <w:lang w:val="en-GB"/>
+              </w:rPr>
+              <w:t>/</w:t>
+            </w:r>
+            <w:r>
+              <w:rPr>
+                <w:rFonts w:ascii="Calibri Light" w:hAnsi="Calibri Light" w:cs="Calibri Light"/>
+                <w:sz w:val="22"/>
+                <w:szCs w:val="22"/>
+              </w:rPr>
+              <w:t>ˈ</w:t>
+            </w:r>
+            <w:proofErr w:type="spellStart"/>
+            <w:r>
+              <w:rPr>
+                <w:rFonts w:ascii="Calibri Light" w:hAnsi="Calibri Light" w:cs="Calibri Light"/>
+                <w:sz w:val="22"/>
+                <w:szCs w:val="22"/>
+              </w:rPr>
+              <w:t>ɪtərətɪv</w:t>
+            </w:r>
+            <w:proofErr w:type="spellEnd"/>
+            <w:r>
+              <w:rPr>
+                <w:rFonts w:ascii="Calibri Light" w:hAnsi="Calibri Light" w:cs="Calibri Light"/>
+                <w:sz w:val="22"/>
+                <w:szCs w:val="22"/>
+              </w:rPr>
+              <w:t>/</w:t>
+            </w:r>
           </w:p>
         </w:tc>
         <w:tc>
@@ -6718,6 +7640,15 @@
                 <w:lang w:val="en-GB"/>
               </w:rPr>
             </w:pPr>
+            <w:r>
+              <w:rPr>
+                <w:rFonts w:ascii="Calibri Light" w:hAnsi="Calibri Light" w:cs="Calibri Light"/>
+                <w:sz w:val="22"/>
+                <w:szCs w:val="22"/>
+                <w:lang w:val="en-GB"/>
+              </w:rPr>
+              <w:t>Adjective</w:t>
+            </w:r>
           </w:p>
         </w:tc>
         <w:tc>
@@ -6733,6 +7664,33 @@
                 <w:lang w:val="en-GB"/>
               </w:rPr>
             </w:pPr>
+            <w:r>
+              <w:rPr>
+                <w:rFonts w:ascii="Calibri Light" w:hAnsi="Calibri Light" w:cs="Calibri Light"/>
+                <w:sz w:val="22"/>
+                <w:szCs w:val="22"/>
+                <w:lang w:val="en-GB"/>
+              </w:rPr>
+              <w:t>A</w:t>
+            </w:r>
+            <w:r>
+              <w:rPr>
+                <w:rFonts w:ascii="Calibri Light" w:hAnsi="Calibri Light" w:cs="Calibri Light"/>
+                <w:sz w:val="22"/>
+                <w:szCs w:val="22"/>
+                <w:lang w:val="en-GB"/>
+              </w:rPr>
+              <w:t>ble to be managed or controlled</w:t>
+            </w:r>
+            <w:r>
+              <w:rPr>
+                <w:rFonts w:ascii="Calibri Light" w:hAnsi="Calibri Light" w:cs="Calibri Light"/>
+                <w:sz w:val="22"/>
+                <w:szCs w:val="22"/>
+                <w:lang w:val="en-GB"/>
+              </w:rPr>
+              <w:t>.</w:t>
+            </w:r>
           </w:p>
         </w:tc>
         <w:tc>
@@ -6749,6 +7707,60 @@
                 <w:lang w:val="en-GB"/>
               </w:rPr>
             </w:pPr>
+            <w:r>
+              <w:rPr>
+                <w:rFonts w:ascii="Calibri Light" w:hAnsi="Calibri Light" w:cs="Calibri Light"/>
+                <w:sz w:val="22"/>
+                <w:szCs w:val="22"/>
+                <w:lang w:val="en-GB"/>
+              </w:rPr>
+              <w:t>/</w:t>
+            </w:r>
+            <w:proofErr w:type="spellStart"/>
+            <w:r>
+              <w:rPr>
+                <w:rFonts w:ascii="Calibri Light" w:hAnsi="Calibri Light" w:cs="Calibri Light"/>
+                <w:sz w:val="22"/>
+                <w:szCs w:val="22"/>
+              </w:rPr>
+              <w:t>m</w:t>
+            </w:r>
+            <w:r>
+              <w:rPr>
+                <w:rFonts w:ascii="Calibri Light" w:hAnsi="Calibri Light" w:cs="Calibri Light"/>
+                <w:sz w:val="22"/>
+                <w:szCs w:val="22"/>
+                <w:u w:val="single"/>
+              </w:rPr>
+              <w:t>æ</w:t>
+            </w:r>
+            <w:r>
+              <w:rPr>
+                <w:rFonts w:ascii="Calibri Light" w:hAnsi="Calibri Light" w:cs="Calibri Light"/>
+                <w:sz w:val="22"/>
+                <w:szCs w:val="22"/>
+              </w:rPr>
+              <w:t>nɪdʒəb</w:t>
+            </w:r>
+            <w:r>
+              <w:rPr>
+                <w:rFonts w:ascii="Calibri Light" w:hAnsi="Calibri Light" w:cs="Calibri Light"/>
+                <w:sz w:val="22"/>
+                <w:szCs w:val="22"/>
+                <w:vertAlign w:val="superscript"/>
+              </w:rPr>
+              <w:t>ə</w:t>
+            </w:r>
+            <w:proofErr w:type="spellEnd"/>
+            <w:r>
+              <w:rPr>
+                <w:rFonts w:ascii="Calibri Light" w:hAnsi="Calibri Light" w:cs="Calibri Light"/>
+                <w:sz w:val="22"/>
+                <w:szCs w:val="22"/>
+                <w:vertAlign w:val="superscript"/>
+              </w:rPr>
+              <w:t>/</w:t>
+            </w:r>
           </w:p>
         </w:tc>
         <w:tc>
@@ -6765,6 +7777,39 @@
                 <w:lang w:val="en-GB"/>
               </w:rPr>
             </w:pPr>
+            <w:proofErr w:type="spellStart"/>
+            <w:r>
+              <w:rPr>
+                <w:rFonts w:ascii="Calibri Light" w:hAnsi="Calibri Light" w:cs="Calibri Light"/>
+                <w:b/>
+                <w:bCs/>
+                <w:sz w:val="22"/>
+                <w:szCs w:val="22"/>
+                <w:lang w:val="en-GB"/>
+              </w:rPr>
+              <w:t>Adjetive</w:t>
+            </w:r>
+            <w:proofErr w:type="spellEnd"/>
+            <w:r>
+              <w:rPr>
+                <w:rFonts w:ascii="Calibri Light" w:hAnsi="Calibri Light" w:cs="Calibri Light"/>
+                <w:b/>
+                <w:bCs/>
+                <w:sz w:val="22"/>
+                <w:szCs w:val="22"/>
+                <w:lang w:val="en-GB"/>
+              </w:rPr>
+              <w:t>:</w:t>
+            </w:r>
+            <w:r>
+              <w:rPr>
+                <w:rFonts w:ascii="Calibri Light" w:hAnsi="Calibri Light" w:cs="Calibri Light"/>
+                <w:sz w:val="22"/>
+                <w:szCs w:val="22"/>
+                <w:lang w:val="en-GB"/>
+              </w:rPr>
+              <w:t xml:space="preserve"> “This group project is manageable.”</w:t>
+            </w:r>
           </w:p>
         </w:tc>
       </w:tr>
@@ -6841,6 +7886,15 @@
                 <w:lang w:val="en-GB"/>
               </w:rPr>
             </w:pPr>
+            <w:r>
+              <w:rPr>
+                <w:rFonts w:ascii="Calibri Light" w:hAnsi="Calibri Light" w:cs="Calibri Light"/>
+                <w:sz w:val="22"/>
+                <w:szCs w:val="22"/>
+                <w:lang w:val="en-GB"/>
+              </w:rPr>
+              <w:t>Noun</w:t>
+            </w:r>
           </w:p>
         </w:tc>
         <w:tc>
@@ -6853,9 +7907,27 @@
                 <w:rFonts w:ascii="Calibri Light" w:hAnsi="Calibri Light" w:cs="Calibri Light"/>
                 <w:sz w:val="22"/>
                 <w:szCs w:val="22"/>
-                <w:lang w:val="en-GB"/>
-              </w:rPr>
-            </w:pPr>
+                <w:lang w:val="en-US"/>
+              </w:rPr>
+            </w:pPr>
+            <w:r>
+              <w:rPr>
+                <w:rFonts w:ascii="Calibri Light" w:hAnsi="Calibri Light" w:cs="Calibri Light"/>
+                <w:sz w:val="22"/>
+                <w:szCs w:val="22"/>
+                <w:lang w:val="en-US"/>
+              </w:rPr>
+              <w:t>I</w:t>
+            </w:r>
+            <w:r>
+              <w:rPr>
+                <w:rFonts w:ascii="Calibri Light" w:hAnsi="Calibri Light" w:cs="Calibri Light"/>
+                <w:sz w:val="22"/>
+                <w:szCs w:val="22"/>
+                <w:lang w:val="en-US"/>
+              </w:rPr>
+              <w:t>n a very brief statement</w:t>
+            </w:r>
           </w:p>
         </w:tc>
         <w:tc>
@@ -6872,6 +7944,79 @@
                 <w:lang w:val="en-GB"/>
               </w:rPr>
             </w:pPr>
+            <w:r>
+              <w:rPr>
+                <w:rFonts w:ascii="Calibri Light" w:hAnsi="Calibri Light" w:cs="Calibri Light"/>
+                <w:sz w:val="22"/>
+                <w:szCs w:val="22"/>
+                <w:lang w:val="en-GB"/>
+              </w:rPr>
+              <w:t>/</w:t>
+            </w:r>
+            <w:r>
+              <w:rPr>
+                <w:rFonts w:ascii="Helvetica" w:hAnsi="Helvetica"/>
+                <w:color w:val="373737"/>
+                <w:sz w:val="23"/>
+                <w:szCs w:val="23"/>
+                <w:shd w:val="clear" w:color="auto" w:fill="FFFFFF"/>
+              </w:rPr>
+              <w:t xml:space="preserve"> </w:t>
+            </w:r>
+            <w:proofErr w:type="spellStart"/>
+            <w:r>
+              <w:rPr>
+                <w:rFonts w:ascii="Calibri Light" w:hAnsi="Calibri Light" w:cs="Calibri Light"/>
+                <w:sz w:val="22"/>
+                <w:szCs w:val="22"/>
+              </w:rPr>
+              <w:t>ɪn</w:t>
+            </w:r>
+            <w:proofErr w:type="spellEnd"/>
+            <w:r>
+              <w:rPr>
+                <w:rFonts w:ascii="Calibri Light" w:hAnsi="Calibri Light" w:cs="Calibri Light"/>
+                <w:sz w:val="22"/>
+                <w:szCs w:val="22"/>
+              </w:rPr>
+              <w:t> </w:t>
+            </w:r>
+            <w:r>
+              <w:rPr>
+                <w:rFonts w:ascii="Calibri Light" w:hAnsi="Calibri Light" w:cs="Calibri Light"/>
+                <w:i/>
+                <w:iCs/>
+                <w:sz w:val="22"/>
+                <w:szCs w:val="22"/>
+              </w:rPr>
+              <w:t>ə</w:t>
+            </w:r>
+            <w:r>
+              <w:rPr>
+                <w:rFonts w:ascii="Calibri Light" w:hAnsi="Calibri Light" w:cs="Calibri Light"/>
+                <w:sz w:val="22"/>
+                <w:szCs w:val="22"/>
+              </w:rPr>
+              <w:t> ˈ</w:t>
+            </w:r>
+            <w:proofErr w:type="spellStart"/>
+            <w:r>
+              <w:rPr>
+                <w:rFonts w:ascii="Calibri Light" w:hAnsi="Calibri Light" w:cs="Calibri Light"/>
+                <w:sz w:val="22"/>
+                <w:szCs w:val="22"/>
+              </w:rPr>
+              <w:t>nʌtʃɛl</w:t>
+            </w:r>
+            <w:proofErr w:type="spellEnd"/>
+            <w:r>
+              <w:rPr>
+                <w:rFonts w:ascii="Calibri Light" w:hAnsi="Calibri Light" w:cs="Calibri Light"/>
+                <w:sz w:val="22"/>
+                <w:szCs w:val="22"/>
+              </w:rPr>
+              <w:t>/</w:t>
+            </w:r>
           </w:p>
         </w:tc>
         <w:tc>
@@ -6888,6 +8033,26 @@
                 <w:lang w:val="en-GB"/>
               </w:rPr>
             </w:pPr>
+            <w:r>
+              <w:rPr>
+                <w:rFonts w:ascii="Calibri Light" w:hAnsi="Calibri Light" w:cs="Calibri Light"/>
+                <w:b/>
+                <w:bCs/>
+                <w:sz w:val="22"/>
+                <w:szCs w:val="22"/>
+                <w:lang w:val="en-GB"/>
+              </w:rPr>
+              <w:t>Noun:</w:t>
+            </w:r>
+            <w:r>
+              <w:rPr>
+                <w:rFonts w:ascii="Calibri Light" w:hAnsi="Calibri Light" w:cs="Calibri Light"/>
+                <w:sz w:val="22"/>
+                <w:szCs w:val="22"/>
+                <w:lang w:val="en-GB"/>
+              </w:rPr>
+              <w:t xml:space="preserve"> “In a nutshell, the applications are used to help the users.”</w:t>
+            </w:r>
           </w:p>
         </w:tc>
       </w:tr>
@@ -6964,6 +8129,34 @@
                 <w:lang w:val="en-GB"/>
               </w:rPr>
             </w:pPr>
+            <w:r>
+              <w:rPr>
+                <w:rFonts w:ascii="Calibri Light" w:hAnsi="Calibri Light" w:cs="Calibri Light"/>
+                <w:sz w:val="22"/>
+                <w:szCs w:val="22"/>
+                <w:lang w:val="en-GB"/>
+              </w:rPr>
+              <w:t>Noun,</w:t>
+            </w:r>
+          </w:p>
+          <w:p>
+            <w:pPr>
+              <w:rPr>
+                <w:rFonts w:ascii="Calibri Light" w:hAnsi="Calibri Light" w:cs="Calibri Light"/>
+                <w:sz w:val="22"/>
+                <w:szCs w:val="22"/>
+                <w:lang w:val="en-GB"/>
+              </w:rPr>
+            </w:pPr>
+            <w:r>
+              <w:rPr>
+                <w:rFonts w:ascii="Calibri Light" w:hAnsi="Calibri Light" w:cs="Calibri Light"/>
+                <w:sz w:val="22"/>
+                <w:szCs w:val="22"/>
+                <w:lang w:val="en-GB"/>
+              </w:rPr>
+              <w:t>Verb</w:t>
+            </w:r>
           </w:p>
         </w:tc>
         <w:tc>
@@ -6976,9 +8169,36 @@
                 <w:rFonts w:ascii="Calibri Light" w:hAnsi="Calibri Light" w:cs="Calibri Light"/>
                 <w:sz w:val="22"/>
                 <w:szCs w:val="22"/>
-                <w:lang w:val="en-GB"/>
-              </w:rPr>
-            </w:pPr>
+                <w:lang w:val="en-US"/>
+              </w:rPr>
+            </w:pPr>
+            <w:r>
+              <w:rPr>
+                <w:rFonts w:ascii="Calibri Light" w:hAnsi="Calibri Light" w:cs="Calibri Light"/>
+                <w:sz w:val="22"/>
+                <w:szCs w:val="22"/>
+                <w:lang w:val="en-US"/>
+              </w:rPr>
+              <w:t>T</w:t>
+            </w:r>
+            <w:r>
+              <w:rPr>
+                <w:rFonts w:ascii="Calibri Light" w:hAnsi="Calibri Light" w:cs="Calibri Light"/>
+                <w:sz w:val="22"/>
+                <w:szCs w:val="22"/>
+                <w:lang w:val="en-US"/>
+              </w:rPr>
+              <w:t>o give a particular form or shape to</w:t>
+            </w:r>
+            <w:r>
+              <w:rPr>
+                <w:rFonts w:ascii="Calibri Light" w:hAnsi="Calibri Light" w:cs="Calibri Light"/>
+                <w:sz w:val="22"/>
+                <w:szCs w:val="22"/>
+                <w:lang w:val="en-US"/>
+              </w:rPr>
+              <w:t>.</w:t>
+            </w:r>
           </w:p>
         </w:tc>
         <w:tc>
@@ -6995,6 +8215,66 @@
                 <w:lang w:val="en-GB"/>
               </w:rPr>
             </w:pPr>
+            <w:r>
+              <w:rPr>
+                <w:rFonts w:ascii="Calibri Light" w:hAnsi="Calibri Light" w:cs="Calibri Light"/>
+                <w:sz w:val="22"/>
+                <w:szCs w:val="22"/>
+                <w:lang w:val="en-GB"/>
+              </w:rPr>
+              <w:t>/</w:t>
+            </w:r>
+            <w:r>
+              <w:rPr>
+                <w:rFonts w:ascii="Segoe UI" w:hAnsi="Segoe UI" w:cs="Segoe UI"/>
+                <w:color w:val="000000"/>
+                <w:shd w:val="clear" w:color="auto" w:fill="FFFFFF"/>
+              </w:rPr>
+              <w:t xml:space="preserve"> </w:t>
+            </w:r>
+            <w:proofErr w:type="spellStart"/>
+            <w:r>
+              <w:rPr>
+                <w:rFonts w:ascii="Calibri Light" w:hAnsi="Calibri Light" w:cs="Calibri Light"/>
+                <w:sz w:val="22"/>
+                <w:szCs w:val="22"/>
+              </w:rPr>
+              <w:t>ʃ</w:t>
+            </w:r>
+            <w:r>
+              <w:rPr>
+                <w:rFonts w:ascii="Calibri Light" w:hAnsi="Calibri Light" w:cs="Calibri Light"/>
+                <w:sz w:val="22"/>
+                <w:szCs w:val="22"/>
+                <w:u w:val="single"/>
+              </w:rPr>
+              <w:t>eɪ</w:t>
+            </w:r>
+            <w:r>
+              <w:rPr>
+                <w:rFonts w:ascii="Calibri Light" w:hAnsi="Calibri Light" w:cs="Calibri Light"/>
+                <w:sz w:val="22"/>
+                <w:szCs w:val="22"/>
+              </w:rPr>
+              <w:t>p</w:t>
+            </w:r>
+            <w:r>
+              <w:rPr>
+                <w:rFonts w:ascii="Calibri Light" w:hAnsi="Calibri Light" w:cs="Calibri Light"/>
+                <w:sz w:val="22"/>
+                <w:szCs w:val="22"/>
+              </w:rPr>
+              <w:t>in</w:t>
+            </w:r>
+            <w:proofErr w:type="spellEnd"/>
+            <w:r>
+              <w:rPr>
+                <w:rFonts w:ascii="Calibri Light" w:hAnsi="Calibri Light" w:cs="Calibri Light"/>
+                <w:sz w:val="22"/>
+                <w:szCs w:val="22"/>
+              </w:rPr>
+              <w:t>/</w:t>
+            </w:r>
           </w:p>
         </w:tc>
         <w:tc>
@@ -7011,6 +8291,15 @@
                 <w:lang w:val="en-GB"/>
               </w:rPr>
             </w:pPr>
+            <w:r>
+              <w:rPr>
+                <w:rFonts w:ascii="Calibri Light" w:hAnsi="Calibri Light" w:cs="Calibri Light"/>
+                <w:sz w:val="22"/>
+                <w:szCs w:val="22"/>
+                <w:lang w:val="en-GB"/>
+              </w:rPr>
+              <w:t>Noun: “Shaping the project is a way to get the things done.”</w:t>
+            </w:r>
           </w:p>
         </w:tc>
       </w:tr>
@@ -7087,6 +8376,15 @@
                 <w:lang w:val="en-GB"/>
               </w:rPr>
             </w:pPr>
+            <w:r>
+              <w:rPr>
+                <w:rFonts w:ascii="Calibri Light" w:hAnsi="Calibri Light" w:cs="Calibri Light"/>
+                <w:sz w:val="22"/>
+                <w:szCs w:val="22"/>
+                <w:lang w:val="en-GB"/>
+              </w:rPr>
+              <w:t>Noun</w:t>
+            </w:r>
           </w:p>
         </w:tc>
         <w:tc>
@@ -7118,6 +8416,59 @@
                 <w:lang w:val="en-GB"/>
               </w:rPr>
             </w:pPr>
+            <w:r>
+              <w:rPr>
+                <w:rFonts w:ascii="Calibri Light" w:hAnsi="Calibri Light" w:cs="Calibri Light"/>
+                <w:sz w:val="22"/>
+                <w:szCs w:val="22"/>
+                <w:lang w:val="en-GB"/>
+              </w:rPr>
+              <w:t>/</w:t>
+            </w:r>
+            <w:r>
+              <w:rPr>
+                <w:rFonts w:ascii="Calibri Light" w:hAnsi="Calibri Light" w:cs="Calibri Light"/>
+                <w:sz w:val="22"/>
+                <w:szCs w:val="22"/>
+              </w:rPr>
+              <w:t>ˈ</w:t>
+            </w:r>
+            <w:proofErr w:type="spellStart"/>
+            <w:r>
+              <w:rPr>
+                <w:rFonts w:ascii="Calibri Light" w:hAnsi="Calibri Light" w:cs="Calibri Light"/>
+                <w:sz w:val="22"/>
+                <w:szCs w:val="22"/>
+              </w:rPr>
+              <w:t>æʤaɪl</w:t>
+            </w:r>
+            <w:proofErr w:type="spellEnd"/>
+            <w:r>
+              <w:rPr>
+                <w:rFonts w:ascii="Calibri Light" w:hAnsi="Calibri Light" w:cs="Calibri Light"/>
+                <w:sz w:val="22"/>
+                <w:szCs w:val="22"/>
+              </w:rPr>
+              <w:t> </w:t>
+            </w:r>
+            <w:proofErr w:type="spellStart"/>
+            <w:r>
+              <w:rPr>
+                <w:rFonts w:ascii="Calibri Light" w:hAnsi="Calibri Light" w:cs="Calibri Light"/>
+                <w:sz w:val="22"/>
+                <w:szCs w:val="22"/>
+              </w:rPr>
+              <w:t>dɪˈvɛləpmənt</w:t>
+            </w:r>
+            <w:proofErr w:type="spellEnd"/>
+            <w:r>
+              <w:rPr>
+                <w:rFonts w:ascii="Calibri Light" w:hAnsi="Calibri Light" w:cs="Calibri Light"/>
+                <w:sz w:val="22"/>
+                <w:szCs w:val="22"/>
+              </w:rPr>
+              <w:t>/</w:t>
+            </w:r>
           </w:p>
         </w:tc>
         <w:tc>
@@ -7210,6 +8561,15 @@
                 <w:lang w:val="en-GB"/>
               </w:rPr>
             </w:pPr>
+            <w:r>
+              <w:rPr>
+                <w:rFonts w:ascii="Calibri Light" w:hAnsi="Calibri Light" w:cs="Calibri Light"/>
+                <w:sz w:val="22"/>
+                <w:szCs w:val="22"/>
+                <w:lang w:val="en-GB"/>
+              </w:rPr>
+              <w:t>Noun</w:t>
+            </w:r>
           </w:p>
         </w:tc>
         <w:tc>
@@ -7225,6 +8585,15 @@
                 <w:lang w:val="en-GB"/>
               </w:rPr>
             </w:pPr>
+            <w:r>
+              <w:rPr>
+                <w:rFonts w:ascii="Calibri Light" w:hAnsi="Calibri Light" w:cs="Calibri Light"/>
+                <w:sz w:val="22"/>
+                <w:szCs w:val="22"/>
+                <w:lang w:val="en-GB"/>
+              </w:rPr>
+              <w:t>A Sprint is a crucial part of a Scrum, making it a cornerstone of Agile project management practice</w:t>
+            </w:r>
           </w:p>
         </w:tc>
         <w:tc>
@@ -7241,6 +8610,43 @@
                 <w:lang w:val="en-GB"/>
               </w:rPr>
             </w:pPr>
+            <w:r>
+              <w:rPr>
+                <w:rFonts w:ascii="Calibri Light" w:hAnsi="Calibri Light" w:cs="Calibri Light"/>
+                <w:sz w:val="22"/>
+                <w:szCs w:val="22"/>
+                <w:lang w:val="en-GB"/>
+              </w:rPr>
+              <w:t>/</w:t>
+            </w:r>
+            <w:r>
+              <w:rPr>
+                <w:rFonts w:ascii="Helvetica" w:hAnsi="Helvetica"/>
+                <w:color w:val="373737"/>
+                <w:sz w:val="23"/>
+                <w:szCs w:val="23"/>
+                <w:shd w:val="clear" w:color="auto" w:fill="FFFFFF"/>
+              </w:rPr>
+              <w:t xml:space="preserve"> </w:t>
+            </w:r>
+            <w:proofErr w:type="spellStart"/>
+            <w:r>
+              <w:rPr>
+                <w:rFonts w:ascii="Calibri Light" w:hAnsi="Calibri Light" w:cs="Calibri Light"/>
+                <w:sz w:val="22"/>
+                <w:szCs w:val="22"/>
+              </w:rPr>
+              <w:t>sprɪnts</w:t>
+            </w:r>
+            <w:proofErr w:type="spellEnd"/>
+            <w:r>
+              <w:rPr>
+                <w:rFonts w:ascii="Calibri Light" w:hAnsi="Calibri Light" w:cs="Calibri Light"/>
+                <w:sz w:val="22"/>
+                <w:szCs w:val="22"/>
+              </w:rPr>
+              <w:t>/</w:t>
+            </w:r>
           </w:p>
         </w:tc>
         <w:tc>
@@ -7254,9 +8660,57 @@
                 <w:rFonts w:ascii="Calibri Light" w:hAnsi="Calibri Light" w:cs="Calibri Light"/>
                 <w:sz w:val="22"/>
                 <w:szCs w:val="22"/>
-                <w:lang w:val="en-GB"/>
-              </w:rPr>
-            </w:pPr>
+                <w:lang w:val="en-US"/>
+              </w:rPr>
+            </w:pPr>
+            <w:r>
+              <w:rPr>
+                <w:rFonts w:ascii="Calibri Light" w:hAnsi="Calibri Light" w:cs="Calibri Light"/>
+                <w:b/>
+                <w:bCs/>
+                <w:sz w:val="22"/>
+                <w:szCs w:val="22"/>
+                <w:lang w:val="en-GB"/>
+              </w:rPr>
+              <w:t>Noun:</w:t>
+            </w:r>
+            <w:r>
+              <w:rPr>
+                <w:rFonts w:ascii="Calibri Light" w:hAnsi="Calibri Light" w:cs="Calibri Light"/>
+                <w:sz w:val="22"/>
+                <w:szCs w:val="22"/>
+                <w:lang w:val="en-GB"/>
+              </w:rPr>
+              <w:t xml:space="preserve"> “</w:t>
+            </w:r>
+            <w:r>
+              <w:rPr>
+                <w:rFonts w:ascii="Calibri Light" w:hAnsi="Calibri Light" w:cs="Calibri Light"/>
+                <w:sz w:val="22"/>
+                <w:szCs w:val="22"/>
+                <w:u w:val="single"/>
+                <w:lang w:val="en-GB"/>
+              </w:rPr>
+              <w:t>Sprint</w:t>
+            </w:r>
+            <w:r>
+              <w:rPr>
+                <w:rFonts w:ascii="Calibri Light" w:hAnsi="Calibri Light" w:cs="Calibri Light"/>
+                <w:sz w:val="22"/>
+                <w:szCs w:val="22"/>
+                <w:lang w:val="en-GB"/>
+              </w:rPr>
+              <w:t xml:space="preserve"> planning is important because without it your development team does not know what they will work on during the Sprint</w:t>
+            </w:r>
+            <w:r>
+              <w:rPr>
+                <w:rFonts w:ascii="Calibri Light" w:hAnsi="Calibri Light" w:cs="Calibri Light"/>
+                <w:sz w:val="22"/>
+                <w:szCs w:val="22"/>
+                <w:lang w:val="en-GB"/>
+              </w:rPr>
+              <w:t>”</w:t>
+            </w:r>
           </w:p>
         </w:tc>
       </w:tr>
@@ -7449,7 +8903,6 @@
           <w:szCs w:val="22"/>
           <w:lang w:val="en-GB"/>
         </w:rPr>
-        <w:lastRenderedPageBreak/>
         <w:t>Activity 3</w:t>
       </w:r>
       <w:r>
@@ -7776,6 +9229,7 @@
           <w:szCs w:val="22"/>
           <w:lang w:val="en-GB"/>
         </w:rPr>
+        <w:lastRenderedPageBreak/>
         <w:t xml:space="preserve">Focus on finding recent and up-to-date information, as the field of </w:t>
       </w:r>
       <w:r>
@@ -8406,7 +9860,27 @@
           <w:szCs w:val="22"/>
           <w:lang w:val="en-GB"/>
         </w:rPr>
-        <w:t>Find case studies or examples of projects, and analy</w:t>
+        <w:t xml:space="preserve">Find case studies or examples of </w:t>
+      </w:r>
+      <w:proofErr w:type="gramStart"/>
+      <w:r>
+        <w:rPr>
+          <w:rFonts w:ascii="Calibri Light" w:hAnsi="Calibri Light" w:cs="Calibri Light"/>
+          <w:sz w:val="22"/>
+          <w:szCs w:val="22"/>
+          <w:lang w:val="en-GB"/>
+        </w:rPr>
+        <w:t>projects, and</w:t>
+      </w:r>
+      <w:proofErr w:type="gramEnd"/>
+      <w:r>
+        <w:rPr>
+          <w:rFonts w:ascii="Calibri Light" w:hAnsi="Calibri Light" w:cs="Calibri Light"/>
+          <w:sz w:val="22"/>
+          <w:szCs w:val="22"/>
+          <w:lang w:val="en-GB"/>
+        </w:rPr>
+        <w:t xml:space="preserve"> analy</w:t>
       </w:r>
       <w:r>
         <w:rPr>
@@ -8583,7 +10057,6 @@
           <w:szCs w:val="22"/>
           <w:lang w:val="en-GB"/>
         </w:rPr>
-        <w:lastRenderedPageBreak/>
         <w:t>Look into how software developers approach problem-solving during the development process.</w:t>
       </w:r>
     </w:p>
@@ -9768,245 +11241,245 @@
           <w:szCs w:val="22"/>
           <w:lang w:val="en-GB"/>
         </w:rPr>
+        <w:t>Relevance:</w:t>
+      </w:r>
+      <w:r>
+        <w:rPr>
+          <w:rFonts w:ascii="Calibri Light" w:hAnsi="Calibri Light" w:cs="Calibri Light"/>
+          <w:sz w:val="22"/>
+          <w:szCs w:val="22"/>
+          <w:lang w:val="en-GB"/>
+        </w:rPr>
+        <w:t xml:space="preserve"> Use examples that clearly relate to and illustrate your points.</w:t>
+      </w:r>
+    </w:p>
+    <w:p>
+      <w:pPr>
+        <w:ind w:firstLine="709"/>
+        <w:rPr>
+          <w:rFonts w:ascii="Calibri Light" w:hAnsi="Calibri Light" w:cs="Calibri Light"/>
+          <w:sz w:val="22"/>
+          <w:szCs w:val="22"/>
+          <w:lang w:val="en-GB"/>
+        </w:rPr>
+      </w:pPr>
+      <w:r>
+        <w:rPr>
+          <w:rFonts w:ascii="Calibri Light" w:hAnsi="Calibri Light" w:cs="Calibri Light"/>
+          <w:b/>
+          <w:bCs/>
+          <w:sz w:val="22"/>
+          <w:szCs w:val="22"/>
+          <w:lang w:val="en-GB"/>
+        </w:rPr>
+        <w:t>Clarity:</w:t>
+      </w:r>
+      <w:r>
+        <w:rPr>
+          <w:rFonts w:ascii="Calibri Light" w:hAnsi="Calibri Light" w:cs="Calibri Light"/>
+          <w:sz w:val="22"/>
+          <w:szCs w:val="22"/>
+          <w:lang w:val="en-GB"/>
+        </w:rPr>
+        <w:t xml:space="preserve"> Explain how each example supports the topic.</w:t>
+      </w:r>
+    </w:p>
+    <w:p>
+      <w:pPr>
+        <w:ind w:firstLine="709"/>
+        <w:rPr>
+          <w:rFonts w:ascii="Calibri Light" w:hAnsi="Calibri Light" w:cs="Calibri Light"/>
+          <w:sz w:val="22"/>
+          <w:szCs w:val="22"/>
+          <w:lang w:val="en-GB"/>
+        </w:rPr>
+      </w:pPr>
+      <w:r>
+        <w:rPr>
+          <w:rFonts w:ascii="Calibri Light" w:hAnsi="Calibri Light" w:cs="Calibri Light"/>
+          <w:b/>
+          <w:bCs/>
+          <w:sz w:val="22"/>
+          <w:szCs w:val="22"/>
+          <w:lang w:val="en-GB"/>
+        </w:rPr>
+        <w:t>Engagement:</w:t>
+      </w:r>
+      <w:r>
+        <w:rPr>
+          <w:rFonts w:ascii="Calibri Light" w:hAnsi="Calibri Light" w:cs="Calibri Light"/>
+          <w:sz w:val="22"/>
+          <w:szCs w:val="22"/>
+          <w:lang w:val="en-GB"/>
+        </w:rPr>
+        <w:t xml:space="preserve"> Choose interesting and engaging examples.</w:t>
+      </w:r>
+    </w:p>
+    <w:p>
+      <w:pPr>
+        <w:rPr>
+          <w:rFonts w:ascii="Calibri Light" w:hAnsi="Calibri Light" w:cs="Calibri Light"/>
+          <w:sz w:val="22"/>
+          <w:szCs w:val="22"/>
+          <w:lang w:val="en-GB"/>
+        </w:rPr>
+      </w:pPr>
+      <w:r>
+        <w:rPr>
+          <w:rFonts w:ascii="Calibri Light" w:hAnsi="Calibri Light" w:cs="Calibri Light"/>
+          <w:b/>
+          <w:bCs/>
+          <w:sz w:val="22"/>
+          <w:szCs w:val="22"/>
+          <w:lang w:val="en-GB"/>
+        </w:rPr>
+        <w:t>Paraphrasing and Clarifying:</w:t>
+      </w:r>
+    </w:p>
+    <w:p>
+      <w:pPr>
+        <w:ind w:firstLine="709"/>
+        <w:rPr>
+          <w:rFonts w:ascii="Calibri Light" w:hAnsi="Calibri Light" w:cs="Calibri Light"/>
+          <w:sz w:val="22"/>
+          <w:szCs w:val="22"/>
+          <w:lang w:val="en-GB"/>
+        </w:rPr>
+      </w:pPr>
+      <w:r>
+        <w:rPr>
+          <w:rFonts w:ascii="Calibri Light" w:hAnsi="Calibri Light" w:cs="Calibri Light"/>
+          <w:b/>
+          <w:bCs/>
+          <w:sz w:val="22"/>
+          <w:szCs w:val="22"/>
+          <w:lang w:val="en-GB"/>
+        </w:rPr>
+        <w:t>Rephrasing:</w:t>
+      </w:r>
+      <w:r>
+        <w:rPr>
+          <w:rFonts w:ascii="Calibri Light" w:hAnsi="Calibri Light" w:cs="Calibri Light"/>
+          <w:sz w:val="22"/>
+          <w:szCs w:val="22"/>
+          <w:lang w:val="en-GB"/>
+        </w:rPr>
+        <w:t xml:space="preserve"> Effectively simplify and clarify complex ideas.</w:t>
+      </w:r>
+    </w:p>
+    <w:p>
+      <w:pPr>
+        <w:ind w:firstLine="709"/>
+        <w:rPr>
+          <w:rFonts w:ascii="Calibri Light" w:hAnsi="Calibri Light" w:cs="Calibri Light"/>
+          <w:sz w:val="22"/>
+          <w:szCs w:val="22"/>
+          <w:lang w:val="en-GB"/>
+        </w:rPr>
+      </w:pPr>
+      <w:r>
+        <w:rPr>
+          <w:rFonts w:ascii="Calibri Light" w:hAnsi="Calibri Light" w:cs="Calibri Light"/>
+          <w:b/>
+          <w:bCs/>
+          <w:sz w:val="22"/>
+          <w:szCs w:val="22"/>
+          <w:lang w:val="en-GB"/>
+        </w:rPr>
+        <w:t>Conciseness:</w:t>
+      </w:r>
+      <w:r>
+        <w:rPr>
+          <w:rFonts w:ascii="Calibri Light" w:hAnsi="Calibri Light" w:cs="Calibri Light"/>
+          <w:sz w:val="22"/>
+          <w:szCs w:val="22"/>
+          <w:lang w:val="en-GB"/>
+        </w:rPr>
+        <w:t xml:space="preserve"> Keep explanations brief and to the point.</w:t>
+      </w:r>
+    </w:p>
+    <w:p>
+      <w:pPr>
+        <w:rPr>
+          <w:rFonts w:ascii="Calibri Light" w:hAnsi="Calibri Light" w:cs="Calibri Light"/>
+          <w:sz w:val="22"/>
+          <w:szCs w:val="22"/>
+          <w:lang w:val="en-GB"/>
+        </w:rPr>
+      </w:pPr>
+    </w:p>
+    <w:p>
+      <w:pPr>
+        <w:rPr>
+          <w:rFonts w:ascii="Calibri Light" w:hAnsi="Calibri Light" w:cs="Calibri Light"/>
+          <w:sz w:val="22"/>
+          <w:szCs w:val="22"/>
+          <w:lang w:val="en-GB"/>
+        </w:rPr>
+      </w:pPr>
+      <w:r>
+        <w:rPr>
+          <w:rFonts w:ascii="Calibri Light" w:hAnsi="Calibri Light" w:cs="Calibri Light"/>
+          <w:b/>
+          <w:bCs/>
+          <w:sz w:val="22"/>
+          <w:szCs w:val="22"/>
+          <w:lang w:val="en-GB"/>
+        </w:rPr>
+        <w:t>Summarising and Drawing Conclusions:</w:t>
+      </w:r>
+    </w:p>
+    <w:p>
+      <w:pPr>
+        <w:ind w:firstLine="709"/>
+        <w:rPr>
+          <w:rFonts w:ascii="Calibri Light" w:hAnsi="Calibri Light" w:cs="Calibri Light"/>
+          <w:sz w:val="22"/>
+          <w:szCs w:val="22"/>
+          <w:lang w:val="en-GB"/>
+        </w:rPr>
+      </w:pPr>
+      <w:r>
+        <w:rPr>
+          <w:rFonts w:ascii="Calibri Light" w:hAnsi="Calibri Light" w:cs="Calibri Light"/>
+          <w:b/>
+          <w:bCs/>
+          <w:sz w:val="22"/>
+          <w:szCs w:val="22"/>
+          <w:lang w:val="en-GB"/>
+        </w:rPr>
+        <w:t>Summarising:</w:t>
+      </w:r>
+      <w:r>
+        <w:rPr>
+          <w:rFonts w:ascii="Calibri Light" w:hAnsi="Calibri Light" w:cs="Calibri Light"/>
+          <w:sz w:val="22"/>
+          <w:szCs w:val="22"/>
+          <w:lang w:val="en-GB"/>
+        </w:rPr>
+        <w:t xml:space="preserve"> Clearly recap the main points at the end of the presentation.</w:t>
+      </w:r>
+    </w:p>
+    <w:p>
+      <w:pPr>
+        <w:ind w:firstLine="709"/>
+        <w:rPr>
+          <w:rFonts w:ascii="Calibri Light" w:hAnsi="Calibri Light" w:cs="Calibri Light"/>
+          <w:sz w:val="22"/>
+          <w:szCs w:val="22"/>
+          <w:lang w:val="en-GB"/>
+        </w:rPr>
+      </w:pPr>
+      <w:r>
+        <w:rPr>
+          <w:rFonts w:ascii="Calibri Light" w:hAnsi="Calibri Light" w:cs="Calibri Light"/>
+          <w:b/>
+          <w:bCs/>
+          <w:sz w:val="22"/>
+          <w:szCs w:val="22"/>
+          <w:lang w:val="en-GB"/>
+        </w:rPr>
         <w:lastRenderedPageBreak/>
-        <w:t>Relevance:</w:t>
-      </w:r>
-      <w:r>
-        <w:rPr>
-          <w:rFonts w:ascii="Calibri Light" w:hAnsi="Calibri Light" w:cs="Calibri Light"/>
-          <w:sz w:val="22"/>
-          <w:szCs w:val="22"/>
-          <w:lang w:val="en-GB"/>
-        </w:rPr>
-        <w:t xml:space="preserve"> Use examples that clearly relate to and illustrate your points.</w:t>
-      </w:r>
-    </w:p>
-    <w:p>
-      <w:pPr>
-        <w:ind w:firstLine="709"/>
-        <w:rPr>
-          <w:rFonts w:ascii="Calibri Light" w:hAnsi="Calibri Light" w:cs="Calibri Light"/>
-          <w:sz w:val="22"/>
-          <w:szCs w:val="22"/>
-          <w:lang w:val="en-GB"/>
-        </w:rPr>
-      </w:pPr>
-      <w:r>
-        <w:rPr>
-          <w:rFonts w:ascii="Calibri Light" w:hAnsi="Calibri Light" w:cs="Calibri Light"/>
-          <w:b/>
-          <w:bCs/>
-          <w:sz w:val="22"/>
-          <w:szCs w:val="22"/>
-          <w:lang w:val="en-GB"/>
-        </w:rPr>
-        <w:t>Clarity:</w:t>
-      </w:r>
-      <w:r>
-        <w:rPr>
-          <w:rFonts w:ascii="Calibri Light" w:hAnsi="Calibri Light" w:cs="Calibri Light"/>
-          <w:sz w:val="22"/>
-          <w:szCs w:val="22"/>
-          <w:lang w:val="en-GB"/>
-        </w:rPr>
-        <w:t xml:space="preserve"> Explain how each example supports the topic.</w:t>
-      </w:r>
-    </w:p>
-    <w:p>
-      <w:pPr>
-        <w:ind w:firstLine="709"/>
-        <w:rPr>
-          <w:rFonts w:ascii="Calibri Light" w:hAnsi="Calibri Light" w:cs="Calibri Light"/>
-          <w:sz w:val="22"/>
-          <w:szCs w:val="22"/>
-          <w:lang w:val="en-GB"/>
-        </w:rPr>
-      </w:pPr>
-      <w:r>
-        <w:rPr>
-          <w:rFonts w:ascii="Calibri Light" w:hAnsi="Calibri Light" w:cs="Calibri Light"/>
-          <w:b/>
-          <w:bCs/>
-          <w:sz w:val="22"/>
-          <w:szCs w:val="22"/>
-          <w:lang w:val="en-GB"/>
-        </w:rPr>
-        <w:t>Engagement:</w:t>
-      </w:r>
-      <w:r>
-        <w:rPr>
-          <w:rFonts w:ascii="Calibri Light" w:hAnsi="Calibri Light" w:cs="Calibri Light"/>
-          <w:sz w:val="22"/>
-          <w:szCs w:val="22"/>
-          <w:lang w:val="en-GB"/>
-        </w:rPr>
-        <w:t xml:space="preserve"> Choose interesting and engaging examples.</w:t>
-      </w:r>
-    </w:p>
-    <w:p>
-      <w:pPr>
-        <w:rPr>
-          <w:rFonts w:ascii="Calibri Light" w:hAnsi="Calibri Light" w:cs="Calibri Light"/>
-          <w:sz w:val="22"/>
-          <w:szCs w:val="22"/>
-          <w:lang w:val="en-GB"/>
-        </w:rPr>
-      </w:pPr>
-      <w:r>
-        <w:rPr>
-          <w:rFonts w:ascii="Calibri Light" w:hAnsi="Calibri Light" w:cs="Calibri Light"/>
-          <w:b/>
-          <w:bCs/>
-          <w:sz w:val="22"/>
-          <w:szCs w:val="22"/>
-          <w:lang w:val="en-GB"/>
-        </w:rPr>
-        <w:t>Paraphrasing and Clarifying:</w:t>
-      </w:r>
-    </w:p>
-    <w:p>
-      <w:pPr>
-        <w:ind w:firstLine="709"/>
-        <w:rPr>
-          <w:rFonts w:ascii="Calibri Light" w:hAnsi="Calibri Light" w:cs="Calibri Light"/>
-          <w:sz w:val="22"/>
-          <w:szCs w:val="22"/>
-          <w:lang w:val="en-GB"/>
-        </w:rPr>
-      </w:pPr>
-      <w:r>
-        <w:rPr>
-          <w:rFonts w:ascii="Calibri Light" w:hAnsi="Calibri Light" w:cs="Calibri Light"/>
-          <w:b/>
-          <w:bCs/>
-          <w:sz w:val="22"/>
-          <w:szCs w:val="22"/>
-          <w:lang w:val="en-GB"/>
-        </w:rPr>
-        <w:t>Rephrasing:</w:t>
-      </w:r>
-      <w:r>
-        <w:rPr>
-          <w:rFonts w:ascii="Calibri Light" w:hAnsi="Calibri Light" w:cs="Calibri Light"/>
-          <w:sz w:val="22"/>
-          <w:szCs w:val="22"/>
-          <w:lang w:val="en-GB"/>
-        </w:rPr>
-        <w:t xml:space="preserve"> Effectively simplify and clarify complex ideas.</w:t>
-      </w:r>
-    </w:p>
-    <w:p>
-      <w:pPr>
-        <w:ind w:firstLine="709"/>
-        <w:rPr>
-          <w:rFonts w:ascii="Calibri Light" w:hAnsi="Calibri Light" w:cs="Calibri Light"/>
-          <w:sz w:val="22"/>
-          <w:szCs w:val="22"/>
-          <w:lang w:val="en-GB"/>
-        </w:rPr>
-      </w:pPr>
-      <w:r>
-        <w:rPr>
-          <w:rFonts w:ascii="Calibri Light" w:hAnsi="Calibri Light" w:cs="Calibri Light"/>
-          <w:b/>
-          <w:bCs/>
-          <w:sz w:val="22"/>
-          <w:szCs w:val="22"/>
-          <w:lang w:val="en-GB"/>
-        </w:rPr>
-        <w:t>Conciseness:</w:t>
-      </w:r>
-      <w:r>
-        <w:rPr>
-          <w:rFonts w:ascii="Calibri Light" w:hAnsi="Calibri Light" w:cs="Calibri Light"/>
-          <w:sz w:val="22"/>
-          <w:szCs w:val="22"/>
-          <w:lang w:val="en-GB"/>
-        </w:rPr>
-        <w:t xml:space="preserve"> Keep explanations brief and to the point.</w:t>
-      </w:r>
-    </w:p>
-    <w:p>
-      <w:pPr>
-        <w:rPr>
-          <w:rFonts w:ascii="Calibri Light" w:hAnsi="Calibri Light" w:cs="Calibri Light"/>
-          <w:sz w:val="22"/>
-          <w:szCs w:val="22"/>
-          <w:lang w:val="en-GB"/>
-        </w:rPr>
-      </w:pPr>
-    </w:p>
-    <w:p>
-      <w:pPr>
-        <w:rPr>
-          <w:rFonts w:ascii="Calibri Light" w:hAnsi="Calibri Light" w:cs="Calibri Light"/>
-          <w:sz w:val="22"/>
-          <w:szCs w:val="22"/>
-          <w:lang w:val="en-GB"/>
-        </w:rPr>
-      </w:pPr>
-      <w:r>
-        <w:rPr>
-          <w:rFonts w:ascii="Calibri Light" w:hAnsi="Calibri Light" w:cs="Calibri Light"/>
-          <w:b/>
-          <w:bCs/>
-          <w:sz w:val="22"/>
-          <w:szCs w:val="22"/>
-          <w:lang w:val="en-GB"/>
-        </w:rPr>
-        <w:t>Summarising and Drawing Conclusions:</w:t>
-      </w:r>
-    </w:p>
-    <w:p>
-      <w:pPr>
-        <w:ind w:firstLine="709"/>
-        <w:rPr>
-          <w:rFonts w:ascii="Calibri Light" w:hAnsi="Calibri Light" w:cs="Calibri Light"/>
-          <w:sz w:val="22"/>
-          <w:szCs w:val="22"/>
-          <w:lang w:val="en-GB"/>
-        </w:rPr>
-      </w:pPr>
-      <w:r>
-        <w:rPr>
-          <w:rFonts w:ascii="Calibri Light" w:hAnsi="Calibri Light" w:cs="Calibri Light"/>
-          <w:b/>
-          <w:bCs/>
-          <w:sz w:val="22"/>
-          <w:szCs w:val="22"/>
-          <w:lang w:val="en-GB"/>
-        </w:rPr>
-        <w:t>Summarising:</w:t>
-      </w:r>
-      <w:r>
-        <w:rPr>
-          <w:rFonts w:ascii="Calibri Light" w:hAnsi="Calibri Light" w:cs="Calibri Light"/>
-          <w:sz w:val="22"/>
-          <w:szCs w:val="22"/>
-          <w:lang w:val="en-GB"/>
-        </w:rPr>
-        <w:t xml:space="preserve"> Clearly recap the main points at the end of the presentation.</w:t>
-      </w:r>
-    </w:p>
-    <w:p>
-      <w:pPr>
-        <w:ind w:firstLine="709"/>
-        <w:rPr>
-          <w:rFonts w:ascii="Calibri Light" w:hAnsi="Calibri Light" w:cs="Calibri Light"/>
-          <w:sz w:val="22"/>
-          <w:szCs w:val="22"/>
-          <w:lang w:val="en-GB"/>
-        </w:rPr>
-      </w:pPr>
-      <w:r>
-        <w:rPr>
-          <w:rFonts w:ascii="Calibri Light" w:hAnsi="Calibri Light" w:cs="Calibri Light"/>
-          <w:b/>
-          <w:bCs/>
-          <w:sz w:val="22"/>
-          <w:szCs w:val="22"/>
-          <w:lang w:val="en-GB"/>
-        </w:rPr>
         <w:t>Conclusions:</w:t>
       </w:r>
       <w:r>
@@ -10718,12 +12191,12 @@
                       <a:effectLst/>
                       <a:extLst>
                         <a:ext uri="{909E8E84-426E-40dd-AFC4-6F175D3DCCD1}">
-                          <a14:hiddenFill xmlns:a14="http://schemas.microsoft.com/office/drawing/2010/main" xmlns:w="http://schemas.openxmlformats.org/wordprocessingml/2006/main" xmlns:w10="urn:schemas-microsoft-com:office:word" xmlns:v="urn:schemas-microsoft-com:vml" xmlns:o="urn:schemas-microsoft-com:office:office" xmlns:mv="urn:schemas-microsoft-com:mac:vml" xmlns:mo="http://schemas.microsoft.com/office/mac/office/2008/main" xmlns="">
+                          <a14:hiddenFill xmlns="" xmlns:mo="http://schemas.microsoft.com/office/mac/office/2008/main" xmlns:mv="urn:schemas-microsoft-com:mac:vml" xmlns:o="urn:schemas-microsoft-com:office:office" xmlns:v="urn:schemas-microsoft-com:vml" xmlns:w10="urn:schemas-microsoft-com:office:word" xmlns:w="http://schemas.openxmlformats.org/wordprocessingml/2006/main" xmlns:a14="http://schemas.microsoft.com/office/drawing/2010/main">
                             <a:noFill/>
                           </a14:hiddenFill>
                         </a:ext>
                         <a:ext uri="{AF507438-7753-43e0-B8FC-AC1667EBCBE1}">
-                          <a14:hiddenEffects xmlns:a14="http://schemas.microsoft.com/office/drawing/2010/main" xmlns:w="http://schemas.openxmlformats.org/wordprocessingml/2006/main" xmlns:w10="urn:schemas-microsoft-com:office:word" xmlns:v="urn:schemas-microsoft-com:vml" xmlns:o="urn:schemas-microsoft-com:office:office" xmlns:mv="urn:schemas-microsoft-com:mac:vml" xmlns:mo="http://schemas.microsoft.com/office/mac/office/2008/main" xmlns="">
+                          <a14:hiddenEffects xmlns="" xmlns:mo="http://schemas.microsoft.com/office/mac/office/2008/main" xmlns:mv="urn:schemas-microsoft-com:mac:vml" xmlns:o="urn:schemas-microsoft-com:office:office" xmlns:v="urn:schemas-microsoft-com:vml" xmlns:w10="urn:schemas-microsoft-com:office:word" xmlns:w="http://schemas.openxmlformats.org/wordprocessingml/2006/main" xmlns:a14="http://schemas.microsoft.com/office/drawing/2010/main">
                             <a:effectLst>
                               <a:outerShdw dist="35921" dir="2700000" algn="ctr" rotWithShape="0">
                                 <a:srgbClr val="808080"/>
@@ -10963,12 +12436,12 @@
                       <a:effectLst/>
                       <a:extLst>
                         <a:ext uri="{909E8E84-426E-40dd-AFC4-6F175D3DCCD1}">
-                          <a14:hiddenFill xmlns:a14="http://schemas.microsoft.com/office/drawing/2010/main" xmlns:w="http://schemas.openxmlformats.org/wordprocessingml/2006/main" xmlns:w10="urn:schemas-microsoft-com:office:word" xmlns:v="urn:schemas-microsoft-com:vml" xmlns:o="urn:schemas-microsoft-com:office:office" xmlns:mv="urn:schemas-microsoft-com:mac:vml" xmlns:mo="http://schemas.microsoft.com/office/mac/office/2008/main" xmlns="">
+                          <a14:hiddenFill xmlns="" xmlns:mo="http://schemas.microsoft.com/office/mac/office/2008/main" xmlns:mv="urn:schemas-microsoft-com:mac:vml" xmlns:o="urn:schemas-microsoft-com:office:office" xmlns:v="urn:schemas-microsoft-com:vml" xmlns:w10="urn:schemas-microsoft-com:office:word" xmlns:w="http://schemas.openxmlformats.org/wordprocessingml/2006/main" xmlns:a14="http://schemas.microsoft.com/office/drawing/2010/main">
                             <a:noFill/>
                           </a14:hiddenFill>
                         </a:ext>
                         <a:ext uri="{AF507438-7753-43e0-B8FC-AC1667EBCBE1}">
-                          <a14:hiddenEffects xmlns:a14="http://schemas.microsoft.com/office/drawing/2010/main" xmlns:w="http://schemas.openxmlformats.org/wordprocessingml/2006/main" xmlns:w10="urn:schemas-microsoft-com:office:word" xmlns:v="urn:schemas-microsoft-com:vml" xmlns:o="urn:schemas-microsoft-com:office:office" xmlns:mv="urn:schemas-microsoft-com:mac:vml" xmlns:mo="http://schemas.microsoft.com/office/mac/office/2008/main" xmlns="">
+                          <a14:hiddenEffects xmlns="" xmlns:mo="http://schemas.microsoft.com/office/mac/office/2008/main" xmlns:mv="urn:schemas-microsoft-com:mac:vml" xmlns:o="urn:schemas-microsoft-com:office:office" xmlns:v="urn:schemas-microsoft-com:vml" xmlns:w10="urn:schemas-microsoft-com:office:word" xmlns:w="http://schemas.openxmlformats.org/wordprocessingml/2006/main" xmlns:a14="http://schemas.microsoft.com/office/drawing/2010/main">
                             <a:effectLst>
                               <a:outerShdw dist="35921" dir="2700000" algn="ctr" rotWithShape="0">
                                 <a:srgbClr val="808080"/>
@@ -15392,6 +16865,10 @@
 </file>
 
 <file path=customXml/item1.xml><?xml version="1.0" encoding="utf-8"?>
+<b:Sources xmlns:b="http://schemas.openxmlformats.org/officeDocument/2006/bibliography" xmlns="http://schemas.openxmlformats.org/officeDocument/2006/bibliography" SelectedStyle="\APA.XSL" StyleName="APA"/>
+</file>
+
+<file path=customXml/item2.xml><?xml version="1.0" encoding="utf-8"?>
 <p:properties xmlns:p="http://schemas.microsoft.com/office/2006/metadata/properties" xmlns:xsi="http://www.w3.org/2001/XMLSchema-instance" xmlns:pc="http://schemas.microsoft.com/office/infopath/2007/PartnerControls">
   <documentManagement>
     <TaxCatchAll xmlns="4f771752-b0a9-4cef-9955-64f504e7729b" xsi:nil="true"/>
@@ -15402,11 +16879,16 @@
 </p:properties>
 </file>
 
-<file path=customXml/item2.xml><?xml version="1.0" encoding="utf-8"?>
-<b:Sources xmlns:b="http://schemas.openxmlformats.org/officeDocument/2006/bibliography" xmlns="http://schemas.openxmlformats.org/officeDocument/2006/bibliography" SelectedStyle="\APA.XSL" StyleName="APA"/>
+<file path=customXml/item3.xml><?xml version="1.0" encoding="utf-8"?>
+<?mso-contentType ?>
+<FormTemplates xmlns="http://schemas.microsoft.com/sharepoint/v3/contenttype/forms">
+  <Display>DocumentLibraryForm</Display>
+  <Edit>DocumentLibraryForm</Edit>
+  <New>DocumentLibraryForm</New>
+</FormTemplates>
 </file>
 
-<file path=customXml/item3.xml><?xml version="1.0" encoding="utf-8"?>
+<file path=customXml/item4.xml><?xml version="1.0" encoding="utf-8"?>
 <ct:contentTypeSchema xmlns:ct="http://schemas.microsoft.com/office/2006/metadata/contentType" xmlns:ma="http://schemas.microsoft.com/office/2006/metadata/properties/metaAttributes" ct:_="" ma:_="" ma:contentTypeName="Document" ma:contentTypeID="0x0101003FC6B70E86B53044B57F28FA064E3A8B" ma:contentTypeVersion="10" ma:contentTypeDescription="Create a new document." ma:contentTypeScope="" ma:versionID="15087c304d0823903f5aa589b9d73fae">
   <xsd:schema xmlns:xsd="http://www.w3.org/2001/XMLSchema" xmlns:xs="http://www.w3.org/2001/XMLSchema" xmlns:p="http://schemas.microsoft.com/office/2006/metadata/properties" xmlns:ns2="91c143d3-a9f5-49db-af05-cc5c11c3d24a" xmlns:ns3="4f771752-b0a9-4cef-9955-64f504e7729b" targetNamespace="http://schemas.microsoft.com/office/2006/metadata/properties" ma:root="true" ma:fieldsID="d3c5f896f788b075ce44f9ad1af499f4" ns2:_="" ns3:_="">
     <xsd:import namespace="91c143d3-a9f5-49db-af05-cc5c11c3d24a"/>
@@ -15593,16 +17075,15 @@
 </ct:contentTypeSchema>
 </file>
 
-<file path=customXml/item4.xml><?xml version="1.0" encoding="utf-8"?>
-<?mso-contentType ?>
-<FormTemplates xmlns="http://schemas.microsoft.com/sharepoint/v3/contenttype/forms">
-  <Display>DocumentLibraryForm</Display>
-  <Edit>DocumentLibraryForm</Edit>
-  <New>DocumentLibraryForm</New>
-</FormTemplates>
+<file path=customXml/itemProps1.xml><?xml version="1.0" encoding="utf-8"?>
+<ds:datastoreItem xmlns:ds="http://schemas.openxmlformats.org/officeDocument/2006/customXml" ds:itemID="{8519F259-6749-4F08-A1F7-927EC61E8BBA}">
+  <ds:schemaRefs>
+    <ds:schemaRef ds:uri="http://schemas.openxmlformats.org/officeDocument/2006/bibliography"/>
+  </ds:schemaRefs>
+</ds:datastoreItem>
 </file>
 
-<file path=customXml/itemProps1.xml><?xml version="1.0" encoding="utf-8"?>
+<file path=customXml/itemProps2.xml><?xml version="1.0" encoding="utf-8"?>
 <ds:datastoreItem xmlns:ds="http://schemas.openxmlformats.org/officeDocument/2006/customXml" ds:itemID="{588AA2FC-8CE2-464D-8D87-6CAA1BC0DA9B}">
   <ds:schemaRefs>
     <ds:schemaRef ds:uri="http://schemas.microsoft.com/office/2006/metadata/properties"/>
@@ -15613,15 +17094,15 @@
 </ds:datastoreItem>
 </file>
 
-<file path=customXml/itemProps2.xml><?xml version="1.0" encoding="utf-8"?>
-<ds:datastoreItem xmlns:ds="http://schemas.openxmlformats.org/officeDocument/2006/customXml" ds:itemID="{8519F259-6749-4F08-A1F7-927EC61E8BBA}">
+<file path=customXml/itemProps3.xml><?xml version="1.0" encoding="utf-8"?>
+<ds:datastoreItem xmlns:ds="http://schemas.openxmlformats.org/officeDocument/2006/customXml" ds:itemID="{DF61D809-4BDD-43DB-B1C9-3D3C3A56A32B}">
   <ds:schemaRefs>
-    <ds:schemaRef ds:uri="http://schemas.openxmlformats.org/officeDocument/2006/bibliography"/>
+    <ds:schemaRef ds:uri="http://schemas.microsoft.com/sharepoint/v3/contenttype/forms"/>
   </ds:schemaRefs>
 </ds:datastoreItem>
 </file>
 
-<file path=customXml/itemProps3.xml><?xml version="1.0" encoding="utf-8"?>
+<file path=customXml/itemProps4.xml><?xml version="1.0" encoding="utf-8"?>
 <ds:datastoreItem xmlns:ds="http://schemas.openxmlformats.org/officeDocument/2006/customXml" ds:itemID="{0D870C0E-7FB0-49B6-8C81-146D372CBBF2}">
   <ds:schemaRefs>
     <ds:schemaRef ds:uri="http://schemas.microsoft.com/office/2006/metadata/contentType"/>
@@ -15638,12 +17119,4 @@
     <ds:schemaRef ds:uri="http://schemas.microsoft.com/internal/obd"/>
   </ds:schemaRefs>
 </ds:datastoreItem>
-</file>
-
-<file path=customXml/itemProps4.xml><?xml version="1.0" encoding="utf-8"?>
-<ds:datastoreItem xmlns:ds="http://schemas.openxmlformats.org/officeDocument/2006/customXml" ds:itemID="{DF61D809-4BDD-43DB-B1C9-3D3C3A56A32B}">
-  <ds:schemaRefs>
-    <ds:schemaRef ds:uri="http://schemas.microsoft.com/sharepoint/v3/contenttype/forms"/>
-  </ds:schemaRefs>
-</ds:datastoreItem>
 </file>